--- a/ТЗ 16_10_2026 (ГОСТ 34.602-2020).docx
+++ b/ТЗ 16_10_2026 (ГОСТ 34.602-2020).docx
@@ -1283,11 +1283,15 @@
         <w:t>СОДЕРЖАНИЕ</w:t>
       </w:r>
     </w:p>
+    <w:bookmarkStart w:id="0" w:name="_GoBack"/>
+    <w:bookmarkEnd w:id="0"/>
     <w:p>
       <w:pPr>
         <w:pStyle w:val="12"/>
         <w:rPr>
-          <w:rFonts w:ascii="Calibri" w:eastAsia="Times New Roman" w:hAnsi="Calibri"/>
+          <w:rFonts w:asciiTheme="minorHAnsi" w:eastAsiaTheme="minorEastAsia" w:hAnsiTheme="minorHAnsi" w:cstheme="minorBidi"/>
+          <w:b w:val="0"/>
+          <w:caps w:val="0"/>
           <w:noProof/>
           <w:sz w:val="22"/>
           <w:lang w:eastAsia="ru-RU"/>
@@ -1311,7 +1315,7 @@
         </w:rPr>
         <w:fldChar w:fldCharType="separate"/>
       </w:r>
-      <w:hyperlink w:anchor="_Toc109900557" w:history="1">
+      <w:hyperlink w:anchor="_Toc243045296" w:history="1">
         <w:r>
           <w:rPr>
             <w:rStyle w:val="af9"/>
@@ -1321,7 +1325,9 @@
         </w:r>
         <w:r>
           <w:rPr>
-            <w:rFonts w:ascii="Calibri" w:eastAsia="Times New Roman" w:hAnsi="Calibri"/>
+            <w:rFonts w:asciiTheme="minorHAnsi" w:eastAsiaTheme="minorEastAsia" w:hAnsiTheme="minorHAnsi" w:cstheme="minorBidi"/>
+            <w:b w:val="0"/>
+            <w:caps w:val="0"/>
             <w:noProof/>
             <w:sz w:val="22"/>
             <w:lang w:eastAsia="ru-RU"/>
@@ -1354,7 +1360,7 @@
             <w:noProof/>
             <w:webHidden/>
           </w:rPr>
-          <w:instrText xml:space="preserve"> PAGEREF _Toc109900557 \h </w:instrText>
+          <w:instrText xml:space="preserve"> PAGEREF _Toc243045296 \h </w:instrText>
         </w:r>
         <w:r>
           <w:rPr>
@@ -1393,14 +1399,14 @@
           <w:tab w:val="right" w:leader="dot" w:pos="9345"/>
         </w:tabs>
         <w:rPr>
-          <w:rFonts w:ascii="Calibri" w:eastAsia="Times New Roman" w:hAnsi="Calibri"/>
+          <w:rFonts w:asciiTheme="minorHAnsi" w:eastAsiaTheme="minorEastAsia" w:hAnsiTheme="minorHAnsi" w:cstheme="minorBidi"/>
           <w:b w:val="0"/>
           <w:noProof/>
           <w:sz w:val="22"/>
           <w:lang w:eastAsia="ru-RU"/>
         </w:rPr>
       </w:pPr>
-      <w:hyperlink w:anchor="_Toc109900558" w:history="1">
+      <w:hyperlink w:anchor="_Toc243045297" w:history="1">
         <w:r>
           <w:rPr>
             <w:rStyle w:val="af9"/>
@@ -1410,7 +1416,7 @@
         </w:r>
         <w:r>
           <w:rPr>
-            <w:rFonts w:ascii="Calibri" w:eastAsia="Times New Roman" w:hAnsi="Calibri"/>
+            <w:rFonts w:asciiTheme="minorHAnsi" w:eastAsiaTheme="minorEastAsia" w:hAnsiTheme="minorHAnsi" w:cstheme="minorBidi"/>
             <w:b w:val="0"/>
             <w:noProof/>
             <w:sz w:val="22"/>
@@ -1444,7 +1450,7 @@
             <w:noProof/>
             <w:webHidden/>
           </w:rPr>
-          <w:instrText xml:space="preserve"> PAGEREF _Toc109900558 \h </w:instrText>
+          <w:instrText xml:space="preserve"> PAGEREF _Toc243045297 \h </w:instrText>
         </w:r>
         <w:r>
           <w:rPr>
@@ -1483,14 +1489,14 @@
           <w:tab w:val="right" w:leader="dot" w:pos="9345"/>
         </w:tabs>
         <w:rPr>
-          <w:rFonts w:ascii="Calibri" w:eastAsia="Times New Roman" w:hAnsi="Calibri"/>
+          <w:rFonts w:asciiTheme="minorHAnsi" w:eastAsiaTheme="minorEastAsia" w:hAnsiTheme="minorHAnsi" w:cstheme="minorBidi"/>
           <w:b w:val="0"/>
           <w:noProof/>
           <w:sz w:val="22"/>
           <w:lang w:eastAsia="ru-RU"/>
         </w:rPr>
       </w:pPr>
-      <w:hyperlink w:anchor="_Toc109900559" w:history="1">
+      <w:hyperlink w:anchor="_Toc243045298" w:history="1">
         <w:r>
           <w:rPr>
             <w:rStyle w:val="af9"/>
@@ -1500,7 +1506,7 @@
         </w:r>
         <w:r>
           <w:rPr>
-            <w:rFonts w:ascii="Calibri" w:eastAsia="Times New Roman" w:hAnsi="Calibri"/>
+            <w:rFonts w:asciiTheme="minorHAnsi" w:eastAsiaTheme="minorEastAsia" w:hAnsiTheme="minorHAnsi" w:cstheme="minorBidi"/>
             <w:b w:val="0"/>
             <w:noProof/>
             <w:sz w:val="22"/>
@@ -1534,7 +1540,7 @@
             <w:noProof/>
             <w:webHidden/>
           </w:rPr>
-          <w:instrText xml:space="preserve"> PAGEREF _Toc109900559 \h </w:instrText>
+          <w:instrText xml:space="preserve"> PAGEREF _Toc243045298 \h </w:instrText>
         </w:r>
         <w:r>
           <w:rPr>
@@ -1573,14 +1579,14 @@
           <w:tab w:val="right" w:leader="dot" w:pos="9345"/>
         </w:tabs>
         <w:rPr>
-          <w:rFonts w:ascii="Calibri" w:eastAsia="Times New Roman" w:hAnsi="Calibri"/>
+          <w:rFonts w:asciiTheme="minorHAnsi" w:eastAsiaTheme="minorEastAsia" w:hAnsiTheme="minorHAnsi" w:cstheme="minorBidi"/>
           <w:b w:val="0"/>
           <w:noProof/>
           <w:sz w:val="22"/>
           <w:lang w:eastAsia="ru-RU"/>
         </w:rPr>
       </w:pPr>
-      <w:hyperlink w:anchor="_Toc109900560" w:history="1">
+      <w:hyperlink w:anchor="_Toc243045299" w:history="1">
         <w:r>
           <w:rPr>
             <w:rStyle w:val="af9"/>
@@ -1590,7 +1596,7 @@
         </w:r>
         <w:r>
           <w:rPr>
-            <w:rFonts w:ascii="Calibri" w:eastAsia="Times New Roman" w:hAnsi="Calibri"/>
+            <w:rFonts w:asciiTheme="minorHAnsi" w:eastAsiaTheme="minorEastAsia" w:hAnsiTheme="minorHAnsi" w:cstheme="minorBidi"/>
             <w:b w:val="0"/>
             <w:noProof/>
             <w:sz w:val="22"/>
@@ -1624,7 +1630,7 @@
             <w:noProof/>
             <w:webHidden/>
           </w:rPr>
-          <w:instrText xml:space="preserve"> PAGEREF _Toc109900560 \h </w:instrText>
+          <w:instrText xml:space="preserve"> PAGEREF _Toc243045299 \h </w:instrText>
         </w:r>
         <w:r>
           <w:rPr>
@@ -1663,14 +1669,14 @@
           <w:tab w:val="right" w:leader="dot" w:pos="9345"/>
         </w:tabs>
         <w:rPr>
-          <w:rFonts w:ascii="Calibri" w:eastAsia="Times New Roman" w:hAnsi="Calibri"/>
+          <w:rFonts w:asciiTheme="minorHAnsi" w:eastAsiaTheme="minorEastAsia" w:hAnsiTheme="minorHAnsi" w:cstheme="minorBidi"/>
           <w:b w:val="0"/>
           <w:noProof/>
           <w:sz w:val="22"/>
           <w:lang w:eastAsia="ru-RU"/>
         </w:rPr>
       </w:pPr>
-      <w:hyperlink w:anchor="_Toc109900561" w:history="1">
+      <w:hyperlink w:anchor="_Toc243045300" w:history="1">
         <w:r>
           <w:rPr>
             <w:rStyle w:val="af9"/>
@@ -1680,7 +1686,7 @@
         </w:r>
         <w:r>
           <w:rPr>
-            <w:rFonts w:ascii="Calibri" w:eastAsia="Times New Roman" w:hAnsi="Calibri"/>
+            <w:rFonts w:asciiTheme="minorHAnsi" w:eastAsiaTheme="minorEastAsia" w:hAnsiTheme="minorHAnsi" w:cstheme="minorBidi"/>
             <w:b w:val="0"/>
             <w:noProof/>
             <w:sz w:val="22"/>
@@ -1714,7 +1720,7 @@
             <w:noProof/>
             <w:webHidden/>
           </w:rPr>
-          <w:instrText xml:space="preserve"> PAGEREF _Toc109900561 \h </w:instrText>
+          <w:instrText xml:space="preserve"> PAGEREF _Toc243045300 \h </w:instrText>
         </w:r>
         <w:r>
           <w:rPr>
@@ -1734,7 +1740,371 @@
             <w:noProof/>
             <w:webHidden/>
           </w:rPr>
-          <w:t>8</w:t>
+          <w:t>7</w:t>
+        </w:r>
+        <w:r>
+          <w:rPr>
+            <w:noProof/>
+            <w:webHidden/>
+          </w:rPr>
+          <w:fldChar w:fldCharType="end"/>
+        </w:r>
+      </w:hyperlink>
+    </w:p>
+    <w:p>
+      <w:pPr>
+        <w:pStyle w:val="21"/>
+        <w:tabs>
+          <w:tab w:val="left" w:pos="1200"/>
+          <w:tab w:val="right" w:leader="dot" w:pos="9345"/>
+        </w:tabs>
+        <w:rPr>
+          <w:rFonts w:asciiTheme="minorHAnsi" w:eastAsiaTheme="minorEastAsia" w:hAnsiTheme="minorHAnsi" w:cstheme="minorBidi"/>
+          <w:b w:val="0"/>
+          <w:noProof/>
+          <w:sz w:val="22"/>
+          <w:lang w:eastAsia="ru-RU"/>
+        </w:rPr>
+      </w:pPr>
+      <w:hyperlink w:anchor="_Toc243045301" w:history="1">
+        <w:r>
+          <w:rPr>
+            <w:rStyle w:val="af9"/>
+            <w:rFonts w:ascii="Symbol" w:hAnsi="Symbol"/>
+            <w:noProof/>
+          </w:rPr>
+          <w:t></w:t>
+        </w:r>
+        <w:r>
+          <w:rPr>
+            <w:rFonts w:asciiTheme="minorHAnsi" w:eastAsiaTheme="minorEastAsia" w:hAnsiTheme="minorHAnsi" w:cstheme="minorBidi"/>
+            <w:b w:val="0"/>
+            <w:noProof/>
+            <w:sz w:val="22"/>
+            <w:lang w:eastAsia="ru-RU"/>
+          </w:rPr>
+          <w:tab/>
+        </w:r>
+        <w:r>
+          <w:rPr>
+            <w:rStyle w:val="af9"/>
+            <w:noProof/>
+          </w:rPr>
+          <w:t>ГОСТ 34.602-2020</w:t>
+        </w:r>
+        <w:r>
+          <w:rPr>
+            <w:noProof/>
+            <w:webHidden/>
+          </w:rPr>
+          <w:tab/>
+        </w:r>
+        <w:r>
+          <w:rPr>
+            <w:noProof/>
+            <w:webHidden/>
+          </w:rPr>
+          <w:fldChar w:fldCharType="begin"/>
+        </w:r>
+        <w:r>
+          <w:rPr>
+            <w:noProof/>
+            <w:webHidden/>
+          </w:rPr>
+          <w:instrText xml:space="preserve"> PAGEREF _Toc243045301 \h </w:instrText>
+        </w:r>
+        <w:r>
+          <w:rPr>
+            <w:noProof/>
+            <w:webHidden/>
+          </w:rPr>
+        </w:r>
+        <w:r>
+          <w:rPr>
+            <w:noProof/>
+            <w:webHidden/>
+          </w:rPr>
+          <w:fldChar w:fldCharType="separate"/>
+        </w:r>
+        <w:r>
+          <w:rPr>
+            <w:noProof/>
+            <w:webHidden/>
+          </w:rPr>
+          <w:t>7</w:t>
+        </w:r>
+        <w:r>
+          <w:rPr>
+            <w:noProof/>
+            <w:webHidden/>
+          </w:rPr>
+          <w:fldChar w:fldCharType="end"/>
+        </w:r>
+      </w:hyperlink>
+    </w:p>
+    <w:p>
+      <w:pPr>
+        <w:pStyle w:val="21"/>
+        <w:tabs>
+          <w:tab w:val="left" w:pos="1200"/>
+          <w:tab w:val="right" w:leader="dot" w:pos="9345"/>
+        </w:tabs>
+        <w:rPr>
+          <w:rFonts w:asciiTheme="minorHAnsi" w:eastAsiaTheme="minorEastAsia" w:hAnsiTheme="minorHAnsi" w:cstheme="minorBidi"/>
+          <w:b w:val="0"/>
+          <w:noProof/>
+          <w:sz w:val="22"/>
+          <w:lang w:eastAsia="ru-RU"/>
+        </w:rPr>
+      </w:pPr>
+      <w:hyperlink w:anchor="_Toc243045302" w:history="1">
+        <w:r>
+          <w:rPr>
+            <w:rStyle w:val="af9"/>
+            <w:rFonts w:ascii="Symbol" w:hAnsi="Symbol"/>
+            <w:noProof/>
+          </w:rPr>
+          <w:t></w:t>
+        </w:r>
+        <w:r>
+          <w:rPr>
+            <w:rFonts w:asciiTheme="minorHAnsi" w:eastAsiaTheme="minorEastAsia" w:hAnsiTheme="minorHAnsi" w:cstheme="minorBidi"/>
+            <w:b w:val="0"/>
+            <w:noProof/>
+            <w:sz w:val="22"/>
+            <w:lang w:eastAsia="ru-RU"/>
+          </w:rPr>
+          <w:tab/>
+        </w:r>
+        <w:r>
+          <w:rPr>
+            <w:rStyle w:val="af9"/>
+            <w:noProof/>
+          </w:rPr>
+          <w:t>«Техническое задание на создание автоматизированной системы».</w:t>
+        </w:r>
+        <w:r>
+          <w:rPr>
+            <w:noProof/>
+            <w:webHidden/>
+          </w:rPr>
+          <w:tab/>
+        </w:r>
+        <w:r>
+          <w:rPr>
+            <w:noProof/>
+            <w:webHidden/>
+          </w:rPr>
+          <w:fldChar w:fldCharType="begin"/>
+        </w:r>
+        <w:r>
+          <w:rPr>
+            <w:noProof/>
+            <w:webHidden/>
+          </w:rPr>
+          <w:instrText xml:space="preserve"> PAGEREF _Toc243045302 \h </w:instrText>
+        </w:r>
+        <w:r>
+          <w:rPr>
+            <w:noProof/>
+            <w:webHidden/>
+          </w:rPr>
+        </w:r>
+        <w:r>
+          <w:rPr>
+            <w:noProof/>
+            <w:webHidden/>
+          </w:rPr>
+          <w:fldChar w:fldCharType="separate"/>
+        </w:r>
+        <w:r>
+          <w:rPr>
+            <w:noProof/>
+            <w:webHidden/>
+          </w:rPr>
+          <w:t>7</w:t>
+        </w:r>
+        <w:r>
+          <w:rPr>
+            <w:noProof/>
+            <w:webHidden/>
+          </w:rPr>
+          <w:fldChar w:fldCharType="end"/>
+        </w:r>
+      </w:hyperlink>
+    </w:p>
+    <w:p>
+      <w:pPr>
+        <w:pStyle w:val="21"/>
+        <w:tabs>
+          <w:tab w:val="left" w:pos="1200"/>
+          <w:tab w:val="right" w:leader="dot" w:pos="9345"/>
+        </w:tabs>
+        <w:rPr>
+          <w:rFonts w:asciiTheme="minorHAnsi" w:eastAsiaTheme="minorEastAsia" w:hAnsiTheme="minorHAnsi" w:cstheme="minorBidi"/>
+          <w:b w:val="0"/>
+          <w:noProof/>
+          <w:sz w:val="22"/>
+          <w:lang w:eastAsia="ru-RU"/>
+        </w:rPr>
+      </w:pPr>
+      <w:hyperlink w:anchor="_Toc243045303" w:history="1">
+        <w:r>
+          <w:rPr>
+            <w:rStyle w:val="af9"/>
+            <w:rFonts w:ascii="Symbol" w:hAnsi="Symbol"/>
+            <w:noProof/>
+          </w:rPr>
+          <w:t></w:t>
+        </w:r>
+        <w:r>
+          <w:rPr>
+            <w:rFonts w:asciiTheme="minorHAnsi" w:eastAsiaTheme="minorEastAsia" w:hAnsiTheme="minorHAnsi" w:cstheme="minorBidi"/>
+            <w:b w:val="0"/>
+            <w:noProof/>
+            <w:sz w:val="22"/>
+            <w:lang w:eastAsia="ru-RU"/>
+          </w:rPr>
+          <w:tab/>
+        </w:r>
+        <w:r>
+          <w:rPr>
+            <w:rStyle w:val="af9"/>
+            <w:noProof/>
+          </w:rPr>
+          <w:t>Устав проекта от 23.09.2026.</w:t>
+        </w:r>
+        <w:r>
+          <w:rPr>
+            <w:noProof/>
+            <w:webHidden/>
+          </w:rPr>
+          <w:tab/>
+        </w:r>
+        <w:r>
+          <w:rPr>
+            <w:noProof/>
+            <w:webHidden/>
+          </w:rPr>
+          <w:fldChar w:fldCharType="begin"/>
+        </w:r>
+        <w:r>
+          <w:rPr>
+            <w:noProof/>
+            <w:webHidden/>
+          </w:rPr>
+          <w:instrText xml:space="preserve"> PAGEREF _Toc243045303 \h </w:instrText>
+        </w:r>
+        <w:r>
+          <w:rPr>
+            <w:noProof/>
+            <w:webHidden/>
+          </w:rPr>
+        </w:r>
+        <w:r>
+          <w:rPr>
+            <w:noProof/>
+            <w:webHidden/>
+          </w:rPr>
+          <w:fldChar w:fldCharType="separate"/>
+        </w:r>
+        <w:r>
+          <w:rPr>
+            <w:noProof/>
+            <w:webHidden/>
+          </w:rPr>
+          <w:t>7</w:t>
+        </w:r>
+        <w:r>
+          <w:rPr>
+            <w:noProof/>
+            <w:webHidden/>
+          </w:rPr>
+          <w:fldChar w:fldCharType="end"/>
+        </w:r>
+      </w:hyperlink>
+    </w:p>
+    <w:p>
+      <w:pPr>
+        <w:pStyle w:val="21"/>
+        <w:tabs>
+          <w:tab w:val="left" w:pos="1200"/>
+          <w:tab w:val="right" w:leader="dot" w:pos="9345"/>
+        </w:tabs>
+        <w:rPr>
+          <w:rFonts w:asciiTheme="minorHAnsi" w:eastAsiaTheme="minorEastAsia" w:hAnsiTheme="minorHAnsi" w:cstheme="minorBidi"/>
+          <w:b w:val="0"/>
+          <w:noProof/>
+          <w:sz w:val="22"/>
+          <w:lang w:eastAsia="ru-RU"/>
+        </w:rPr>
+      </w:pPr>
+      <w:hyperlink w:anchor="_Toc243045304" w:history="1">
+        <w:r>
+          <w:rPr>
+            <w:rStyle w:val="af9"/>
+            <w:rFonts w:ascii="Symbol" w:hAnsi="Symbol"/>
+            <w:noProof/>
+          </w:rPr>
+          <w:t></w:t>
+        </w:r>
+        <w:r>
+          <w:rPr>
+            <w:rFonts w:asciiTheme="minorHAnsi" w:eastAsiaTheme="minorEastAsia" w:hAnsiTheme="minorHAnsi" w:cstheme="minorBidi"/>
+            <w:b w:val="0"/>
+            <w:noProof/>
+            <w:sz w:val="22"/>
+            <w:lang w:eastAsia="ru-RU"/>
+          </w:rPr>
+          <w:tab/>
+        </w:r>
+        <w:r>
+          <w:rPr>
+            <w:rStyle w:val="af9"/>
+            <w:noProof/>
+          </w:rPr>
+          <w:t>Диаграмма классов (UML) системы.</w:t>
+        </w:r>
+        <w:r>
+          <w:rPr>
+            <w:noProof/>
+            <w:webHidden/>
+          </w:rPr>
+          <w:tab/>
+        </w:r>
+        <w:r>
+          <w:rPr>
+            <w:noProof/>
+            <w:webHidden/>
+          </w:rPr>
+          <w:fldChar w:fldCharType="begin"/>
+        </w:r>
+        <w:r>
+          <w:rPr>
+            <w:noProof/>
+            <w:webHidden/>
+          </w:rPr>
+          <w:instrText xml:space="preserve"> PAGEREF _Toc243045304 \h </w:instrText>
+        </w:r>
+        <w:r>
+          <w:rPr>
+            <w:noProof/>
+            <w:webHidden/>
+          </w:rPr>
+        </w:r>
+        <w:r>
+          <w:rPr>
+            <w:noProof/>
+            <w:webHidden/>
+          </w:rPr>
+          <w:fldChar w:fldCharType="separate"/>
+        </w:r>
+        <w:r>
+          <w:rPr>
+            <w:noProof/>
+            <w:webHidden/>
+          </w:rPr>
+          <w:t>7</w:t>
         </w:r>
         <w:r>
           <w:rPr>
@@ -1753,14 +2123,14 @@
           <w:tab w:val="right" w:leader="dot" w:pos="9345"/>
         </w:tabs>
         <w:rPr>
-          <w:rFonts w:ascii="Calibri" w:eastAsia="Times New Roman" w:hAnsi="Calibri"/>
+          <w:rFonts w:asciiTheme="minorHAnsi" w:eastAsiaTheme="minorEastAsia" w:hAnsiTheme="minorHAnsi" w:cstheme="minorBidi"/>
           <w:b w:val="0"/>
           <w:noProof/>
           <w:sz w:val="22"/>
           <w:lang w:eastAsia="ru-RU"/>
         </w:rPr>
       </w:pPr>
-      <w:hyperlink w:anchor="_Toc109900562" w:history="1">
+      <w:hyperlink w:anchor="_Toc243045305" w:history="1">
         <w:r>
           <w:rPr>
             <w:rStyle w:val="af9"/>
@@ -1770,7 +2140,7 @@
         </w:r>
         <w:r>
           <w:rPr>
-            <w:rFonts w:ascii="Calibri" w:eastAsia="Times New Roman" w:hAnsi="Calibri"/>
+            <w:rFonts w:asciiTheme="minorHAnsi" w:eastAsiaTheme="minorEastAsia" w:hAnsiTheme="minorHAnsi" w:cstheme="minorBidi"/>
             <w:b w:val="0"/>
             <w:noProof/>
             <w:sz w:val="22"/>
@@ -1804,7 +2174,7 @@
             <w:noProof/>
             <w:webHidden/>
           </w:rPr>
-          <w:instrText xml:space="preserve"> PAGEREF _Toc109900562 \h </w:instrText>
+          <w:instrText xml:space="preserve"> PAGEREF _Toc243045305 \h </w:instrText>
         </w:r>
         <w:r>
           <w:rPr>
@@ -1824,7 +2194,7 @@
             <w:noProof/>
             <w:webHidden/>
           </w:rPr>
-          <w:t>8</w:t>
+          <w:t>7</w:t>
         </w:r>
         <w:r>
           <w:rPr>
@@ -1843,14 +2213,14 @@
           <w:tab w:val="right" w:leader="dot" w:pos="9345"/>
         </w:tabs>
         <w:rPr>
-          <w:rFonts w:ascii="Calibri" w:eastAsia="Times New Roman" w:hAnsi="Calibri"/>
+          <w:rFonts w:asciiTheme="minorHAnsi" w:eastAsiaTheme="minorEastAsia" w:hAnsiTheme="minorHAnsi" w:cstheme="minorBidi"/>
           <w:b w:val="0"/>
           <w:noProof/>
           <w:sz w:val="22"/>
           <w:lang w:eastAsia="ru-RU"/>
         </w:rPr>
       </w:pPr>
-      <w:hyperlink w:anchor="_Toc109900563" w:history="1">
+      <w:hyperlink w:anchor="_Toc243045306" w:history="1">
         <w:r>
           <w:rPr>
             <w:rStyle w:val="af9"/>
@@ -1860,7 +2230,7 @@
         </w:r>
         <w:r>
           <w:rPr>
-            <w:rFonts w:ascii="Calibri" w:eastAsia="Times New Roman" w:hAnsi="Calibri"/>
+            <w:rFonts w:asciiTheme="minorHAnsi" w:eastAsiaTheme="minorEastAsia" w:hAnsiTheme="minorHAnsi" w:cstheme="minorBidi"/>
             <w:b w:val="0"/>
             <w:noProof/>
             <w:sz w:val="22"/>
@@ -1894,7 +2264,7 @@
             <w:noProof/>
             <w:webHidden/>
           </w:rPr>
-          <w:instrText xml:space="preserve"> PAGEREF _Toc109900563 \h </w:instrText>
+          <w:instrText xml:space="preserve"> PAGEREF _Toc243045306 \h </w:instrText>
         </w:r>
         <w:r>
           <w:rPr>
@@ -1914,7 +2284,7 @@
             <w:noProof/>
             <w:webHidden/>
           </w:rPr>
-          <w:t>8</w:t>
+          <w:t>7</w:t>
         </w:r>
         <w:r>
           <w:rPr>
@@ -1933,14 +2303,14 @@
           <w:tab w:val="right" w:leader="dot" w:pos="9345"/>
         </w:tabs>
         <w:rPr>
-          <w:rFonts w:ascii="Calibri" w:eastAsia="Times New Roman" w:hAnsi="Calibri"/>
+          <w:rFonts w:asciiTheme="minorHAnsi" w:eastAsiaTheme="minorEastAsia" w:hAnsiTheme="minorHAnsi" w:cstheme="minorBidi"/>
           <w:b w:val="0"/>
           <w:noProof/>
           <w:sz w:val="22"/>
           <w:lang w:eastAsia="ru-RU"/>
         </w:rPr>
       </w:pPr>
-      <w:hyperlink w:anchor="_Toc109900564" w:history="1">
+      <w:hyperlink w:anchor="_Toc243045307" w:history="1">
         <w:r>
           <w:rPr>
             <w:rStyle w:val="af9"/>
@@ -1950,7 +2320,7 @@
         </w:r>
         <w:r>
           <w:rPr>
-            <w:rFonts w:ascii="Calibri" w:eastAsia="Times New Roman" w:hAnsi="Calibri"/>
+            <w:rFonts w:asciiTheme="minorHAnsi" w:eastAsiaTheme="minorEastAsia" w:hAnsiTheme="minorHAnsi" w:cstheme="minorBidi"/>
             <w:b w:val="0"/>
             <w:noProof/>
             <w:sz w:val="22"/>
@@ -1984,7 +2354,7 @@
             <w:noProof/>
             <w:webHidden/>
           </w:rPr>
-          <w:instrText xml:space="preserve"> PAGEREF _Toc109900564 \h </w:instrText>
+          <w:instrText xml:space="preserve"> PAGEREF _Toc243045307 \h </w:instrText>
         </w:r>
         <w:r>
           <w:rPr>
@@ -2019,13 +2389,15 @@
       <w:pPr>
         <w:pStyle w:val="12"/>
         <w:rPr>
-          <w:rFonts w:ascii="Calibri" w:eastAsia="Times New Roman" w:hAnsi="Calibri"/>
+          <w:rFonts w:asciiTheme="minorHAnsi" w:eastAsiaTheme="minorEastAsia" w:hAnsiTheme="minorHAnsi" w:cstheme="minorBidi"/>
+          <w:b w:val="0"/>
+          <w:caps w:val="0"/>
           <w:noProof/>
           <w:sz w:val="22"/>
           <w:lang w:eastAsia="ru-RU"/>
         </w:rPr>
       </w:pPr>
-      <w:hyperlink w:anchor="_Toc109900565" w:history="1">
+      <w:hyperlink w:anchor="_Toc243045308" w:history="1">
         <w:r>
           <w:rPr>
             <w:rStyle w:val="af9"/>
@@ -2035,7 +2407,9 @@
         </w:r>
         <w:r>
           <w:rPr>
-            <w:rFonts w:ascii="Calibri" w:eastAsia="Times New Roman" w:hAnsi="Calibri"/>
+            <w:rFonts w:asciiTheme="minorHAnsi" w:eastAsiaTheme="minorEastAsia" w:hAnsiTheme="minorHAnsi" w:cstheme="minorBidi"/>
+            <w:b w:val="0"/>
+            <w:caps w:val="0"/>
             <w:noProof/>
             <w:sz w:val="22"/>
             <w:lang w:eastAsia="ru-RU"/>
@@ -2068,7 +2442,7 @@
             <w:noProof/>
             <w:webHidden/>
           </w:rPr>
-          <w:instrText xml:space="preserve"> PAGEREF _Toc109900565 \h </w:instrText>
+          <w:instrText xml:space="preserve"> PAGEREF _Toc243045308 \h </w:instrText>
         </w:r>
         <w:r>
           <w:rPr>
@@ -2088,7 +2462,7 @@
             <w:noProof/>
             <w:webHidden/>
           </w:rPr>
-          <w:t>8</w:t>
+          <w:t>9</w:t>
         </w:r>
         <w:r>
           <w:rPr>
@@ -2107,14 +2481,14 @@
           <w:tab w:val="right" w:leader="dot" w:pos="9345"/>
         </w:tabs>
         <w:rPr>
-          <w:rFonts w:ascii="Calibri" w:eastAsia="Times New Roman" w:hAnsi="Calibri"/>
+          <w:rFonts w:asciiTheme="minorHAnsi" w:eastAsiaTheme="minorEastAsia" w:hAnsiTheme="minorHAnsi" w:cstheme="minorBidi"/>
           <w:b w:val="0"/>
           <w:noProof/>
           <w:sz w:val="22"/>
           <w:lang w:eastAsia="ru-RU"/>
         </w:rPr>
       </w:pPr>
-      <w:hyperlink w:anchor="_Toc109900566" w:history="1">
+      <w:hyperlink w:anchor="_Toc243045309" w:history="1">
         <w:r>
           <w:rPr>
             <w:rStyle w:val="af9"/>
@@ -2124,7 +2498,7 @@
         </w:r>
         <w:r>
           <w:rPr>
-            <w:rFonts w:ascii="Calibri" w:eastAsia="Times New Roman" w:hAnsi="Calibri"/>
+            <w:rFonts w:asciiTheme="minorHAnsi" w:eastAsiaTheme="minorEastAsia" w:hAnsiTheme="minorHAnsi" w:cstheme="minorBidi"/>
             <w:b w:val="0"/>
             <w:noProof/>
             <w:sz w:val="22"/>
@@ -2158,7 +2532,7 @@
             <w:noProof/>
             <w:webHidden/>
           </w:rPr>
-          <w:instrText xml:space="preserve"> PAGEREF _Toc109900566 \h </w:instrText>
+          <w:instrText xml:space="preserve"> PAGEREF _Toc243045309 \h </w:instrText>
         </w:r>
         <w:r>
           <w:rPr>
@@ -2178,7 +2552,7 @@
             <w:noProof/>
             <w:webHidden/>
           </w:rPr>
-          <w:t>8</w:t>
+          <w:t>9</w:t>
         </w:r>
         <w:r>
           <w:rPr>
@@ -2197,14 +2571,14 @@
           <w:tab w:val="right" w:leader="dot" w:pos="9345"/>
         </w:tabs>
         <w:rPr>
-          <w:rFonts w:ascii="Calibri" w:eastAsia="Times New Roman" w:hAnsi="Calibri"/>
+          <w:rFonts w:asciiTheme="minorHAnsi" w:eastAsiaTheme="minorEastAsia" w:hAnsiTheme="minorHAnsi" w:cstheme="minorBidi"/>
           <w:b w:val="0"/>
           <w:noProof/>
           <w:sz w:val="22"/>
           <w:lang w:eastAsia="ru-RU"/>
         </w:rPr>
       </w:pPr>
-      <w:hyperlink w:anchor="_Toc109900567" w:history="1">
+      <w:hyperlink w:anchor="_Toc243045310" w:history="1">
         <w:r>
           <w:rPr>
             <w:rStyle w:val="af9"/>
@@ -2214,7 +2588,7 @@
         </w:r>
         <w:r>
           <w:rPr>
-            <w:rFonts w:ascii="Calibri" w:eastAsia="Times New Roman" w:hAnsi="Calibri"/>
+            <w:rFonts w:asciiTheme="minorHAnsi" w:eastAsiaTheme="minorEastAsia" w:hAnsiTheme="minorHAnsi" w:cstheme="minorBidi"/>
             <w:b w:val="0"/>
             <w:noProof/>
             <w:sz w:val="22"/>
@@ -2248,7 +2622,7 @@
             <w:noProof/>
             <w:webHidden/>
           </w:rPr>
-          <w:instrText xml:space="preserve"> PAGEREF _Toc109900567 \h </w:instrText>
+          <w:instrText xml:space="preserve"> PAGEREF _Toc243045310 \h </w:instrText>
         </w:r>
         <w:r>
           <w:rPr>
@@ -2268,7 +2642,7 @@
             <w:noProof/>
             <w:webHidden/>
           </w:rPr>
-          <w:t>8</w:t>
+          <w:t>9</w:t>
         </w:r>
         <w:r>
           <w:rPr>
@@ -2283,13 +2657,15 @@
       <w:pPr>
         <w:pStyle w:val="12"/>
         <w:rPr>
-          <w:rFonts w:ascii="Calibri" w:eastAsia="Times New Roman" w:hAnsi="Calibri"/>
+          <w:rFonts w:asciiTheme="minorHAnsi" w:eastAsiaTheme="minorEastAsia" w:hAnsiTheme="minorHAnsi" w:cstheme="minorBidi"/>
+          <w:b w:val="0"/>
+          <w:caps w:val="0"/>
           <w:noProof/>
           <w:sz w:val="22"/>
           <w:lang w:eastAsia="ru-RU"/>
         </w:rPr>
       </w:pPr>
-      <w:hyperlink w:anchor="_Toc109900568" w:history="1">
+      <w:hyperlink w:anchor="_Toc243045311" w:history="1">
         <w:r>
           <w:rPr>
             <w:rStyle w:val="af9"/>
@@ -2299,7 +2675,9 @@
         </w:r>
         <w:r>
           <w:rPr>
-            <w:rFonts w:ascii="Calibri" w:eastAsia="Times New Roman" w:hAnsi="Calibri"/>
+            <w:rFonts w:asciiTheme="minorHAnsi" w:eastAsiaTheme="minorEastAsia" w:hAnsiTheme="minorHAnsi" w:cstheme="minorBidi"/>
+            <w:b w:val="0"/>
+            <w:caps w:val="0"/>
             <w:noProof/>
             <w:sz w:val="22"/>
             <w:lang w:eastAsia="ru-RU"/>
@@ -2332,7 +2710,7 @@
             <w:noProof/>
             <w:webHidden/>
           </w:rPr>
-          <w:instrText xml:space="preserve"> PAGEREF _Toc109900568 \h </w:instrText>
+          <w:instrText xml:space="preserve"> PAGEREF _Toc243045311 \h </w:instrText>
         </w:r>
         <w:r>
           <w:rPr>
@@ -2352,7 +2730,7 @@
             <w:noProof/>
             <w:webHidden/>
           </w:rPr>
-          <w:t>9</w:t>
+          <w:t>11</w:t>
         </w:r>
         <w:r>
           <w:rPr>
@@ -2371,14 +2749,14 @@
           <w:tab w:val="right" w:leader="dot" w:pos="9345"/>
         </w:tabs>
         <w:rPr>
-          <w:rFonts w:ascii="Calibri" w:eastAsia="Times New Roman" w:hAnsi="Calibri"/>
+          <w:rFonts w:asciiTheme="minorHAnsi" w:eastAsiaTheme="minorEastAsia" w:hAnsiTheme="minorHAnsi" w:cstheme="minorBidi"/>
           <w:b w:val="0"/>
           <w:noProof/>
           <w:sz w:val="22"/>
           <w:lang w:eastAsia="ru-RU"/>
         </w:rPr>
       </w:pPr>
-      <w:hyperlink w:anchor="_Toc109900569" w:history="1">
+      <w:hyperlink w:anchor="_Toc243045312" w:history="1">
         <w:r>
           <w:rPr>
             <w:rStyle w:val="af9"/>
@@ -2388,7 +2766,7 @@
         </w:r>
         <w:r>
           <w:rPr>
-            <w:rFonts w:ascii="Calibri" w:eastAsia="Times New Roman" w:hAnsi="Calibri"/>
+            <w:rFonts w:asciiTheme="minorHAnsi" w:eastAsiaTheme="minorEastAsia" w:hAnsiTheme="minorHAnsi" w:cstheme="minorBidi"/>
             <w:b w:val="0"/>
             <w:noProof/>
             <w:sz w:val="22"/>
@@ -2422,7 +2800,7 @@
             <w:noProof/>
             <w:webHidden/>
           </w:rPr>
-          <w:instrText xml:space="preserve"> PAGEREF _Toc109900569 \h </w:instrText>
+          <w:instrText xml:space="preserve"> PAGEREF _Toc243045312 \h </w:instrText>
         </w:r>
         <w:r>
           <w:rPr>
@@ -2442,7 +2820,7 @@
             <w:noProof/>
             <w:webHidden/>
           </w:rPr>
-          <w:t>9</w:t>
+          <w:t>11</w:t>
         </w:r>
         <w:r>
           <w:rPr>
@@ -2461,14 +2839,14 @@
           <w:tab w:val="right" w:leader="dot" w:pos="9345"/>
         </w:tabs>
         <w:rPr>
-          <w:rFonts w:ascii="Calibri" w:eastAsia="Times New Roman" w:hAnsi="Calibri"/>
+          <w:rFonts w:asciiTheme="minorHAnsi" w:eastAsiaTheme="minorEastAsia" w:hAnsiTheme="minorHAnsi" w:cstheme="minorBidi"/>
           <w:b w:val="0"/>
           <w:noProof/>
           <w:sz w:val="22"/>
           <w:lang w:eastAsia="ru-RU"/>
         </w:rPr>
       </w:pPr>
-      <w:hyperlink w:anchor="_Toc109900570" w:history="1">
+      <w:hyperlink w:anchor="_Toc243045313" w:history="1">
         <w:r>
           <w:rPr>
             <w:rStyle w:val="af9"/>
@@ -2478,7 +2856,7 @@
         </w:r>
         <w:r>
           <w:rPr>
-            <w:rFonts w:ascii="Calibri" w:eastAsia="Times New Roman" w:hAnsi="Calibri"/>
+            <w:rFonts w:asciiTheme="minorHAnsi" w:eastAsiaTheme="minorEastAsia" w:hAnsiTheme="minorHAnsi" w:cstheme="minorBidi"/>
             <w:b w:val="0"/>
             <w:noProof/>
             <w:sz w:val="22"/>
@@ -2491,7 +2869,7 @@
             <w:rStyle w:val="af9"/>
             <w:noProof/>
           </w:rPr>
-          <w:t>Сведения об условиях эксплуатации объекта автоматизации и характеристиках окружающей среды</w:t>
+          <w:t>Сведения об условиях эксплуатации</w:t>
         </w:r>
         <w:r>
           <w:rPr>
@@ -2512,7 +2890,7 @@
             <w:noProof/>
             <w:webHidden/>
           </w:rPr>
-          <w:instrText xml:space="preserve"> PAGEREF _Toc109900570 \h </w:instrText>
+          <w:instrText xml:space="preserve"> PAGEREF _Toc243045313 \h </w:instrText>
         </w:r>
         <w:r>
           <w:rPr>
@@ -2532,7 +2910,7 @@
             <w:noProof/>
             <w:webHidden/>
           </w:rPr>
-          <w:t>10</w:t>
+          <w:t>12</w:t>
         </w:r>
         <w:r>
           <w:rPr>
@@ -2547,13 +2925,15 @@
       <w:pPr>
         <w:pStyle w:val="12"/>
         <w:rPr>
-          <w:rFonts w:ascii="Calibri" w:eastAsia="Times New Roman" w:hAnsi="Calibri"/>
+          <w:rFonts w:asciiTheme="minorHAnsi" w:eastAsiaTheme="minorEastAsia" w:hAnsiTheme="minorHAnsi" w:cstheme="minorBidi"/>
+          <w:b w:val="0"/>
+          <w:caps w:val="0"/>
           <w:noProof/>
           <w:sz w:val="22"/>
           <w:lang w:eastAsia="ru-RU"/>
         </w:rPr>
       </w:pPr>
-      <w:hyperlink w:anchor="_Toc109900571" w:history="1">
+      <w:hyperlink w:anchor="_Toc243045314" w:history="1">
         <w:r>
           <w:rPr>
             <w:rStyle w:val="af9"/>
@@ -2563,7 +2943,9 @@
         </w:r>
         <w:r>
           <w:rPr>
-            <w:rFonts w:ascii="Calibri" w:eastAsia="Times New Roman" w:hAnsi="Calibri"/>
+            <w:rFonts w:asciiTheme="minorHAnsi" w:eastAsiaTheme="minorEastAsia" w:hAnsiTheme="minorHAnsi" w:cstheme="minorBidi"/>
+            <w:b w:val="0"/>
+            <w:caps w:val="0"/>
             <w:noProof/>
             <w:sz w:val="22"/>
             <w:lang w:eastAsia="ru-RU"/>
@@ -2575,7 +2957,7 @@
             <w:rStyle w:val="af9"/>
             <w:noProof/>
           </w:rPr>
-          <w:t>Требования к системе</w:t>
+          <w:t>Требования к системе в целом</w:t>
         </w:r>
         <w:r>
           <w:rPr>
@@ -2596,7 +2978,7 @@
             <w:noProof/>
             <w:webHidden/>
           </w:rPr>
-          <w:instrText xml:space="preserve"> PAGEREF _Toc109900571 \h </w:instrText>
+          <w:instrText xml:space="preserve"> PAGEREF _Toc243045314 \h </w:instrText>
         </w:r>
         <w:r>
           <w:rPr>
@@ -2616,7 +2998,457 @@
             <w:noProof/>
             <w:webHidden/>
           </w:rPr>
-          <w:t>11</w:t>
+          <w:t>13</w:t>
+        </w:r>
+        <w:r>
+          <w:rPr>
+            <w:noProof/>
+            <w:webHidden/>
+          </w:rPr>
+          <w:fldChar w:fldCharType="end"/>
+        </w:r>
+      </w:hyperlink>
+    </w:p>
+    <w:p>
+      <w:pPr>
+        <w:pStyle w:val="34"/>
+        <w:tabs>
+          <w:tab w:val="left" w:pos="1680"/>
+          <w:tab w:val="right" w:leader="dot" w:pos="9345"/>
+        </w:tabs>
+        <w:rPr>
+          <w:rFonts w:asciiTheme="minorHAnsi" w:eastAsiaTheme="minorEastAsia" w:hAnsiTheme="minorHAnsi" w:cstheme="minorBidi"/>
+          <w:b w:val="0"/>
+          <w:noProof/>
+          <w:sz w:val="22"/>
+          <w:lang w:eastAsia="ru-RU"/>
+        </w:rPr>
+      </w:pPr>
+      <w:hyperlink w:anchor="_Toc243045315" w:history="1">
+        <w:r>
+          <w:rPr>
+            <w:rStyle w:val="af9"/>
+            <w:noProof/>
+          </w:rPr>
+          <w:t>4.1.1</w:t>
+        </w:r>
+        <w:r>
+          <w:rPr>
+            <w:rFonts w:asciiTheme="minorHAnsi" w:eastAsiaTheme="minorEastAsia" w:hAnsiTheme="minorHAnsi" w:cstheme="minorBidi"/>
+            <w:b w:val="0"/>
+            <w:noProof/>
+            <w:sz w:val="22"/>
+            <w:lang w:eastAsia="ru-RU"/>
+          </w:rPr>
+          <w:tab/>
+        </w:r>
+        <w:r>
+          <w:rPr>
+            <w:rStyle w:val="af9"/>
+            <w:noProof/>
+          </w:rPr>
+          <w:t>Требования к структуре и функционированию системы</w:t>
+        </w:r>
+        <w:r>
+          <w:rPr>
+            <w:noProof/>
+            <w:webHidden/>
+          </w:rPr>
+          <w:tab/>
+        </w:r>
+        <w:r>
+          <w:rPr>
+            <w:noProof/>
+            <w:webHidden/>
+          </w:rPr>
+          <w:fldChar w:fldCharType="begin"/>
+        </w:r>
+        <w:r>
+          <w:rPr>
+            <w:noProof/>
+            <w:webHidden/>
+          </w:rPr>
+          <w:instrText xml:space="preserve"> PAGEREF _Toc243045315 \h </w:instrText>
+        </w:r>
+        <w:r>
+          <w:rPr>
+            <w:noProof/>
+            <w:webHidden/>
+          </w:rPr>
+        </w:r>
+        <w:r>
+          <w:rPr>
+            <w:noProof/>
+            <w:webHidden/>
+          </w:rPr>
+          <w:fldChar w:fldCharType="separate"/>
+        </w:r>
+        <w:r>
+          <w:rPr>
+            <w:noProof/>
+            <w:webHidden/>
+          </w:rPr>
+          <w:t>13</w:t>
+        </w:r>
+        <w:r>
+          <w:rPr>
+            <w:noProof/>
+            <w:webHidden/>
+          </w:rPr>
+          <w:fldChar w:fldCharType="end"/>
+        </w:r>
+      </w:hyperlink>
+    </w:p>
+    <w:p>
+      <w:pPr>
+        <w:pStyle w:val="34"/>
+        <w:tabs>
+          <w:tab w:val="left" w:pos="1680"/>
+          <w:tab w:val="right" w:leader="dot" w:pos="9345"/>
+        </w:tabs>
+        <w:rPr>
+          <w:rFonts w:asciiTheme="minorHAnsi" w:eastAsiaTheme="minorEastAsia" w:hAnsiTheme="minorHAnsi" w:cstheme="minorBidi"/>
+          <w:b w:val="0"/>
+          <w:noProof/>
+          <w:sz w:val="22"/>
+          <w:lang w:eastAsia="ru-RU"/>
+        </w:rPr>
+      </w:pPr>
+      <w:hyperlink w:anchor="_Toc243045316" w:history="1">
+        <w:r>
+          <w:rPr>
+            <w:rStyle w:val="af9"/>
+            <w:noProof/>
+          </w:rPr>
+          <w:t>4.1.2</w:t>
+        </w:r>
+        <w:r>
+          <w:rPr>
+            <w:rFonts w:asciiTheme="minorHAnsi" w:eastAsiaTheme="minorEastAsia" w:hAnsiTheme="minorHAnsi" w:cstheme="minorBidi"/>
+            <w:b w:val="0"/>
+            <w:noProof/>
+            <w:sz w:val="22"/>
+            <w:lang w:eastAsia="ru-RU"/>
+          </w:rPr>
+          <w:tab/>
+        </w:r>
+        <w:r>
+          <w:rPr>
+            <w:rStyle w:val="af9"/>
+            <w:noProof/>
+          </w:rPr>
+          <w:t>Требования к способам и средствам связи для информационного обмена между компонентами системы</w:t>
+        </w:r>
+        <w:r>
+          <w:rPr>
+            <w:noProof/>
+            <w:webHidden/>
+          </w:rPr>
+          <w:tab/>
+        </w:r>
+        <w:r>
+          <w:rPr>
+            <w:noProof/>
+            <w:webHidden/>
+          </w:rPr>
+          <w:fldChar w:fldCharType="begin"/>
+        </w:r>
+        <w:r>
+          <w:rPr>
+            <w:noProof/>
+            <w:webHidden/>
+          </w:rPr>
+          <w:instrText xml:space="preserve"> PAGEREF _Toc243045316 \h </w:instrText>
+        </w:r>
+        <w:r>
+          <w:rPr>
+            <w:noProof/>
+            <w:webHidden/>
+          </w:rPr>
+        </w:r>
+        <w:r>
+          <w:rPr>
+            <w:noProof/>
+            <w:webHidden/>
+          </w:rPr>
+          <w:fldChar w:fldCharType="separate"/>
+        </w:r>
+        <w:r>
+          <w:rPr>
+            <w:noProof/>
+            <w:webHidden/>
+          </w:rPr>
+          <w:t>14</w:t>
+        </w:r>
+        <w:r>
+          <w:rPr>
+            <w:noProof/>
+            <w:webHidden/>
+          </w:rPr>
+          <w:fldChar w:fldCharType="end"/>
+        </w:r>
+      </w:hyperlink>
+    </w:p>
+    <w:p>
+      <w:pPr>
+        <w:pStyle w:val="34"/>
+        <w:tabs>
+          <w:tab w:val="left" w:pos="1680"/>
+          <w:tab w:val="right" w:leader="dot" w:pos="9345"/>
+        </w:tabs>
+        <w:rPr>
+          <w:rFonts w:asciiTheme="minorHAnsi" w:eastAsiaTheme="minorEastAsia" w:hAnsiTheme="minorHAnsi" w:cstheme="minorBidi"/>
+          <w:b w:val="0"/>
+          <w:noProof/>
+          <w:sz w:val="22"/>
+          <w:lang w:eastAsia="ru-RU"/>
+        </w:rPr>
+      </w:pPr>
+      <w:hyperlink w:anchor="_Toc243045317" w:history="1">
+        <w:r>
+          <w:rPr>
+            <w:rStyle w:val="af9"/>
+            <w:noProof/>
+          </w:rPr>
+          <w:t>4.1.3</w:t>
+        </w:r>
+        <w:r>
+          <w:rPr>
+            <w:rFonts w:asciiTheme="minorHAnsi" w:eastAsiaTheme="minorEastAsia" w:hAnsiTheme="minorHAnsi" w:cstheme="minorBidi"/>
+            <w:b w:val="0"/>
+            <w:noProof/>
+            <w:sz w:val="22"/>
+            <w:lang w:eastAsia="ru-RU"/>
+          </w:rPr>
+          <w:tab/>
+        </w:r>
+        <w:r>
+          <w:rPr>
+            <w:rStyle w:val="af9"/>
+            <w:noProof/>
+          </w:rPr>
+          <w:t>Требования к характеристикам взаимосвязей создаваемой системы со смежными системами</w:t>
+        </w:r>
+        <w:r>
+          <w:rPr>
+            <w:noProof/>
+            <w:webHidden/>
+          </w:rPr>
+          <w:tab/>
+        </w:r>
+        <w:r>
+          <w:rPr>
+            <w:noProof/>
+            <w:webHidden/>
+          </w:rPr>
+          <w:fldChar w:fldCharType="begin"/>
+        </w:r>
+        <w:r>
+          <w:rPr>
+            <w:noProof/>
+            <w:webHidden/>
+          </w:rPr>
+          <w:instrText xml:space="preserve"> PAGEREF _Toc243045317 \h </w:instrText>
+        </w:r>
+        <w:r>
+          <w:rPr>
+            <w:noProof/>
+            <w:webHidden/>
+          </w:rPr>
+        </w:r>
+        <w:r>
+          <w:rPr>
+            <w:noProof/>
+            <w:webHidden/>
+          </w:rPr>
+          <w:fldChar w:fldCharType="separate"/>
+        </w:r>
+        <w:r>
+          <w:rPr>
+            <w:noProof/>
+            <w:webHidden/>
+          </w:rPr>
+          <w:t>14</w:t>
+        </w:r>
+        <w:r>
+          <w:rPr>
+            <w:noProof/>
+            <w:webHidden/>
+          </w:rPr>
+          <w:fldChar w:fldCharType="end"/>
+        </w:r>
+      </w:hyperlink>
+    </w:p>
+    <w:p>
+      <w:pPr>
+        <w:pStyle w:val="34"/>
+        <w:tabs>
+          <w:tab w:val="left" w:pos="1680"/>
+          <w:tab w:val="right" w:leader="dot" w:pos="9345"/>
+        </w:tabs>
+        <w:rPr>
+          <w:rFonts w:asciiTheme="minorHAnsi" w:eastAsiaTheme="minorEastAsia" w:hAnsiTheme="minorHAnsi" w:cstheme="minorBidi"/>
+          <w:b w:val="0"/>
+          <w:noProof/>
+          <w:sz w:val="22"/>
+          <w:lang w:eastAsia="ru-RU"/>
+        </w:rPr>
+      </w:pPr>
+      <w:hyperlink w:anchor="_Toc243045318" w:history="1">
+        <w:r>
+          <w:rPr>
+            <w:rStyle w:val="af9"/>
+            <w:noProof/>
+          </w:rPr>
+          <w:t>4.1.4</w:t>
+        </w:r>
+        <w:r>
+          <w:rPr>
+            <w:rFonts w:asciiTheme="minorHAnsi" w:eastAsiaTheme="minorEastAsia" w:hAnsiTheme="minorHAnsi" w:cstheme="minorBidi"/>
+            <w:b w:val="0"/>
+            <w:noProof/>
+            <w:sz w:val="22"/>
+            <w:lang w:eastAsia="ru-RU"/>
+          </w:rPr>
+          <w:tab/>
+        </w:r>
+        <w:r>
+          <w:rPr>
+            <w:rStyle w:val="af9"/>
+            <w:noProof/>
+          </w:rPr>
+          <w:t>Требования к режимам функционирования системы</w:t>
+        </w:r>
+        <w:r>
+          <w:rPr>
+            <w:noProof/>
+            <w:webHidden/>
+          </w:rPr>
+          <w:tab/>
+        </w:r>
+        <w:r>
+          <w:rPr>
+            <w:noProof/>
+            <w:webHidden/>
+          </w:rPr>
+          <w:fldChar w:fldCharType="begin"/>
+        </w:r>
+        <w:r>
+          <w:rPr>
+            <w:noProof/>
+            <w:webHidden/>
+          </w:rPr>
+          <w:instrText xml:space="preserve"> PAGEREF _Toc243045318 \h </w:instrText>
+        </w:r>
+        <w:r>
+          <w:rPr>
+            <w:noProof/>
+            <w:webHidden/>
+          </w:rPr>
+        </w:r>
+        <w:r>
+          <w:rPr>
+            <w:noProof/>
+            <w:webHidden/>
+          </w:rPr>
+          <w:fldChar w:fldCharType="separate"/>
+        </w:r>
+        <w:r>
+          <w:rPr>
+            <w:noProof/>
+            <w:webHidden/>
+          </w:rPr>
+          <w:t>15</w:t>
+        </w:r>
+        <w:r>
+          <w:rPr>
+            <w:noProof/>
+            <w:webHidden/>
+          </w:rPr>
+          <w:fldChar w:fldCharType="end"/>
+        </w:r>
+      </w:hyperlink>
+    </w:p>
+    <w:p>
+      <w:pPr>
+        <w:pStyle w:val="34"/>
+        <w:tabs>
+          <w:tab w:val="left" w:pos="1680"/>
+          <w:tab w:val="right" w:leader="dot" w:pos="9345"/>
+        </w:tabs>
+        <w:rPr>
+          <w:rFonts w:asciiTheme="minorHAnsi" w:eastAsiaTheme="minorEastAsia" w:hAnsiTheme="minorHAnsi" w:cstheme="minorBidi"/>
+          <w:b w:val="0"/>
+          <w:noProof/>
+          <w:sz w:val="22"/>
+          <w:lang w:eastAsia="ru-RU"/>
+        </w:rPr>
+      </w:pPr>
+      <w:hyperlink w:anchor="_Toc243045319" w:history="1">
+        <w:r>
+          <w:rPr>
+            <w:rStyle w:val="af9"/>
+            <w:noProof/>
+          </w:rPr>
+          <w:t>4.1.5</w:t>
+        </w:r>
+        <w:r>
+          <w:rPr>
+            <w:rFonts w:asciiTheme="minorHAnsi" w:eastAsiaTheme="minorEastAsia" w:hAnsiTheme="minorHAnsi" w:cstheme="minorBidi"/>
+            <w:b w:val="0"/>
+            <w:noProof/>
+            <w:sz w:val="22"/>
+            <w:lang w:eastAsia="ru-RU"/>
+          </w:rPr>
+          <w:tab/>
+        </w:r>
+        <w:r>
+          <w:rPr>
+            <w:rStyle w:val="af9"/>
+            <w:noProof/>
+          </w:rPr>
+          <w:t>Перспективы развития. Модернизация Системы</w:t>
+        </w:r>
+        <w:r>
+          <w:rPr>
+            <w:noProof/>
+            <w:webHidden/>
+          </w:rPr>
+          <w:tab/>
+        </w:r>
+        <w:r>
+          <w:rPr>
+            <w:noProof/>
+            <w:webHidden/>
+          </w:rPr>
+          <w:fldChar w:fldCharType="begin"/>
+        </w:r>
+        <w:r>
+          <w:rPr>
+            <w:noProof/>
+            <w:webHidden/>
+          </w:rPr>
+          <w:instrText xml:space="preserve"> PAGEREF _Toc243045319 \h </w:instrText>
+        </w:r>
+        <w:r>
+          <w:rPr>
+            <w:noProof/>
+            <w:webHidden/>
+          </w:rPr>
+        </w:r>
+        <w:r>
+          <w:rPr>
+            <w:noProof/>
+            <w:webHidden/>
+          </w:rPr>
+          <w:fldChar w:fldCharType="separate"/>
+        </w:r>
+        <w:r>
+          <w:rPr>
+            <w:noProof/>
+            <w:webHidden/>
+          </w:rPr>
+          <w:t>15</w:t>
         </w:r>
         <w:r>
           <w:rPr>
@@ -2635,24 +3467,24 @@
           <w:tab w:val="right" w:leader="dot" w:pos="9345"/>
         </w:tabs>
         <w:rPr>
-          <w:rFonts w:ascii="Calibri" w:eastAsia="Times New Roman" w:hAnsi="Calibri"/>
+          <w:rFonts w:asciiTheme="minorHAnsi" w:eastAsiaTheme="minorEastAsia" w:hAnsiTheme="minorHAnsi" w:cstheme="minorBidi"/>
           <w:b w:val="0"/>
           <w:noProof/>
           <w:sz w:val="22"/>
           <w:lang w:eastAsia="ru-RU"/>
         </w:rPr>
       </w:pPr>
-      <w:hyperlink w:anchor="_Toc109900572" w:history="1">
+      <w:hyperlink w:anchor="_Toc243045320" w:history="1">
         <w:r>
           <w:rPr>
             <w:rStyle w:val="af9"/>
             <w:noProof/>
           </w:rPr>
-          <w:t>4.1</w:t>
-        </w:r>
-        <w:r>
-          <w:rPr>
-            <w:rFonts w:ascii="Calibri" w:eastAsia="Times New Roman" w:hAnsi="Calibri"/>
+          <w:t>4.2</w:t>
+        </w:r>
+        <w:r>
+          <w:rPr>
+            <w:rFonts w:asciiTheme="minorHAnsi" w:eastAsiaTheme="minorEastAsia" w:hAnsiTheme="minorHAnsi" w:cstheme="minorBidi"/>
             <w:b w:val="0"/>
             <w:noProof/>
             <w:sz w:val="22"/>
@@ -2665,7 +3497,7 @@
             <w:rStyle w:val="af9"/>
             <w:noProof/>
           </w:rPr>
-          <w:t>Требования к системе в целом</w:t>
+          <w:t>Общие технические требования к АС</w:t>
         </w:r>
         <w:r>
           <w:rPr>
@@ -2686,7 +3518,7 @@
             <w:noProof/>
             <w:webHidden/>
           </w:rPr>
-          <w:instrText xml:space="preserve"> PAGEREF _Toc109900572 \h </w:instrText>
+          <w:instrText xml:space="preserve"> PAGEREF _Toc243045320 \h </w:instrText>
         </w:r>
         <w:r>
           <w:rPr>
@@ -2706,7 +3538,7 @@
             <w:noProof/>
             <w:webHidden/>
           </w:rPr>
-          <w:t>11</w:t>
+          <w:t>15</w:t>
         </w:r>
         <w:r>
           <w:rPr>
@@ -2725,24 +3557,24 @@
           <w:tab w:val="right" w:leader="dot" w:pos="9345"/>
         </w:tabs>
         <w:rPr>
-          <w:rFonts w:ascii="Calibri" w:eastAsia="Times New Roman" w:hAnsi="Calibri"/>
+          <w:rFonts w:asciiTheme="minorHAnsi" w:eastAsiaTheme="minorEastAsia" w:hAnsiTheme="minorHAnsi" w:cstheme="minorBidi"/>
           <w:b w:val="0"/>
           <w:noProof/>
           <w:sz w:val="22"/>
           <w:lang w:eastAsia="ru-RU"/>
         </w:rPr>
       </w:pPr>
-      <w:hyperlink w:anchor="_Toc109900573" w:history="1">
+      <w:hyperlink w:anchor="_Toc243045321" w:history="1">
         <w:r>
           <w:rPr>
             <w:rStyle w:val="af9"/>
             <w:noProof/>
           </w:rPr>
-          <w:t>4.1.1</w:t>
-        </w:r>
-        <w:r>
-          <w:rPr>
-            <w:rFonts w:ascii="Calibri" w:eastAsia="Times New Roman" w:hAnsi="Calibri"/>
+          <w:t>4.2.1</w:t>
+        </w:r>
+        <w:r>
+          <w:rPr>
+            <w:rFonts w:asciiTheme="minorHAnsi" w:eastAsiaTheme="minorEastAsia" w:hAnsiTheme="minorHAnsi" w:cstheme="minorBidi"/>
             <w:b w:val="0"/>
             <w:noProof/>
             <w:sz w:val="22"/>
@@ -2755,7 +3587,7 @@
             <w:rStyle w:val="af9"/>
             <w:noProof/>
           </w:rPr>
-          <w:t>Требования к структуре и функционированию системы</w:t>
+          <w:t>Требования к численности и квалификации персонала системы и режиму его работы</w:t>
         </w:r>
         <w:r>
           <w:rPr>
@@ -2776,7 +3608,7 @@
             <w:noProof/>
             <w:webHidden/>
           </w:rPr>
-          <w:instrText xml:space="preserve"> PAGEREF _Toc109900573 \h </w:instrText>
+          <w:instrText xml:space="preserve"> PAGEREF _Toc243045321 \h </w:instrText>
         </w:r>
         <w:r>
           <w:rPr>
@@ -2796,7 +3628,7 @@
             <w:noProof/>
             <w:webHidden/>
           </w:rPr>
-          <w:t>11</w:t>
+          <w:t>15</w:t>
         </w:r>
         <w:r>
           <w:rPr>
@@ -2815,24 +3647,24 @@
           <w:tab w:val="right" w:leader="dot" w:pos="9345"/>
         </w:tabs>
         <w:rPr>
-          <w:rFonts w:ascii="Calibri" w:eastAsia="Times New Roman" w:hAnsi="Calibri"/>
+          <w:rFonts w:asciiTheme="minorHAnsi" w:eastAsiaTheme="minorEastAsia" w:hAnsiTheme="minorHAnsi" w:cstheme="minorBidi"/>
           <w:b w:val="0"/>
           <w:noProof/>
           <w:sz w:val="22"/>
           <w:lang w:eastAsia="ru-RU"/>
         </w:rPr>
       </w:pPr>
-      <w:hyperlink w:anchor="_Toc109900574" w:history="1">
+      <w:hyperlink w:anchor="_Toc243045322" w:history="1">
         <w:r>
           <w:rPr>
             <w:rStyle w:val="af9"/>
             <w:noProof/>
           </w:rPr>
-          <w:t>4.1.2</w:t>
-        </w:r>
-        <w:r>
-          <w:rPr>
-            <w:rFonts w:ascii="Calibri" w:eastAsia="Times New Roman" w:hAnsi="Calibri"/>
+          <w:t>4.2.2</w:t>
+        </w:r>
+        <w:r>
+          <w:rPr>
+            <w:rFonts w:asciiTheme="minorHAnsi" w:eastAsiaTheme="minorEastAsia" w:hAnsiTheme="minorHAnsi" w:cstheme="minorBidi"/>
             <w:b w:val="0"/>
             <w:noProof/>
             <w:sz w:val="22"/>
@@ -2845,7 +3677,7 @@
             <w:rStyle w:val="af9"/>
             <w:noProof/>
           </w:rPr>
-          <w:t>Требования к способам и средствам связи для информационного обмена между компонентами системы</w:t>
+          <w:t>Показатели назначения</w:t>
         </w:r>
         <w:r>
           <w:rPr>
@@ -2866,7 +3698,7 @@
             <w:noProof/>
             <w:webHidden/>
           </w:rPr>
-          <w:instrText xml:space="preserve"> PAGEREF _Toc109900574 \h </w:instrText>
+          <w:instrText xml:space="preserve"> PAGEREF _Toc243045322 \h </w:instrText>
         </w:r>
         <w:r>
           <w:rPr>
@@ -2886,7 +3718,7 @@
             <w:noProof/>
             <w:webHidden/>
           </w:rPr>
-          <w:t>12</w:t>
+          <w:t>16</w:t>
         </w:r>
         <w:r>
           <w:rPr>
@@ -2905,24 +3737,24 @@
           <w:tab w:val="right" w:leader="dot" w:pos="9345"/>
         </w:tabs>
         <w:rPr>
-          <w:rFonts w:ascii="Calibri" w:eastAsia="Times New Roman" w:hAnsi="Calibri"/>
+          <w:rFonts w:asciiTheme="minorHAnsi" w:eastAsiaTheme="minorEastAsia" w:hAnsiTheme="minorHAnsi" w:cstheme="minorBidi"/>
           <w:b w:val="0"/>
           <w:noProof/>
           <w:sz w:val="22"/>
           <w:lang w:eastAsia="ru-RU"/>
         </w:rPr>
       </w:pPr>
-      <w:hyperlink w:anchor="_Toc109900575" w:history="1">
+      <w:hyperlink w:anchor="_Toc243045323" w:history="1">
         <w:r>
           <w:rPr>
             <w:rStyle w:val="af9"/>
             <w:noProof/>
           </w:rPr>
-          <w:t>4.1.3</w:t>
-        </w:r>
-        <w:r>
-          <w:rPr>
-            <w:rFonts w:ascii="Calibri" w:eastAsia="Times New Roman" w:hAnsi="Calibri"/>
+          <w:t>4.2.3</w:t>
+        </w:r>
+        <w:r>
+          <w:rPr>
+            <w:rFonts w:asciiTheme="minorHAnsi" w:eastAsiaTheme="minorEastAsia" w:hAnsiTheme="minorHAnsi" w:cstheme="minorBidi"/>
             <w:b w:val="0"/>
             <w:noProof/>
             <w:sz w:val="22"/>
@@ -2935,7 +3767,7 @@
             <w:rStyle w:val="af9"/>
             <w:noProof/>
           </w:rPr>
-          <w:t>Требования к характеристикам взаимосвязей создаваемой системы со смежными системами</w:t>
+          <w:t>Требования к надежности</w:t>
         </w:r>
         <w:r>
           <w:rPr>
@@ -2956,7 +3788,7 @@
             <w:noProof/>
             <w:webHidden/>
           </w:rPr>
-          <w:instrText xml:space="preserve"> PAGEREF _Toc109900575 \h </w:instrText>
+          <w:instrText xml:space="preserve"> PAGEREF _Toc243045323 \h </w:instrText>
         </w:r>
         <w:r>
           <w:rPr>
@@ -2976,7 +3808,7 @@
             <w:noProof/>
             <w:webHidden/>
           </w:rPr>
-          <w:t>12</w:t>
+          <w:t>16</w:t>
         </w:r>
         <w:r>
           <w:rPr>
@@ -2995,24 +3827,24 @@
           <w:tab w:val="right" w:leader="dot" w:pos="9345"/>
         </w:tabs>
         <w:rPr>
-          <w:rFonts w:ascii="Calibri" w:eastAsia="Times New Roman" w:hAnsi="Calibri"/>
+          <w:rFonts w:asciiTheme="minorHAnsi" w:eastAsiaTheme="minorEastAsia" w:hAnsiTheme="minorHAnsi" w:cstheme="minorBidi"/>
           <w:b w:val="0"/>
           <w:noProof/>
           <w:sz w:val="22"/>
           <w:lang w:eastAsia="ru-RU"/>
         </w:rPr>
       </w:pPr>
-      <w:hyperlink w:anchor="_Toc109900576" w:history="1">
+      <w:hyperlink w:anchor="_Toc243045324" w:history="1">
         <w:r>
           <w:rPr>
             <w:rStyle w:val="af9"/>
             <w:noProof/>
           </w:rPr>
-          <w:t>4.1.4</w:t>
-        </w:r>
-        <w:r>
-          <w:rPr>
-            <w:rFonts w:ascii="Calibri" w:eastAsia="Times New Roman" w:hAnsi="Calibri"/>
+          <w:t>4.2.4</w:t>
+        </w:r>
+        <w:r>
+          <w:rPr>
+            <w:rFonts w:asciiTheme="minorHAnsi" w:eastAsiaTheme="minorEastAsia" w:hAnsiTheme="minorHAnsi" w:cstheme="minorBidi"/>
             <w:b w:val="0"/>
             <w:noProof/>
             <w:sz w:val="22"/>
@@ -3025,7 +3857,7 @@
             <w:rStyle w:val="af9"/>
             <w:noProof/>
           </w:rPr>
-          <w:t>Требования к режимам функционирования системы</w:t>
+          <w:t>Требования безопасности</w:t>
         </w:r>
         <w:r>
           <w:rPr>
@@ -3046,7 +3878,7 @@
             <w:noProof/>
             <w:webHidden/>
           </w:rPr>
-          <w:instrText xml:space="preserve"> PAGEREF _Toc109900576 \h </w:instrText>
+          <w:instrText xml:space="preserve"> PAGEREF _Toc243045324 \h </w:instrText>
         </w:r>
         <w:r>
           <w:rPr>
@@ -3066,7 +3898,7 @@
             <w:noProof/>
             <w:webHidden/>
           </w:rPr>
-          <w:t>12</w:t>
+          <w:t>16</w:t>
         </w:r>
         <w:r>
           <w:rPr>
@@ -3085,24 +3917,24 @@
           <w:tab w:val="right" w:leader="dot" w:pos="9345"/>
         </w:tabs>
         <w:rPr>
-          <w:rFonts w:ascii="Calibri" w:eastAsia="Times New Roman" w:hAnsi="Calibri"/>
+          <w:rFonts w:asciiTheme="minorHAnsi" w:eastAsiaTheme="minorEastAsia" w:hAnsiTheme="minorHAnsi" w:cstheme="minorBidi"/>
           <w:b w:val="0"/>
           <w:noProof/>
           <w:sz w:val="22"/>
           <w:lang w:eastAsia="ru-RU"/>
         </w:rPr>
       </w:pPr>
-      <w:hyperlink w:anchor="_Toc109900577" w:history="1">
+      <w:hyperlink w:anchor="_Toc243045325" w:history="1">
         <w:r>
           <w:rPr>
             <w:rStyle w:val="af9"/>
             <w:noProof/>
           </w:rPr>
-          <w:t>4.1.5</w:t>
-        </w:r>
-        <w:r>
-          <w:rPr>
-            <w:rFonts w:ascii="Calibri" w:eastAsia="Times New Roman" w:hAnsi="Calibri"/>
+          <w:t>4.2.5</w:t>
+        </w:r>
+        <w:r>
+          <w:rPr>
+            <w:rFonts w:asciiTheme="minorHAnsi" w:eastAsiaTheme="minorEastAsia" w:hAnsiTheme="minorHAnsi" w:cstheme="minorBidi"/>
             <w:b w:val="0"/>
             <w:noProof/>
             <w:sz w:val="22"/>
@@ -3115,7 +3947,7 @@
             <w:rStyle w:val="af9"/>
             <w:noProof/>
           </w:rPr>
-          <w:t>Требования по диагностированию системы</w:t>
+          <w:t>Требования к эргономике и технической эстетике</w:t>
         </w:r>
         <w:r>
           <w:rPr>
@@ -3136,7 +3968,7 @@
             <w:noProof/>
             <w:webHidden/>
           </w:rPr>
-          <w:instrText xml:space="preserve"> PAGEREF _Toc109900577 \h </w:instrText>
+          <w:instrText xml:space="preserve"> PAGEREF _Toc243045325 \h </w:instrText>
         </w:r>
         <w:r>
           <w:rPr>
@@ -3156,7 +3988,7 @@
             <w:noProof/>
             <w:webHidden/>
           </w:rPr>
-          <w:t>12</w:t>
+          <w:t>16</w:t>
         </w:r>
         <w:r>
           <w:rPr>
@@ -3175,24 +4007,24 @@
           <w:tab w:val="right" w:leader="dot" w:pos="9345"/>
         </w:tabs>
         <w:rPr>
-          <w:rFonts w:ascii="Calibri" w:eastAsia="Times New Roman" w:hAnsi="Calibri"/>
+          <w:rFonts w:asciiTheme="minorHAnsi" w:eastAsiaTheme="minorEastAsia" w:hAnsiTheme="minorHAnsi" w:cstheme="minorBidi"/>
           <w:b w:val="0"/>
           <w:noProof/>
           <w:sz w:val="22"/>
           <w:lang w:eastAsia="ru-RU"/>
         </w:rPr>
       </w:pPr>
-      <w:hyperlink w:anchor="_Toc109900578" w:history="1">
+      <w:hyperlink w:anchor="_Toc243045326" w:history="1">
         <w:r>
           <w:rPr>
             <w:rStyle w:val="af9"/>
             <w:noProof/>
           </w:rPr>
-          <w:t>4.1.6</w:t>
-        </w:r>
-        <w:r>
-          <w:rPr>
-            <w:rFonts w:ascii="Calibri" w:eastAsia="Times New Roman" w:hAnsi="Calibri"/>
+          <w:t>4.2.6</w:t>
+        </w:r>
+        <w:r>
+          <w:rPr>
+            <w:rFonts w:asciiTheme="minorHAnsi" w:eastAsiaTheme="minorEastAsia" w:hAnsiTheme="minorHAnsi" w:cstheme="minorBidi"/>
             <w:b w:val="0"/>
             <w:noProof/>
             <w:sz w:val="22"/>
@@ -3205,7 +4037,7 @@
             <w:rStyle w:val="af9"/>
             <w:noProof/>
           </w:rPr>
-          <w:t>Перспективы развития. Модернизация Системы</w:t>
+          <w:t>Требования к защите информации от несанкционированного доступа</w:t>
         </w:r>
         <w:r>
           <w:rPr>
@@ -3226,7 +4058,7 @@
             <w:noProof/>
             <w:webHidden/>
           </w:rPr>
-          <w:instrText xml:space="preserve"> PAGEREF _Toc109900578 \h </w:instrText>
+          <w:instrText xml:space="preserve"> PAGEREF _Toc243045326 \h </w:instrText>
         </w:r>
         <w:r>
           <w:rPr>
@@ -3246,7 +4078,97 @@
             <w:noProof/>
             <w:webHidden/>
           </w:rPr>
-          <w:t>13</w:t>
+          <w:t>17</w:t>
+        </w:r>
+        <w:r>
+          <w:rPr>
+            <w:noProof/>
+            <w:webHidden/>
+          </w:rPr>
+          <w:fldChar w:fldCharType="end"/>
+        </w:r>
+      </w:hyperlink>
+    </w:p>
+    <w:p>
+      <w:pPr>
+        <w:pStyle w:val="34"/>
+        <w:tabs>
+          <w:tab w:val="left" w:pos="1680"/>
+          <w:tab w:val="right" w:leader="dot" w:pos="9345"/>
+        </w:tabs>
+        <w:rPr>
+          <w:rFonts w:asciiTheme="minorHAnsi" w:eastAsiaTheme="minorEastAsia" w:hAnsiTheme="minorHAnsi" w:cstheme="minorBidi"/>
+          <w:b w:val="0"/>
+          <w:noProof/>
+          <w:sz w:val="22"/>
+          <w:lang w:eastAsia="ru-RU"/>
+        </w:rPr>
+      </w:pPr>
+      <w:hyperlink w:anchor="_Toc243045327" w:history="1">
+        <w:r>
+          <w:rPr>
+            <w:rStyle w:val="af9"/>
+            <w:noProof/>
+          </w:rPr>
+          <w:t>4.2.7</w:t>
+        </w:r>
+        <w:r>
+          <w:rPr>
+            <w:rFonts w:asciiTheme="minorHAnsi" w:eastAsiaTheme="minorEastAsia" w:hAnsiTheme="minorHAnsi" w:cstheme="minorBidi"/>
+            <w:b w:val="0"/>
+            <w:noProof/>
+            <w:sz w:val="22"/>
+            <w:lang w:eastAsia="ru-RU"/>
+          </w:rPr>
+          <w:tab/>
+        </w:r>
+        <w:r>
+          <w:rPr>
+            <w:rStyle w:val="af9"/>
+            <w:noProof/>
+          </w:rPr>
+          <w:t>Требования по сохранности информации</w:t>
+        </w:r>
+        <w:r>
+          <w:rPr>
+            <w:noProof/>
+            <w:webHidden/>
+          </w:rPr>
+          <w:tab/>
+        </w:r>
+        <w:r>
+          <w:rPr>
+            <w:noProof/>
+            <w:webHidden/>
+          </w:rPr>
+          <w:fldChar w:fldCharType="begin"/>
+        </w:r>
+        <w:r>
+          <w:rPr>
+            <w:noProof/>
+            <w:webHidden/>
+          </w:rPr>
+          <w:instrText xml:space="preserve"> PAGEREF _Toc243045327 \h </w:instrText>
+        </w:r>
+        <w:r>
+          <w:rPr>
+            <w:noProof/>
+            <w:webHidden/>
+          </w:rPr>
+        </w:r>
+        <w:r>
+          <w:rPr>
+            <w:noProof/>
+            <w:webHidden/>
+          </w:rPr>
+          <w:fldChar w:fldCharType="separate"/>
+        </w:r>
+        <w:r>
+          <w:rPr>
+            <w:noProof/>
+            <w:webHidden/>
+          </w:rPr>
+          <w:t>17</w:t>
         </w:r>
         <w:r>
           <w:rPr>
@@ -3265,24 +4187,24 @@
           <w:tab w:val="right" w:leader="dot" w:pos="9345"/>
         </w:tabs>
         <w:rPr>
-          <w:rFonts w:ascii="Calibri" w:eastAsia="Times New Roman" w:hAnsi="Calibri"/>
+          <w:rFonts w:asciiTheme="minorHAnsi" w:eastAsiaTheme="minorEastAsia" w:hAnsiTheme="minorHAnsi" w:cstheme="minorBidi"/>
           <w:b w:val="0"/>
           <w:noProof/>
           <w:sz w:val="22"/>
           <w:lang w:eastAsia="ru-RU"/>
         </w:rPr>
       </w:pPr>
-      <w:hyperlink w:anchor="_Toc109900579" w:history="1">
+      <w:hyperlink w:anchor="_Toc243045328" w:history="1">
         <w:r>
           <w:rPr>
             <w:rStyle w:val="af9"/>
             <w:noProof/>
           </w:rPr>
-          <w:t>4.2</w:t>
-        </w:r>
-        <w:r>
-          <w:rPr>
-            <w:rFonts w:ascii="Calibri" w:eastAsia="Times New Roman" w:hAnsi="Calibri"/>
+          <w:t>4.3</w:t>
+        </w:r>
+        <w:r>
+          <w:rPr>
+            <w:rFonts w:asciiTheme="minorHAnsi" w:eastAsiaTheme="minorEastAsia" w:hAnsiTheme="minorHAnsi" w:cstheme="minorBidi"/>
             <w:b w:val="0"/>
             <w:noProof/>
             <w:sz w:val="22"/>
@@ -3295,7 +4217,7 @@
             <w:rStyle w:val="af9"/>
             <w:noProof/>
           </w:rPr>
-          <w:t>Общие технические требования к АС</w:t>
+          <w:t>Требования к функциям, выполняемым Системой</w:t>
         </w:r>
         <w:r>
           <w:rPr>
@@ -3316,7 +4238,7 @@
             <w:noProof/>
             <w:webHidden/>
           </w:rPr>
-          <w:instrText xml:space="preserve"> PAGEREF _Toc109900579 \h </w:instrText>
+          <w:instrText xml:space="preserve"> PAGEREF _Toc243045328 \h </w:instrText>
         </w:r>
         <w:r>
           <w:rPr>
@@ -3336,7 +4258,7 @@
             <w:noProof/>
             <w:webHidden/>
           </w:rPr>
-          <w:t>13</w:t>
+          <w:t>17</w:t>
         </w:r>
         <w:r>
           <w:rPr>
@@ -3355,24 +4277,24 @@
           <w:tab w:val="right" w:leader="dot" w:pos="9345"/>
         </w:tabs>
         <w:rPr>
-          <w:rFonts w:ascii="Calibri" w:eastAsia="Times New Roman" w:hAnsi="Calibri"/>
+          <w:rFonts w:asciiTheme="minorHAnsi" w:eastAsiaTheme="minorEastAsia" w:hAnsiTheme="minorHAnsi" w:cstheme="minorBidi"/>
           <w:b w:val="0"/>
           <w:noProof/>
           <w:sz w:val="22"/>
           <w:lang w:eastAsia="ru-RU"/>
         </w:rPr>
       </w:pPr>
-      <w:hyperlink w:anchor="_Toc109900580" w:history="1">
+      <w:hyperlink w:anchor="_Toc243045329" w:history="1">
         <w:r>
           <w:rPr>
             <w:rStyle w:val="af9"/>
             <w:noProof/>
           </w:rPr>
-          <w:t>4.2.1</w:t>
-        </w:r>
-        <w:r>
-          <w:rPr>
-            <w:rFonts w:ascii="Calibri" w:eastAsia="Times New Roman" w:hAnsi="Calibri"/>
+          <w:t>4.3.1</w:t>
+        </w:r>
+        <w:r>
+          <w:rPr>
+            <w:rFonts w:asciiTheme="minorHAnsi" w:eastAsiaTheme="minorEastAsia" w:hAnsiTheme="minorHAnsi" w:cstheme="minorBidi"/>
             <w:b w:val="0"/>
             <w:noProof/>
             <w:sz w:val="22"/>
@@ -3385,7 +4307,7 @@
             <w:rStyle w:val="af9"/>
             <w:noProof/>
           </w:rPr>
-          <w:t>Требования к численности и квалификации персонала системы и режиму его работы</w:t>
+          <w:t>Требования к составу и форме представления выходной информации</w:t>
         </w:r>
         <w:r>
           <w:rPr>
@@ -3406,7 +4328,7 @@
             <w:noProof/>
             <w:webHidden/>
           </w:rPr>
-          <w:instrText xml:space="preserve"> PAGEREF _Toc109900580 \h </w:instrText>
+          <w:instrText xml:space="preserve"> PAGEREF _Toc243045329 \h </w:instrText>
         </w:r>
         <w:r>
           <w:rPr>
@@ -3426,7 +4348,7 @@
             <w:noProof/>
             <w:webHidden/>
           </w:rPr>
-          <w:t>13</w:t>
+          <w:t>18</w:t>
         </w:r>
         <w:r>
           <w:rPr>
@@ -3445,24 +4367,24 @@
           <w:tab w:val="right" w:leader="dot" w:pos="9345"/>
         </w:tabs>
         <w:rPr>
-          <w:rFonts w:ascii="Calibri" w:eastAsia="Times New Roman" w:hAnsi="Calibri"/>
+          <w:rFonts w:asciiTheme="minorHAnsi" w:eastAsiaTheme="minorEastAsia" w:hAnsiTheme="minorHAnsi" w:cstheme="minorBidi"/>
           <w:b w:val="0"/>
           <w:noProof/>
           <w:sz w:val="22"/>
           <w:lang w:eastAsia="ru-RU"/>
         </w:rPr>
       </w:pPr>
-      <w:hyperlink w:anchor="_Toc109900581" w:history="1">
+      <w:hyperlink w:anchor="_Toc243045330" w:history="1">
         <w:r>
           <w:rPr>
             <w:rStyle w:val="af9"/>
             <w:noProof/>
           </w:rPr>
-          <w:t>4.2.2</w:t>
-        </w:r>
-        <w:r>
-          <w:rPr>
-            <w:rFonts w:ascii="Calibri" w:eastAsia="Times New Roman" w:hAnsi="Calibri"/>
+          <w:t>4.3.2</w:t>
+        </w:r>
+        <w:r>
+          <w:rPr>
+            <w:rFonts w:asciiTheme="minorHAnsi" w:eastAsiaTheme="minorEastAsia" w:hAnsiTheme="minorHAnsi" w:cstheme="minorBidi"/>
             <w:b w:val="0"/>
             <w:noProof/>
             <w:sz w:val="22"/>
@@ -3475,7 +4397,7 @@
             <w:rStyle w:val="af9"/>
             <w:noProof/>
           </w:rPr>
-          <w:t>Показатели назначения</w:t>
+          <w:t>Требования к составу входной информации</w:t>
         </w:r>
         <w:r>
           <w:rPr>
@@ -3496,7 +4418,7 @@
             <w:noProof/>
             <w:webHidden/>
           </w:rPr>
-          <w:instrText xml:space="preserve"> PAGEREF _Toc109900581 \h </w:instrText>
+          <w:instrText xml:space="preserve"> PAGEREF _Toc243045330 \h </w:instrText>
         </w:r>
         <w:r>
           <w:rPr>
@@ -3516,7 +4438,7 @@
             <w:noProof/>
             <w:webHidden/>
           </w:rPr>
-          <w:t>14</w:t>
+          <w:t>18</w:t>
         </w:r>
         <w:r>
           <w:rPr>
@@ -3535,24 +4457,24 @@
           <w:tab w:val="right" w:leader="dot" w:pos="9345"/>
         </w:tabs>
         <w:rPr>
-          <w:rFonts w:ascii="Calibri" w:eastAsia="Times New Roman" w:hAnsi="Calibri"/>
+          <w:rFonts w:asciiTheme="minorHAnsi" w:eastAsiaTheme="minorEastAsia" w:hAnsiTheme="minorHAnsi" w:cstheme="minorBidi"/>
           <w:b w:val="0"/>
           <w:noProof/>
           <w:sz w:val="22"/>
           <w:lang w:eastAsia="ru-RU"/>
         </w:rPr>
       </w:pPr>
-      <w:hyperlink w:anchor="_Toc109900582" w:history="1">
+      <w:hyperlink w:anchor="_Toc243045331" w:history="1">
         <w:r>
           <w:rPr>
             <w:rStyle w:val="af9"/>
             <w:noProof/>
           </w:rPr>
-          <w:t>4.2.3</w:t>
-        </w:r>
-        <w:r>
-          <w:rPr>
-            <w:rFonts w:ascii="Calibri" w:eastAsia="Times New Roman" w:hAnsi="Calibri"/>
+          <w:t>4.3.3</w:t>
+        </w:r>
+        <w:r>
+          <w:rPr>
+            <w:rFonts w:asciiTheme="minorHAnsi" w:eastAsiaTheme="minorEastAsia" w:hAnsiTheme="minorHAnsi" w:cstheme="minorBidi"/>
             <w:b w:val="0"/>
             <w:noProof/>
             <w:sz w:val="22"/>
@@ -3565,7 +4487,7 @@
             <w:rStyle w:val="af9"/>
             <w:noProof/>
           </w:rPr>
-          <w:t>Требования к надежности</w:t>
+          <w:t>Требования к интерфейсу пользователя</w:t>
         </w:r>
         <w:r>
           <w:rPr>
@@ -3586,7 +4508,7 @@
             <w:noProof/>
             <w:webHidden/>
           </w:rPr>
-          <w:instrText xml:space="preserve"> PAGEREF _Toc109900582 \h </w:instrText>
+          <w:instrText xml:space="preserve"> PAGEREF _Toc243045331 \h </w:instrText>
         </w:r>
         <w:r>
           <w:rPr>
@@ -3606,7 +4528,97 @@
             <w:noProof/>
             <w:webHidden/>
           </w:rPr>
-          <w:t>15</w:t>
+          <w:t>18</w:t>
+        </w:r>
+        <w:r>
+          <w:rPr>
+            <w:noProof/>
+            <w:webHidden/>
+          </w:rPr>
+          <w:fldChar w:fldCharType="end"/>
+        </w:r>
+      </w:hyperlink>
+    </w:p>
+    <w:p>
+      <w:pPr>
+        <w:pStyle w:val="21"/>
+        <w:tabs>
+          <w:tab w:val="left" w:pos="1440"/>
+          <w:tab w:val="right" w:leader="dot" w:pos="9345"/>
+        </w:tabs>
+        <w:rPr>
+          <w:rFonts w:asciiTheme="minorHAnsi" w:eastAsiaTheme="minorEastAsia" w:hAnsiTheme="minorHAnsi" w:cstheme="minorBidi"/>
+          <w:b w:val="0"/>
+          <w:noProof/>
+          <w:sz w:val="22"/>
+          <w:lang w:eastAsia="ru-RU"/>
+        </w:rPr>
+      </w:pPr>
+      <w:hyperlink w:anchor="_Toc243045332" w:history="1">
+        <w:r>
+          <w:rPr>
+            <w:rStyle w:val="af9"/>
+            <w:noProof/>
+          </w:rPr>
+          <w:t>4.4</w:t>
+        </w:r>
+        <w:r>
+          <w:rPr>
+            <w:rFonts w:asciiTheme="minorHAnsi" w:eastAsiaTheme="minorEastAsia" w:hAnsiTheme="minorHAnsi" w:cstheme="minorBidi"/>
+            <w:b w:val="0"/>
+            <w:noProof/>
+            <w:sz w:val="22"/>
+            <w:lang w:eastAsia="ru-RU"/>
+          </w:rPr>
+          <w:tab/>
+        </w:r>
+        <w:r>
+          <w:rPr>
+            <w:rStyle w:val="af9"/>
+            <w:noProof/>
+          </w:rPr>
+          <w:t>Требования к видам обеспечения</w:t>
+        </w:r>
+        <w:r>
+          <w:rPr>
+            <w:noProof/>
+            <w:webHidden/>
+          </w:rPr>
+          <w:tab/>
+        </w:r>
+        <w:r>
+          <w:rPr>
+            <w:noProof/>
+            <w:webHidden/>
+          </w:rPr>
+          <w:fldChar w:fldCharType="begin"/>
+        </w:r>
+        <w:r>
+          <w:rPr>
+            <w:noProof/>
+            <w:webHidden/>
+          </w:rPr>
+          <w:instrText xml:space="preserve"> PAGEREF _Toc243045332 \h </w:instrText>
+        </w:r>
+        <w:r>
+          <w:rPr>
+            <w:noProof/>
+            <w:webHidden/>
+          </w:rPr>
+        </w:r>
+        <w:r>
+          <w:rPr>
+            <w:noProof/>
+            <w:webHidden/>
+          </w:rPr>
+          <w:fldChar w:fldCharType="separate"/>
+        </w:r>
+        <w:r>
+          <w:rPr>
+            <w:noProof/>
+            <w:webHidden/>
+          </w:rPr>
+          <w:t>19</w:t>
         </w:r>
         <w:r>
           <w:rPr>
@@ -3625,24 +4637,24 @@
           <w:tab w:val="right" w:leader="dot" w:pos="9345"/>
         </w:tabs>
         <w:rPr>
-          <w:rFonts w:ascii="Calibri" w:eastAsia="Times New Roman" w:hAnsi="Calibri"/>
+          <w:rFonts w:asciiTheme="minorHAnsi" w:eastAsiaTheme="minorEastAsia" w:hAnsiTheme="minorHAnsi" w:cstheme="minorBidi"/>
           <w:b w:val="0"/>
           <w:noProof/>
           <w:sz w:val="22"/>
           <w:lang w:eastAsia="ru-RU"/>
         </w:rPr>
       </w:pPr>
-      <w:hyperlink w:anchor="_Toc109900583" w:history="1">
+      <w:hyperlink w:anchor="_Toc243045333" w:history="1">
         <w:r>
           <w:rPr>
             <w:rStyle w:val="af9"/>
             <w:noProof/>
           </w:rPr>
-          <w:t>4.2.4</w:t>
-        </w:r>
-        <w:r>
-          <w:rPr>
-            <w:rFonts w:ascii="Calibri" w:eastAsia="Times New Roman" w:hAnsi="Calibri"/>
+          <w:t>4.4.1</w:t>
+        </w:r>
+        <w:r>
+          <w:rPr>
+            <w:rFonts w:asciiTheme="minorHAnsi" w:eastAsiaTheme="minorEastAsia" w:hAnsiTheme="minorHAnsi" w:cstheme="minorBidi"/>
             <w:b w:val="0"/>
             <w:noProof/>
             <w:sz w:val="22"/>
@@ -3655,7 +4667,7 @@
             <w:rStyle w:val="af9"/>
             <w:noProof/>
           </w:rPr>
-          <w:t>Требования безопасности</w:t>
+          <w:t>Требования к математическому обеспечению системы</w:t>
         </w:r>
         <w:r>
           <w:rPr>
@@ -3676,7 +4688,7 @@
             <w:noProof/>
             <w:webHidden/>
           </w:rPr>
-          <w:instrText xml:space="preserve"> PAGEREF _Toc109900583 \h </w:instrText>
+          <w:instrText xml:space="preserve"> PAGEREF _Toc243045333 \h </w:instrText>
         </w:r>
         <w:r>
           <w:rPr>
@@ -3696,7 +4708,7 @@
             <w:noProof/>
             <w:webHidden/>
           </w:rPr>
-          <w:t>16</w:t>
+          <w:t>19</w:t>
         </w:r>
         <w:r>
           <w:rPr>
@@ -3715,24 +4727,24 @@
           <w:tab w:val="right" w:leader="dot" w:pos="9345"/>
         </w:tabs>
         <w:rPr>
-          <w:rFonts w:ascii="Calibri" w:eastAsia="Times New Roman" w:hAnsi="Calibri"/>
+          <w:rFonts w:asciiTheme="minorHAnsi" w:eastAsiaTheme="minorEastAsia" w:hAnsiTheme="minorHAnsi" w:cstheme="minorBidi"/>
           <w:b w:val="0"/>
           <w:noProof/>
           <w:sz w:val="22"/>
           <w:lang w:eastAsia="ru-RU"/>
         </w:rPr>
       </w:pPr>
-      <w:hyperlink w:anchor="_Toc109900584" w:history="1">
+      <w:hyperlink w:anchor="_Toc243045334" w:history="1">
         <w:r>
           <w:rPr>
             <w:rStyle w:val="af9"/>
             <w:noProof/>
           </w:rPr>
-          <w:t>4.2.5</w:t>
-        </w:r>
-        <w:r>
-          <w:rPr>
-            <w:rFonts w:ascii="Calibri" w:eastAsia="Times New Roman" w:hAnsi="Calibri"/>
+          <w:t>4.4.2</w:t>
+        </w:r>
+        <w:r>
+          <w:rPr>
+            <w:rFonts w:asciiTheme="minorHAnsi" w:eastAsiaTheme="minorEastAsia" w:hAnsiTheme="minorHAnsi" w:cstheme="minorBidi"/>
             <w:b w:val="0"/>
             <w:noProof/>
             <w:sz w:val="22"/>
@@ -3745,7 +4757,7 @@
             <w:rStyle w:val="af9"/>
             <w:noProof/>
           </w:rPr>
-          <w:t>Требования к эргономике и технической эстетике</w:t>
+          <w:t>Требования к информационному обеспечению системы</w:t>
         </w:r>
         <w:r>
           <w:rPr>
@@ -3766,7 +4778,7 @@
             <w:noProof/>
             <w:webHidden/>
           </w:rPr>
-          <w:instrText xml:space="preserve"> PAGEREF _Toc109900584 \h </w:instrText>
+          <w:instrText xml:space="preserve"> PAGEREF _Toc243045334 \h </w:instrText>
         </w:r>
         <w:r>
           <w:rPr>
@@ -3786,7 +4798,7 @@
             <w:noProof/>
             <w:webHidden/>
           </w:rPr>
-          <w:t>16</w:t>
+          <w:t>19</w:t>
         </w:r>
         <w:r>
           <w:rPr>
@@ -3805,24 +4817,24 @@
           <w:tab w:val="right" w:leader="dot" w:pos="9345"/>
         </w:tabs>
         <w:rPr>
-          <w:rFonts w:ascii="Calibri" w:eastAsia="Times New Roman" w:hAnsi="Calibri"/>
+          <w:rFonts w:asciiTheme="minorHAnsi" w:eastAsiaTheme="minorEastAsia" w:hAnsiTheme="minorHAnsi" w:cstheme="minorBidi"/>
           <w:b w:val="0"/>
           <w:noProof/>
           <w:sz w:val="22"/>
           <w:lang w:eastAsia="ru-RU"/>
         </w:rPr>
       </w:pPr>
-      <w:hyperlink w:anchor="_Toc109900585" w:history="1">
+      <w:hyperlink w:anchor="_Toc243045335" w:history="1">
         <w:r>
           <w:rPr>
             <w:rStyle w:val="af9"/>
             <w:noProof/>
           </w:rPr>
-          <w:t>4.2.6</w:t>
-        </w:r>
-        <w:r>
-          <w:rPr>
-            <w:rFonts w:ascii="Calibri" w:eastAsia="Times New Roman" w:hAnsi="Calibri"/>
+          <w:t>4.4.3</w:t>
+        </w:r>
+        <w:r>
+          <w:rPr>
+            <w:rFonts w:asciiTheme="minorHAnsi" w:eastAsiaTheme="minorEastAsia" w:hAnsiTheme="minorHAnsi" w:cstheme="minorBidi"/>
             <w:b w:val="0"/>
             <w:noProof/>
             <w:sz w:val="22"/>
@@ -3835,7 +4847,7 @@
             <w:rStyle w:val="af9"/>
             <w:noProof/>
           </w:rPr>
-          <w:t>Требования к транспортабельности системы</w:t>
+          <w:t>Требования к лингвистическому обеспечению Системы</w:t>
         </w:r>
         <w:r>
           <w:rPr>
@@ -3856,7 +4868,7 @@
             <w:noProof/>
             <w:webHidden/>
           </w:rPr>
-          <w:instrText xml:space="preserve"> PAGEREF _Toc109900585 \h </w:instrText>
+          <w:instrText xml:space="preserve"> PAGEREF _Toc243045335 \h </w:instrText>
         </w:r>
         <w:r>
           <w:rPr>
@@ -3876,7 +4888,7 @@
             <w:noProof/>
             <w:webHidden/>
           </w:rPr>
-          <w:t>17</w:t>
+          <w:t>19</w:t>
         </w:r>
         <w:r>
           <w:rPr>
@@ -3895,24 +4907,24 @@
           <w:tab w:val="right" w:leader="dot" w:pos="9345"/>
         </w:tabs>
         <w:rPr>
-          <w:rFonts w:ascii="Calibri" w:eastAsia="Times New Roman" w:hAnsi="Calibri"/>
+          <w:rFonts w:asciiTheme="minorHAnsi" w:eastAsiaTheme="minorEastAsia" w:hAnsiTheme="minorHAnsi" w:cstheme="minorBidi"/>
           <w:b w:val="0"/>
           <w:noProof/>
           <w:sz w:val="22"/>
           <w:lang w:eastAsia="ru-RU"/>
         </w:rPr>
       </w:pPr>
-      <w:hyperlink w:anchor="_Toc109900586" w:history="1">
+      <w:hyperlink w:anchor="_Toc243045336" w:history="1">
         <w:r>
           <w:rPr>
             <w:rStyle w:val="af9"/>
             <w:noProof/>
           </w:rPr>
-          <w:t>4.2.7</w:t>
-        </w:r>
-        <w:r>
-          <w:rPr>
-            <w:rFonts w:ascii="Calibri" w:eastAsia="Times New Roman" w:hAnsi="Calibri"/>
+          <w:t>4.4.4</w:t>
+        </w:r>
+        <w:r>
+          <w:rPr>
+            <w:rFonts w:asciiTheme="minorHAnsi" w:eastAsiaTheme="minorEastAsia" w:hAnsiTheme="minorHAnsi" w:cstheme="minorBidi"/>
             <w:b w:val="0"/>
             <w:noProof/>
             <w:sz w:val="22"/>
@@ -3925,7 +4937,7 @@
             <w:rStyle w:val="af9"/>
             <w:noProof/>
           </w:rPr>
-          <w:t>Требования к эксплуатации, техническому обслуживанию, ремонту и хранению компонентов системы</w:t>
+          <w:t>Требования к программному обеспечению системы</w:t>
         </w:r>
         <w:r>
           <w:rPr>
@@ -3946,7 +4958,7 @@
             <w:noProof/>
             <w:webHidden/>
           </w:rPr>
-          <w:instrText xml:space="preserve"> PAGEREF _Toc109900586 \h </w:instrText>
+          <w:instrText xml:space="preserve"> PAGEREF _Toc243045336 \h </w:instrText>
         </w:r>
         <w:r>
           <w:rPr>
@@ -3966,7 +4978,7 @@
             <w:noProof/>
             <w:webHidden/>
           </w:rPr>
-          <w:t>17</w:t>
+          <w:t>19</w:t>
         </w:r>
         <w:r>
           <w:rPr>
@@ -3985,24 +4997,24 @@
           <w:tab w:val="right" w:leader="dot" w:pos="9345"/>
         </w:tabs>
         <w:rPr>
-          <w:rFonts w:ascii="Calibri" w:eastAsia="Times New Roman" w:hAnsi="Calibri"/>
+          <w:rFonts w:asciiTheme="minorHAnsi" w:eastAsiaTheme="minorEastAsia" w:hAnsiTheme="minorHAnsi" w:cstheme="minorBidi"/>
           <w:b w:val="0"/>
           <w:noProof/>
           <w:sz w:val="22"/>
           <w:lang w:eastAsia="ru-RU"/>
         </w:rPr>
       </w:pPr>
-      <w:hyperlink w:anchor="_Toc109900587" w:history="1">
+      <w:hyperlink w:anchor="_Toc243045337" w:history="1">
         <w:r>
           <w:rPr>
             <w:rStyle w:val="af9"/>
             <w:noProof/>
           </w:rPr>
-          <w:t>4.2.8</w:t>
-        </w:r>
-        <w:r>
-          <w:rPr>
-            <w:rFonts w:ascii="Calibri" w:eastAsia="Times New Roman" w:hAnsi="Calibri"/>
+          <w:t>4.4.5</w:t>
+        </w:r>
+        <w:r>
+          <w:rPr>
+            <w:rFonts w:asciiTheme="minorHAnsi" w:eastAsiaTheme="minorEastAsia" w:hAnsiTheme="minorHAnsi" w:cstheme="minorBidi"/>
             <w:b w:val="0"/>
             <w:noProof/>
             <w:sz w:val="22"/>
@@ -4015,7 +5027,7 @@
             <w:rStyle w:val="af9"/>
             <w:noProof/>
           </w:rPr>
-          <w:t>Требования к защите информации от несанкционированного доступа</w:t>
+          <w:t>Требования к техническому обеспечению системы</w:t>
         </w:r>
         <w:r>
           <w:rPr>
@@ -4036,7 +5048,7 @@
             <w:noProof/>
             <w:webHidden/>
           </w:rPr>
-          <w:instrText xml:space="preserve"> PAGEREF _Toc109900587 \h </w:instrText>
+          <w:instrText xml:space="preserve"> PAGEREF _Toc243045337 \h </w:instrText>
         </w:r>
         <w:r>
           <w:rPr>
@@ -4075,24 +5087,24 @@
           <w:tab w:val="right" w:leader="dot" w:pos="9345"/>
         </w:tabs>
         <w:rPr>
-          <w:rFonts w:ascii="Calibri" w:eastAsia="Times New Roman" w:hAnsi="Calibri"/>
+          <w:rFonts w:asciiTheme="minorHAnsi" w:eastAsiaTheme="minorEastAsia" w:hAnsiTheme="minorHAnsi" w:cstheme="minorBidi"/>
           <w:b w:val="0"/>
           <w:noProof/>
           <w:sz w:val="22"/>
           <w:lang w:eastAsia="ru-RU"/>
         </w:rPr>
       </w:pPr>
-      <w:hyperlink w:anchor="_Toc109900588" w:history="1">
+      <w:hyperlink w:anchor="_Toc243045338" w:history="1">
         <w:r>
           <w:rPr>
             <w:rStyle w:val="af9"/>
             <w:noProof/>
           </w:rPr>
-          <w:t>4.2.9</w:t>
-        </w:r>
-        <w:r>
-          <w:rPr>
-            <w:rFonts w:ascii="Calibri" w:eastAsia="Times New Roman" w:hAnsi="Calibri"/>
+          <w:t>4.4.6</w:t>
+        </w:r>
+        <w:r>
+          <w:rPr>
+            <w:rFonts w:asciiTheme="minorHAnsi" w:eastAsiaTheme="minorEastAsia" w:hAnsiTheme="minorHAnsi" w:cstheme="minorBidi"/>
             <w:b w:val="0"/>
             <w:noProof/>
             <w:sz w:val="22"/>
@@ -4105,7 +5117,7 @@
             <w:rStyle w:val="af9"/>
             <w:noProof/>
           </w:rPr>
-          <w:t>Требования по сохранности информации при авариях</w:t>
+          <w:t>Требования к метрологическому обеспечению Системы</w:t>
         </w:r>
         <w:r>
           <w:rPr>
@@ -4126,7 +5138,7 @@
             <w:noProof/>
             <w:webHidden/>
           </w:rPr>
-          <w:instrText xml:space="preserve"> PAGEREF _Toc109900588 \h </w:instrText>
+          <w:instrText xml:space="preserve"> PAGEREF _Toc243045338 \h </w:instrText>
         </w:r>
         <w:r>
           <w:rPr>
@@ -4165,24 +5177,24 @@
           <w:tab w:val="right" w:leader="dot" w:pos="9345"/>
         </w:tabs>
         <w:rPr>
-          <w:rFonts w:ascii="Calibri" w:eastAsia="Times New Roman" w:hAnsi="Calibri"/>
+          <w:rFonts w:asciiTheme="minorHAnsi" w:eastAsiaTheme="minorEastAsia" w:hAnsiTheme="minorHAnsi" w:cstheme="minorBidi"/>
           <w:b w:val="0"/>
           <w:noProof/>
           <w:sz w:val="22"/>
           <w:lang w:eastAsia="ru-RU"/>
         </w:rPr>
       </w:pPr>
-      <w:hyperlink w:anchor="_Toc109900589" w:history="1">
+      <w:hyperlink w:anchor="_Toc243045339" w:history="1">
         <w:r>
           <w:rPr>
             <w:rStyle w:val="af9"/>
             <w:noProof/>
           </w:rPr>
-          <w:t>4.2.10</w:t>
-        </w:r>
-        <w:r>
-          <w:rPr>
-            <w:rFonts w:ascii="Calibri" w:eastAsia="Times New Roman" w:hAnsi="Calibri"/>
+          <w:t>4.4.7</w:t>
+        </w:r>
+        <w:r>
+          <w:rPr>
+            <w:rFonts w:asciiTheme="minorHAnsi" w:eastAsiaTheme="minorEastAsia" w:hAnsiTheme="minorHAnsi" w:cstheme="minorBidi"/>
             <w:b w:val="0"/>
             <w:noProof/>
             <w:sz w:val="22"/>
@@ -4195,7 +5207,7 @@
             <w:rStyle w:val="af9"/>
             <w:noProof/>
           </w:rPr>
-          <w:t>Требования к защите от влияния внешних воздействий</w:t>
+          <w:t>Требования к организационному обеспечению системы</w:t>
         </w:r>
         <w:r>
           <w:rPr>
@@ -4216,7 +5228,7 @@
             <w:noProof/>
             <w:webHidden/>
           </w:rPr>
-          <w:instrText xml:space="preserve"> PAGEREF _Toc109900589 \h </w:instrText>
+          <w:instrText xml:space="preserve"> PAGEREF _Toc243045339 \h </w:instrText>
         </w:r>
         <w:r>
           <w:rPr>
@@ -4236,7 +5248,7 @@
             <w:noProof/>
             <w:webHidden/>
           </w:rPr>
-          <w:t>20</w:t>
+          <w:t>19</w:t>
         </w:r>
         <w:r>
           <w:rPr>
@@ -4255,24 +5267,24 @@
           <w:tab w:val="right" w:leader="dot" w:pos="9345"/>
         </w:tabs>
         <w:rPr>
-          <w:rFonts w:ascii="Calibri" w:eastAsia="Times New Roman" w:hAnsi="Calibri"/>
+          <w:rFonts w:asciiTheme="minorHAnsi" w:eastAsiaTheme="minorEastAsia" w:hAnsiTheme="minorHAnsi" w:cstheme="minorBidi"/>
           <w:b w:val="0"/>
           <w:noProof/>
           <w:sz w:val="22"/>
           <w:lang w:eastAsia="ru-RU"/>
         </w:rPr>
       </w:pPr>
-      <w:hyperlink w:anchor="_Toc109900590" w:history="1">
+      <w:hyperlink w:anchor="_Toc243045340" w:history="1">
         <w:r>
           <w:rPr>
             <w:rStyle w:val="af9"/>
             <w:noProof/>
           </w:rPr>
-          <w:t>4.2.11</w:t>
-        </w:r>
-        <w:r>
-          <w:rPr>
-            <w:rFonts w:ascii="Calibri" w:eastAsia="Times New Roman" w:hAnsi="Calibri"/>
+          <w:t>4.4.8</w:t>
+        </w:r>
+        <w:r>
+          <w:rPr>
+            <w:rFonts w:asciiTheme="minorHAnsi" w:eastAsiaTheme="minorEastAsia" w:hAnsiTheme="minorHAnsi" w:cstheme="minorBidi"/>
             <w:b w:val="0"/>
             <w:noProof/>
             <w:sz w:val="22"/>
@@ -4285,7 +5297,7 @@
             <w:rStyle w:val="af9"/>
             <w:noProof/>
           </w:rPr>
-          <w:t>Требования к патентной чистоте и патентоспособности</w:t>
+          <w:t>Требования к методическому обеспечению системы</w:t>
         </w:r>
         <w:r>
           <w:rPr>
@@ -4306,7 +5318,7 @@
             <w:noProof/>
             <w:webHidden/>
           </w:rPr>
-          <w:instrText xml:space="preserve"> PAGEREF _Toc109900590 \h </w:instrText>
+          <w:instrText xml:space="preserve"> PAGEREF _Toc243045340 \h </w:instrText>
         </w:r>
         <w:r>
           <w:rPr>
@@ -4326,7 +5338,7 @@
             <w:noProof/>
             <w:webHidden/>
           </w:rPr>
-          <w:t>20</w:t>
+          <w:t>19</w:t>
         </w:r>
         <w:r>
           <w:rPr>
@@ -4339,31 +5351,29 @@
     </w:p>
     <w:p>
       <w:pPr>
-        <w:pStyle w:val="34"/>
-        <w:tabs>
-          <w:tab w:val="left" w:pos="1680"/>
-          <w:tab w:val="right" w:leader="dot" w:pos="9345"/>
-        </w:tabs>
+        <w:pStyle w:val="12"/>
         <w:rPr>
-          <w:rFonts w:ascii="Calibri" w:eastAsia="Times New Roman" w:hAnsi="Calibri"/>
+          <w:rFonts w:asciiTheme="minorHAnsi" w:eastAsiaTheme="minorEastAsia" w:hAnsiTheme="minorHAnsi" w:cstheme="minorBidi"/>
           <w:b w:val="0"/>
+          <w:caps w:val="0"/>
           <w:noProof/>
           <w:sz w:val="22"/>
           <w:lang w:eastAsia="ru-RU"/>
         </w:rPr>
       </w:pPr>
-      <w:hyperlink w:anchor="_Toc109900591" w:history="1">
+      <w:hyperlink w:anchor="_Toc243045341" w:history="1">
         <w:r>
           <w:rPr>
             <w:rStyle w:val="af9"/>
             <w:noProof/>
           </w:rPr>
-          <w:t>4.2.12</w:t>
-        </w:r>
-        <w:r>
-          <w:rPr>
-            <w:rFonts w:ascii="Calibri" w:eastAsia="Times New Roman" w:hAnsi="Calibri"/>
+          <w:t>5</w:t>
+        </w:r>
+        <w:r>
+          <w:rPr>
+            <w:rFonts w:asciiTheme="minorHAnsi" w:eastAsiaTheme="minorEastAsia" w:hAnsiTheme="minorHAnsi" w:cstheme="minorBidi"/>
             <w:b w:val="0"/>
+            <w:caps w:val="0"/>
             <w:noProof/>
             <w:sz w:val="22"/>
             <w:lang w:eastAsia="ru-RU"/>
@@ -4375,7 +5385,7 @@
             <w:rStyle w:val="af9"/>
             <w:noProof/>
           </w:rPr>
-          <w:t>Требования по стандартизации и унификации</w:t>
+          <w:t>Требования составу и работ по созданию Системы (табл.5)</w:t>
         </w:r>
         <w:r>
           <w:rPr>
@@ -4396,7 +5406,7 @@
             <w:noProof/>
             <w:webHidden/>
           </w:rPr>
-          <w:instrText xml:space="preserve"> PAGEREF _Toc109900591 \h </w:instrText>
+          <w:instrText xml:space="preserve"> PAGEREF _Toc243045341 \h </w:instrText>
         </w:r>
         <w:r>
           <w:rPr>
@@ -4416,7 +5426,7 @@
             <w:noProof/>
             <w:webHidden/>
           </w:rPr>
-          <w:t>21</w:t>
+          <w:t>20</w:t>
         </w:r>
         <w:r>
           <w:rPr>
@@ -4429,31 +5439,29 @@
     </w:p>
     <w:p>
       <w:pPr>
-        <w:pStyle w:val="34"/>
-        <w:tabs>
-          <w:tab w:val="left" w:pos="1680"/>
-          <w:tab w:val="right" w:leader="dot" w:pos="9345"/>
-        </w:tabs>
+        <w:pStyle w:val="12"/>
         <w:rPr>
-          <w:rFonts w:ascii="Calibri" w:eastAsia="Times New Roman" w:hAnsi="Calibri"/>
+          <w:rFonts w:asciiTheme="minorHAnsi" w:eastAsiaTheme="minorEastAsia" w:hAnsiTheme="minorHAnsi" w:cstheme="minorBidi"/>
           <w:b w:val="0"/>
+          <w:caps w:val="0"/>
           <w:noProof/>
           <w:sz w:val="22"/>
           <w:lang w:eastAsia="ru-RU"/>
         </w:rPr>
       </w:pPr>
-      <w:hyperlink w:anchor="_Toc109900592" w:history="1">
+      <w:hyperlink w:anchor="_Toc243045342" w:history="1">
         <w:r>
           <w:rPr>
             <w:rStyle w:val="af9"/>
             <w:noProof/>
           </w:rPr>
-          <w:t>4.2.13</w:t>
-        </w:r>
-        <w:r>
-          <w:rPr>
-            <w:rFonts w:ascii="Calibri" w:eastAsia="Times New Roman" w:hAnsi="Calibri"/>
+          <w:t>6</w:t>
+        </w:r>
+        <w:r>
+          <w:rPr>
+            <w:rFonts w:asciiTheme="minorHAnsi" w:eastAsiaTheme="minorEastAsia" w:hAnsiTheme="minorHAnsi" w:cstheme="minorBidi"/>
             <w:b w:val="0"/>
+            <w:caps w:val="0"/>
             <w:noProof/>
             <w:sz w:val="22"/>
             <w:lang w:eastAsia="ru-RU"/>
@@ -4465,7 +5473,7 @@
             <w:rStyle w:val="af9"/>
             <w:noProof/>
           </w:rPr>
-          <w:t>Дополнительные требования</w:t>
+          <w:t>Порядок контроля и приемки системы</w:t>
         </w:r>
         <w:r>
           <w:rPr>
@@ -4486,7 +5494,7 @@
             <w:noProof/>
             <w:webHidden/>
           </w:rPr>
-          <w:instrText xml:space="preserve"> PAGEREF _Toc109900592 \h </w:instrText>
+          <w:instrText xml:space="preserve"> PAGEREF _Toc243045342 \h </w:instrText>
         </w:r>
         <w:r>
           <w:rPr>
@@ -4519,31 +5527,29 @@
     </w:p>
     <w:p>
       <w:pPr>
-        <w:pStyle w:val="21"/>
-        <w:tabs>
-          <w:tab w:val="left" w:pos="1440"/>
-          <w:tab w:val="right" w:leader="dot" w:pos="9345"/>
-        </w:tabs>
+        <w:pStyle w:val="12"/>
         <w:rPr>
-          <w:rFonts w:ascii="Calibri" w:eastAsia="Times New Roman" w:hAnsi="Calibri"/>
+          <w:rFonts w:asciiTheme="minorHAnsi" w:eastAsiaTheme="minorEastAsia" w:hAnsiTheme="minorHAnsi" w:cstheme="minorBidi"/>
           <w:b w:val="0"/>
+          <w:caps w:val="0"/>
           <w:noProof/>
           <w:sz w:val="22"/>
           <w:lang w:eastAsia="ru-RU"/>
         </w:rPr>
       </w:pPr>
-      <w:hyperlink w:anchor="_Toc109900593" w:history="1">
+      <w:hyperlink w:anchor="_Toc243045343" w:history="1">
         <w:r>
           <w:rPr>
             <w:rStyle w:val="af9"/>
             <w:noProof/>
           </w:rPr>
-          <w:t>4.3</w:t>
-        </w:r>
-        <w:r>
-          <w:rPr>
-            <w:rFonts w:ascii="Calibri" w:eastAsia="Times New Roman" w:hAnsi="Calibri"/>
+          <w:t>7</w:t>
+        </w:r>
+        <w:r>
+          <w:rPr>
+            <w:rFonts w:asciiTheme="minorHAnsi" w:eastAsiaTheme="minorEastAsia" w:hAnsiTheme="minorHAnsi" w:cstheme="minorBidi"/>
             <w:b w:val="0"/>
+            <w:caps w:val="0"/>
             <w:noProof/>
             <w:sz w:val="22"/>
             <w:lang w:eastAsia="ru-RU"/>
@@ -4555,7 +5561,7 @@
             <w:rStyle w:val="af9"/>
             <w:noProof/>
           </w:rPr>
-          <w:t>Требования к функциям, выполняемым системой</w:t>
+          <w:t>Требования к составу и содержанию работ по подготовке объекта автоматизации к вводу системы в действие</w:t>
         </w:r>
         <w:r>
           <w:rPr>
@@ -4576,7 +5582,7 @@
             <w:noProof/>
             <w:webHidden/>
           </w:rPr>
-          <w:instrText xml:space="preserve"> PAGEREF _Toc109900593 \h </w:instrText>
+          <w:instrText xml:space="preserve"> PAGEREF _Toc243045343 \h </w:instrText>
         </w:r>
         <w:r>
           <w:rPr>
@@ -4609,31 +5615,29 @@
     </w:p>
     <w:p>
       <w:pPr>
-        <w:pStyle w:val="34"/>
-        <w:tabs>
-          <w:tab w:val="left" w:pos="1680"/>
-          <w:tab w:val="right" w:leader="dot" w:pos="9345"/>
-        </w:tabs>
+        <w:pStyle w:val="12"/>
         <w:rPr>
-          <w:rFonts w:ascii="Calibri" w:eastAsia="Times New Roman" w:hAnsi="Calibri"/>
+          <w:rFonts w:asciiTheme="minorHAnsi" w:eastAsiaTheme="minorEastAsia" w:hAnsiTheme="minorHAnsi" w:cstheme="minorBidi"/>
           <w:b w:val="0"/>
+          <w:caps w:val="0"/>
           <w:noProof/>
           <w:sz w:val="22"/>
           <w:lang w:eastAsia="ru-RU"/>
         </w:rPr>
       </w:pPr>
-      <w:hyperlink w:anchor="_Toc109900594" w:history="1">
+      <w:hyperlink w:anchor="_Toc243045344" w:history="1">
         <w:r>
           <w:rPr>
             <w:rStyle w:val="af9"/>
             <w:noProof/>
           </w:rPr>
-          <w:t>4.3.1</w:t>
-        </w:r>
-        <w:r>
-          <w:rPr>
-            <w:rFonts w:ascii="Calibri" w:eastAsia="Times New Roman" w:hAnsi="Calibri"/>
+          <w:t>8</w:t>
+        </w:r>
+        <w:r>
+          <w:rPr>
+            <w:rFonts w:asciiTheme="minorHAnsi" w:eastAsiaTheme="minorEastAsia" w:hAnsiTheme="minorHAnsi" w:cstheme="minorBidi"/>
             <w:b w:val="0"/>
+            <w:caps w:val="0"/>
             <w:noProof/>
             <w:sz w:val="22"/>
             <w:lang w:eastAsia="ru-RU"/>
@@ -4645,7 +5649,7 @@
             <w:rStyle w:val="af9"/>
             <w:noProof/>
           </w:rPr>
-          <w:t>Требования к составу и форме представления выходной информации</w:t>
+          <w:t>Требования к документированию</w:t>
         </w:r>
         <w:r>
           <w:rPr>
@@ -4666,7 +5670,7 @@
             <w:noProof/>
             <w:webHidden/>
           </w:rPr>
-          <w:instrText xml:space="preserve"> PAGEREF _Toc109900594 \h </w:instrText>
+          <w:instrText xml:space="preserve"> PAGEREF _Toc243045344 \h </w:instrText>
         </w:r>
         <w:r>
           <w:rPr>
@@ -4699,31 +5703,29 @@
     </w:p>
     <w:p>
       <w:pPr>
-        <w:pStyle w:val="34"/>
-        <w:tabs>
-          <w:tab w:val="left" w:pos="1680"/>
-          <w:tab w:val="right" w:leader="dot" w:pos="9345"/>
-        </w:tabs>
+        <w:pStyle w:val="12"/>
         <w:rPr>
-          <w:rFonts w:ascii="Calibri" w:eastAsia="Times New Roman" w:hAnsi="Calibri"/>
+          <w:rFonts w:asciiTheme="minorHAnsi" w:eastAsiaTheme="minorEastAsia" w:hAnsiTheme="minorHAnsi" w:cstheme="minorBidi"/>
           <w:b w:val="0"/>
+          <w:caps w:val="0"/>
           <w:noProof/>
           <w:sz w:val="22"/>
           <w:lang w:eastAsia="ru-RU"/>
         </w:rPr>
       </w:pPr>
-      <w:hyperlink w:anchor="_Toc109900595" w:history="1">
+      <w:hyperlink w:anchor="_Toc243045345" w:history="1">
         <w:r>
           <w:rPr>
             <w:rStyle w:val="af9"/>
             <w:noProof/>
           </w:rPr>
-          <w:t>4.3.2</w:t>
-        </w:r>
-        <w:r>
-          <w:rPr>
-            <w:rFonts w:ascii="Calibri" w:eastAsia="Times New Roman" w:hAnsi="Calibri"/>
+          <w:t>9</w:t>
+        </w:r>
+        <w:r>
+          <w:rPr>
+            <w:rFonts w:asciiTheme="minorHAnsi" w:eastAsiaTheme="minorEastAsia" w:hAnsiTheme="minorHAnsi" w:cstheme="minorBidi"/>
             <w:b w:val="0"/>
+            <w:caps w:val="0"/>
             <w:noProof/>
             <w:sz w:val="22"/>
             <w:lang w:eastAsia="ru-RU"/>
@@ -4735,7 +5737,7 @@
             <w:rStyle w:val="af9"/>
             <w:noProof/>
           </w:rPr>
-          <w:t>Требования к составу и форме представления входной информации</w:t>
+          <w:t>Источники разработки</w:t>
         </w:r>
         <w:r>
           <w:rPr>
@@ -4756,7 +5758,7 @@
             <w:noProof/>
             <w:webHidden/>
           </w:rPr>
-          <w:instrText xml:space="preserve"> PAGEREF _Toc109900595 \h </w:instrText>
+          <w:instrText xml:space="preserve"> PAGEREF _Toc243045345 \h </w:instrText>
         </w:r>
         <w:r>
           <w:rPr>
@@ -4789,53 +5791,33 @@
     </w:p>
     <w:p>
       <w:pPr>
-        <w:pStyle w:val="34"/>
-        <w:tabs>
-          <w:tab w:val="left" w:pos="1680"/>
-          <w:tab w:val="right" w:leader="dot" w:pos="9345"/>
-        </w:tabs>
+        <w:pStyle w:val="12"/>
         <w:rPr>
-          <w:rFonts w:ascii="Calibri" w:eastAsia="Times New Roman" w:hAnsi="Calibri"/>
+          <w:rFonts w:asciiTheme="minorHAnsi" w:eastAsiaTheme="minorEastAsia" w:hAnsiTheme="minorHAnsi" w:cstheme="minorBidi"/>
           <w:b w:val="0"/>
+          <w:caps w:val="0"/>
           <w:noProof/>
           <w:sz w:val="22"/>
           <w:lang w:eastAsia="ru-RU"/>
         </w:rPr>
       </w:pPr>
-      <w:hyperlink w:anchor="_Toc109900596" w:history="1">
+      <w:hyperlink w:anchor="_Toc243045346" w:history="1">
         <w:r>
           <w:rPr>
             <w:rStyle w:val="af9"/>
             <w:noProof/>
           </w:rPr>
-          <w:t>4.3.3</w:t>
-        </w:r>
-        <w:r>
-          <w:rPr>
-            <w:rFonts w:ascii="Calibri" w:eastAsia="Times New Roman" w:hAnsi="Calibri"/>
-            <w:b w:val="0"/>
-            <w:noProof/>
-            <w:sz w:val="22"/>
-            <w:lang w:eastAsia="ru-RU"/>
+          <w:t>Список использованных источников</w:t>
+        </w:r>
+        <w:r>
+          <w:rPr>
+            <w:noProof/>
+            <w:webHidden/>
           </w:rPr>
           <w:tab/>
         </w:r>
         <w:r>
           <w:rPr>
-            <w:rStyle w:val="af9"/>
-            <w:noProof/>
-          </w:rPr>
-          <w:t>Требования к интерфейсу пользователя</w:t>
-        </w:r>
-        <w:r>
-          <w:rPr>
-            <w:noProof/>
-            <w:webHidden/>
-          </w:rPr>
-          <w:tab/>
-        </w:r>
-        <w:r>
-          <w:rPr>
             <w:noProof/>
             <w:webHidden/>
           </w:rPr>
@@ -4846,7 +5828,7 @@
             <w:noProof/>
             <w:webHidden/>
           </w:rPr>
-          <w:instrText xml:space="preserve"> PAGEREF _Toc109900596 \h </w:instrText>
+          <w:instrText xml:space="preserve"> PAGEREF _Toc243045346 \h </w:instrText>
         </w:r>
         <w:r>
           <w:rPr>
@@ -4866,7 +5848,7 @@
             <w:noProof/>
             <w:webHidden/>
           </w:rPr>
-          <w:t>24</w:t>
+          <w:t>25</w:t>
         </w:r>
         <w:r>
           <w:rPr>
@@ -4879,53 +5861,33 @@
     </w:p>
     <w:p>
       <w:pPr>
-        <w:pStyle w:val="21"/>
-        <w:tabs>
-          <w:tab w:val="left" w:pos="1440"/>
-          <w:tab w:val="right" w:leader="dot" w:pos="9345"/>
-        </w:tabs>
+        <w:pStyle w:val="12"/>
         <w:rPr>
-          <w:rFonts w:ascii="Calibri" w:eastAsia="Times New Roman" w:hAnsi="Calibri"/>
+          <w:rFonts w:asciiTheme="minorHAnsi" w:eastAsiaTheme="minorEastAsia" w:hAnsiTheme="minorHAnsi" w:cstheme="minorBidi"/>
           <w:b w:val="0"/>
+          <w:caps w:val="0"/>
           <w:noProof/>
           <w:sz w:val="22"/>
           <w:lang w:eastAsia="ru-RU"/>
         </w:rPr>
       </w:pPr>
-      <w:hyperlink w:anchor="_Toc109900597" w:history="1">
+      <w:hyperlink w:anchor="_Toc243045347" w:history="1">
         <w:r>
           <w:rPr>
             <w:rStyle w:val="af9"/>
             <w:noProof/>
           </w:rPr>
-          <w:t>4.4</w:t>
-        </w:r>
-        <w:r>
-          <w:rPr>
-            <w:rFonts w:ascii="Calibri" w:eastAsia="Times New Roman" w:hAnsi="Calibri"/>
-            <w:b w:val="0"/>
-            <w:noProof/>
-            <w:sz w:val="22"/>
-            <w:lang w:eastAsia="ru-RU"/>
+          <w:t>Приложение 1.</w:t>
+        </w:r>
+        <w:r>
+          <w:rPr>
+            <w:noProof/>
+            <w:webHidden/>
           </w:rPr>
           <w:tab/>
         </w:r>
         <w:r>
           <w:rPr>
-            <w:rStyle w:val="af9"/>
-            <w:noProof/>
-          </w:rPr>
-          <w:t>Требования к видам обеспечения</w:t>
-        </w:r>
-        <w:r>
-          <w:rPr>
-            <w:noProof/>
-            <w:webHidden/>
-          </w:rPr>
-          <w:tab/>
-        </w:r>
-        <w:r>
-          <w:rPr>
             <w:noProof/>
             <w:webHidden/>
           </w:rPr>
@@ -4936,7 +5898,7 @@
             <w:noProof/>
             <w:webHidden/>
           </w:rPr>
-          <w:instrText xml:space="preserve"> PAGEREF _Toc109900597 \h </w:instrText>
+          <w:instrText xml:space="preserve"> PAGEREF _Toc243045347 \h </w:instrText>
         </w:r>
         <w:r>
           <w:rPr>
@@ -4956,7 +5918,7 @@
             <w:noProof/>
             <w:webHidden/>
           </w:rPr>
-          <w:t>24</w:t>
+          <w:t>26</w:t>
         </w:r>
         <w:r>
           <w:rPr>
@@ -4969,53 +5931,33 @@
     </w:p>
     <w:p>
       <w:pPr>
-        <w:pStyle w:val="34"/>
-        <w:tabs>
-          <w:tab w:val="left" w:pos="1680"/>
-          <w:tab w:val="right" w:leader="dot" w:pos="9345"/>
-        </w:tabs>
+        <w:pStyle w:val="12"/>
         <w:rPr>
-          <w:rFonts w:ascii="Calibri" w:eastAsia="Times New Roman" w:hAnsi="Calibri"/>
+          <w:rFonts w:asciiTheme="minorHAnsi" w:eastAsiaTheme="minorEastAsia" w:hAnsiTheme="minorHAnsi" w:cstheme="minorBidi"/>
           <w:b w:val="0"/>
+          <w:caps w:val="0"/>
           <w:noProof/>
           <w:sz w:val="22"/>
           <w:lang w:eastAsia="ru-RU"/>
         </w:rPr>
       </w:pPr>
-      <w:hyperlink w:anchor="_Toc109900598" w:history="1">
+      <w:hyperlink w:anchor="_Toc243045348" w:history="1">
         <w:r>
           <w:rPr>
             <w:rStyle w:val="af9"/>
             <w:noProof/>
           </w:rPr>
-          <w:t>4.4.1</w:t>
-        </w:r>
-        <w:r>
-          <w:rPr>
-            <w:rFonts w:ascii="Calibri" w:eastAsia="Times New Roman" w:hAnsi="Calibri"/>
-            <w:b w:val="0"/>
-            <w:noProof/>
-            <w:sz w:val="22"/>
-            <w:lang w:eastAsia="ru-RU"/>
+          <w:t>Список изменений</w:t>
+        </w:r>
+        <w:r>
+          <w:rPr>
+            <w:noProof/>
+            <w:webHidden/>
           </w:rPr>
           <w:tab/>
         </w:r>
         <w:r>
           <w:rPr>
-            <w:rStyle w:val="af9"/>
-            <w:noProof/>
-          </w:rPr>
-          <w:t>Требования к математическому обеспечению системы</w:t>
-        </w:r>
-        <w:r>
-          <w:rPr>
-            <w:noProof/>
-            <w:webHidden/>
-          </w:rPr>
-          <w:tab/>
-        </w:r>
-        <w:r>
-          <w:rPr>
             <w:noProof/>
             <w:webHidden/>
           </w:rPr>
@@ -5026,7 +5968,7 @@
             <w:noProof/>
             <w:webHidden/>
           </w:rPr>
-          <w:instrText xml:space="preserve"> PAGEREF _Toc109900598 \h </w:instrText>
+          <w:instrText xml:space="preserve"> PAGEREF _Toc243045348 \h </w:instrText>
         </w:r>
         <w:r>
           <w:rPr>
@@ -5046,1261 +5988,7 @@
             <w:noProof/>
             <w:webHidden/>
           </w:rPr>
-          <w:t>24</w:t>
-        </w:r>
-        <w:r>
-          <w:rPr>
-            <w:noProof/>
-            <w:webHidden/>
-          </w:rPr>
-          <w:fldChar w:fldCharType="end"/>
-        </w:r>
-      </w:hyperlink>
-    </w:p>
-    <w:p>
-      <w:pPr>
-        <w:pStyle w:val="34"/>
-        <w:tabs>
-          <w:tab w:val="left" w:pos="1680"/>
-          <w:tab w:val="right" w:leader="dot" w:pos="9345"/>
-        </w:tabs>
-        <w:rPr>
-          <w:rFonts w:ascii="Calibri" w:eastAsia="Times New Roman" w:hAnsi="Calibri"/>
-          <w:b w:val="0"/>
-          <w:noProof/>
-          <w:sz w:val="22"/>
-          <w:lang w:eastAsia="ru-RU"/>
-        </w:rPr>
-      </w:pPr>
-      <w:hyperlink w:anchor="_Toc109900599" w:history="1">
-        <w:r>
-          <w:rPr>
-            <w:rStyle w:val="af9"/>
-            <w:noProof/>
-          </w:rPr>
-          <w:t>4.4.2</w:t>
-        </w:r>
-        <w:r>
-          <w:rPr>
-            <w:rFonts w:ascii="Calibri" w:eastAsia="Times New Roman" w:hAnsi="Calibri"/>
-            <w:b w:val="0"/>
-            <w:noProof/>
-            <w:sz w:val="22"/>
-            <w:lang w:eastAsia="ru-RU"/>
-          </w:rPr>
-          <w:tab/>
-        </w:r>
-        <w:r>
-          <w:rPr>
-            <w:rStyle w:val="af9"/>
-            <w:noProof/>
-          </w:rPr>
-          <w:t>Требования к информационному обеспечению системы</w:t>
-        </w:r>
-        <w:r>
-          <w:rPr>
-            <w:noProof/>
-            <w:webHidden/>
-          </w:rPr>
-          <w:tab/>
-        </w:r>
-        <w:r>
-          <w:rPr>
-            <w:noProof/>
-            <w:webHidden/>
-          </w:rPr>
-          <w:fldChar w:fldCharType="begin"/>
-        </w:r>
-        <w:r>
-          <w:rPr>
-            <w:noProof/>
-            <w:webHidden/>
-          </w:rPr>
-          <w:instrText xml:space="preserve"> PAGEREF _Toc109900599 \h </w:instrText>
-        </w:r>
-        <w:r>
-          <w:rPr>
-            <w:noProof/>
-            <w:webHidden/>
-          </w:rPr>
-        </w:r>
-        <w:r>
-          <w:rPr>
-            <w:noProof/>
-            <w:webHidden/>
-          </w:rPr>
-          <w:fldChar w:fldCharType="separate"/>
-        </w:r>
-        <w:r>
-          <w:rPr>
-            <w:noProof/>
-            <w:webHidden/>
-          </w:rPr>
-          <w:t>25</w:t>
-        </w:r>
-        <w:r>
-          <w:rPr>
-            <w:noProof/>
-            <w:webHidden/>
-          </w:rPr>
-          <w:fldChar w:fldCharType="end"/>
-        </w:r>
-      </w:hyperlink>
-    </w:p>
-    <w:p>
-      <w:pPr>
-        <w:pStyle w:val="34"/>
-        <w:tabs>
-          <w:tab w:val="left" w:pos="1680"/>
-          <w:tab w:val="right" w:leader="dot" w:pos="9345"/>
-        </w:tabs>
-        <w:rPr>
-          <w:rFonts w:ascii="Calibri" w:eastAsia="Times New Roman" w:hAnsi="Calibri"/>
-          <w:b w:val="0"/>
-          <w:noProof/>
-          <w:sz w:val="22"/>
-          <w:lang w:eastAsia="ru-RU"/>
-        </w:rPr>
-      </w:pPr>
-      <w:hyperlink w:anchor="_Toc109900600" w:history="1">
-        <w:r>
-          <w:rPr>
-            <w:rStyle w:val="af9"/>
-            <w:noProof/>
-          </w:rPr>
-          <w:t>4.4.3</w:t>
-        </w:r>
-        <w:r>
-          <w:rPr>
-            <w:rFonts w:ascii="Calibri" w:eastAsia="Times New Roman" w:hAnsi="Calibri"/>
-            <w:b w:val="0"/>
-            <w:noProof/>
-            <w:sz w:val="22"/>
-            <w:lang w:eastAsia="ru-RU"/>
-          </w:rPr>
-          <w:tab/>
-        </w:r>
-        <w:r>
-          <w:rPr>
-            <w:rStyle w:val="af9"/>
-            <w:noProof/>
-          </w:rPr>
-          <w:t>Требования к лингвистическому обеспечению Системы</w:t>
-        </w:r>
-        <w:r>
-          <w:rPr>
-            <w:noProof/>
-            <w:webHidden/>
-          </w:rPr>
-          <w:tab/>
-        </w:r>
-        <w:r>
-          <w:rPr>
-            <w:noProof/>
-            <w:webHidden/>
-          </w:rPr>
-          <w:fldChar w:fldCharType="begin"/>
-        </w:r>
-        <w:r>
-          <w:rPr>
-            <w:noProof/>
-            <w:webHidden/>
-          </w:rPr>
-          <w:instrText xml:space="preserve"> PAGEREF _Toc109900600 \h </w:instrText>
-        </w:r>
-        <w:r>
-          <w:rPr>
-            <w:noProof/>
-            <w:webHidden/>
-          </w:rPr>
-        </w:r>
-        <w:r>
-          <w:rPr>
-            <w:noProof/>
-            <w:webHidden/>
-          </w:rPr>
-          <w:fldChar w:fldCharType="separate"/>
-        </w:r>
-        <w:r>
-          <w:rPr>
-            <w:noProof/>
-            <w:webHidden/>
-          </w:rPr>
           <w:t>27</w:t>
-        </w:r>
-        <w:r>
-          <w:rPr>
-            <w:noProof/>
-            <w:webHidden/>
-          </w:rPr>
-          <w:fldChar w:fldCharType="end"/>
-        </w:r>
-      </w:hyperlink>
-    </w:p>
-    <w:p>
-      <w:pPr>
-        <w:pStyle w:val="34"/>
-        <w:tabs>
-          <w:tab w:val="left" w:pos="1680"/>
-          <w:tab w:val="right" w:leader="dot" w:pos="9345"/>
-        </w:tabs>
-        <w:rPr>
-          <w:rFonts w:ascii="Calibri" w:eastAsia="Times New Roman" w:hAnsi="Calibri"/>
-          <w:b w:val="0"/>
-          <w:noProof/>
-          <w:sz w:val="22"/>
-          <w:lang w:eastAsia="ru-RU"/>
-        </w:rPr>
-      </w:pPr>
-      <w:hyperlink w:anchor="_Toc109900601" w:history="1">
-        <w:r>
-          <w:rPr>
-            <w:rStyle w:val="af9"/>
-            <w:noProof/>
-          </w:rPr>
-          <w:t>4.4.4</w:t>
-        </w:r>
-        <w:r>
-          <w:rPr>
-            <w:rFonts w:ascii="Calibri" w:eastAsia="Times New Roman" w:hAnsi="Calibri"/>
-            <w:b w:val="0"/>
-            <w:noProof/>
-            <w:sz w:val="22"/>
-            <w:lang w:eastAsia="ru-RU"/>
-          </w:rPr>
-          <w:tab/>
-        </w:r>
-        <w:r>
-          <w:rPr>
-            <w:rStyle w:val="af9"/>
-            <w:noProof/>
-          </w:rPr>
-          <w:t>Требования к программному обеспечению системы</w:t>
-        </w:r>
-        <w:r>
-          <w:rPr>
-            <w:noProof/>
-            <w:webHidden/>
-          </w:rPr>
-          <w:tab/>
-        </w:r>
-        <w:r>
-          <w:rPr>
-            <w:noProof/>
-            <w:webHidden/>
-          </w:rPr>
-          <w:fldChar w:fldCharType="begin"/>
-        </w:r>
-        <w:r>
-          <w:rPr>
-            <w:noProof/>
-            <w:webHidden/>
-          </w:rPr>
-          <w:instrText xml:space="preserve"> PAGEREF _Toc109900601 \h </w:instrText>
-        </w:r>
-        <w:r>
-          <w:rPr>
-            <w:noProof/>
-            <w:webHidden/>
-          </w:rPr>
-        </w:r>
-        <w:r>
-          <w:rPr>
-            <w:noProof/>
-            <w:webHidden/>
-          </w:rPr>
-          <w:fldChar w:fldCharType="separate"/>
-        </w:r>
-        <w:r>
-          <w:rPr>
-            <w:noProof/>
-            <w:webHidden/>
-          </w:rPr>
-          <w:t>27</w:t>
-        </w:r>
-        <w:r>
-          <w:rPr>
-            <w:noProof/>
-            <w:webHidden/>
-          </w:rPr>
-          <w:fldChar w:fldCharType="end"/>
-        </w:r>
-      </w:hyperlink>
-    </w:p>
-    <w:p>
-      <w:pPr>
-        <w:pStyle w:val="34"/>
-        <w:tabs>
-          <w:tab w:val="left" w:pos="1680"/>
-          <w:tab w:val="right" w:leader="dot" w:pos="9345"/>
-        </w:tabs>
-        <w:rPr>
-          <w:rFonts w:ascii="Calibri" w:eastAsia="Times New Roman" w:hAnsi="Calibri"/>
-          <w:b w:val="0"/>
-          <w:noProof/>
-          <w:sz w:val="22"/>
-          <w:lang w:eastAsia="ru-RU"/>
-        </w:rPr>
-      </w:pPr>
-      <w:hyperlink w:anchor="_Toc109900602" w:history="1">
-        <w:r>
-          <w:rPr>
-            <w:rStyle w:val="af9"/>
-            <w:noProof/>
-          </w:rPr>
-          <w:t>4.4.5</w:t>
-        </w:r>
-        <w:r>
-          <w:rPr>
-            <w:rFonts w:ascii="Calibri" w:eastAsia="Times New Roman" w:hAnsi="Calibri"/>
-            <w:b w:val="0"/>
-            <w:noProof/>
-            <w:sz w:val="22"/>
-            <w:lang w:eastAsia="ru-RU"/>
-          </w:rPr>
-          <w:tab/>
-        </w:r>
-        <w:r>
-          <w:rPr>
-            <w:rStyle w:val="af9"/>
-            <w:noProof/>
-          </w:rPr>
-          <w:t>Требования к техническому обеспечению системы</w:t>
-        </w:r>
-        <w:r>
-          <w:rPr>
-            <w:noProof/>
-            <w:webHidden/>
-          </w:rPr>
-          <w:tab/>
-        </w:r>
-        <w:r>
-          <w:rPr>
-            <w:noProof/>
-            <w:webHidden/>
-          </w:rPr>
-          <w:fldChar w:fldCharType="begin"/>
-        </w:r>
-        <w:r>
-          <w:rPr>
-            <w:noProof/>
-            <w:webHidden/>
-          </w:rPr>
-          <w:instrText xml:space="preserve"> PAGEREF _Toc109900602 \h </w:instrText>
-        </w:r>
-        <w:r>
-          <w:rPr>
-            <w:noProof/>
-            <w:webHidden/>
-          </w:rPr>
-        </w:r>
-        <w:r>
-          <w:rPr>
-            <w:noProof/>
-            <w:webHidden/>
-          </w:rPr>
-          <w:fldChar w:fldCharType="separate"/>
-        </w:r>
-        <w:r>
-          <w:rPr>
-            <w:noProof/>
-            <w:webHidden/>
-          </w:rPr>
-          <w:t>28</w:t>
-        </w:r>
-        <w:r>
-          <w:rPr>
-            <w:noProof/>
-            <w:webHidden/>
-          </w:rPr>
-          <w:fldChar w:fldCharType="end"/>
-        </w:r>
-      </w:hyperlink>
-    </w:p>
-    <w:p>
-      <w:pPr>
-        <w:pStyle w:val="34"/>
-        <w:tabs>
-          <w:tab w:val="left" w:pos="1680"/>
-          <w:tab w:val="right" w:leader="dot" w:pos="9345"/>
-        </w:tabs>
-        <w:rPr>
-          <w:rFonts w:ascii="Calibri" w:eastAsia="Times New Roman" w:hAnsi="Calibri"/>
-          <w:b w:val="0"/>
-          <w:noProof/>
-          <w:sz w:val="22"/>
-          <w:lang w:eastAsia="ru-RU"/>
-        </w:rPr>
-      </w:pPr>
-      <w:hyperlink w:anchor="_Toc109900603" w:history="1">
-        <w:r>
-          <w:rPr>
-            <w:rStyle w:val="af9"/>
-            <w:noProof/>
-          </w:rPr>
-          <w:t>4.4.6</w:t>
-        </w:r>
-        <w:r>
-          <w:rPr>
-            <w:rFonts w:ascii="Calibri" w:eastAsia="Times New Roman" w:hAnsi="Calibri"/>
-            <w:b w:val="0"/>
-            <w:noProof/>
-            <w:sz w:val="22"/>
-            <w:lang w:eastAsia="ru-RU"/>
-          </w:rPr>
-          <w:tab/>
-        </w:r>
-        <w:r>
-          <w:rPr>
-            <w:rStyle w:val="af9"/>
-            <w:noProof/>
-          </w:rPr>
-          <w:t>Требования к метрологическому обеспечению Системы</w:t>
-        </w:r>
-        <w:r>
-          <w:rPr>
-            <w:noProof/>
-            <w:webHidden/>
-          </w:rPr>
-          <w:tab/>
-        </w:r>
-        <w:r>
-          <w:rPr>
-            <w:noProof/>
-            <w:webHidden/>
-          </w:rPr>
-          <w:fldChar w:fldCharType="begin"/>
-        </w:r>
-        <w:r>
-          <w:rPr>
-            <w:noProof/>
-            <w:webHidden/>
-          </w:rPr>
-          <w:instrText xml:space="preserve"> PAGEREF _Toc109900603 \h </w:instrText>
-        </w:r>
-        <w:r>
-          <w:rPr>
-            <w:noProof/>
-            <w:webHidden/>
-          </w:rPr>
-        </w:r>
-        <w:r>
-          <w:rPr>
-            <w:noProof/>
-            <w:webHidden/>
-          </w:rPr>
-          <w:fldChar w:fldCharType="separate"/>
-        </w:r>
-        <w:r>
-          <w:rPr>
-            <w:noProof/>
-            <w:webHidden/>
-          </w:rPr>
-          <w:t>29</w:t>
-        </w:r>
-        <w:r>
-          <w:rPr>
-            <w:noProof/>
-            <w:webHidden/>
-          </w:rPr>
-          <w:fldChar w:fldCharType="end"/>
-        </w:r>
-      </w:hyperlink>
-    </w:p>
-    <w:p>
-      <w:pPr>
-        <w:pStyle w:val="34"/>
-        <w:tabs>
-          <w:tab w:val="left" w:pos="1680"/>
-          <w:tab w:val="right" w:leader="dot" w:pos="9345"/>
-        </w:tabs>
-        <w:rPr>
-          <w:rFonts w:ascii="Calibri" w:eastAsia="Times New Roman" w:hAnsi="Calibri"/>
-          <w:b w:val="0"/>
-          <w:noProof/>
-          <w:sz w:val="22"/>
-          <w:lang w:eastAsia="ru-RU"/>
-        </w:rPr>
-      </w:pPr>
-      <w:hyperlink w:anchor="_Toc109900604" w:history="1">
-        <w:r>
-          <w:rPr>
-            <w:rStyle w:val="af9"/>
-            <w:noProof/>
-          </w:rPr>
-          <w:t>4.4.7</w:t>
-        </w:r>
-        <w:r>
-          <w:rPr>
-            <w:rFonts w:ascii="Calibri" w:eastAsia="Times New Roman" w:hAnsi="Calibri"/>
-            <w:b w:val="0"/>
-            <w:noProof/>
-            <w:sz w:val="22"/>
-            <w:lang w:eastAsia="ru-RU"/>
-          </w:rPr>
-          <w:tab/>
-        </w:r>
-        <w:r>
-          <w:rPr>
-            <w:rStyle w:val="af9"/>
-            <w:noProof/>
-          </w:rPr>
-          <w:t>Требования к организационному обеспечению системы</w:t>
-        </w:r>
-        <w:r>
-          <w:rPr>
-            <w:noProof/>
-            <w:webHidden/>
-          </w:rPr>
-          <w:tab/>
-        </w:r>
-        <w:r>
-          <w:rPr>
-            <w:noProof/>
-            <w:webHidden/>
-          </w:rPr>
-          <w:fldChar w:fldCharType="begin"/>
-        </w:r>
-        <w:r>
-          <w:rPr>
-            <w:noProof/>
-            <w:webHidden/>
-          </w:rPr>
-          <w:instrText xml:space="preserve"> PAGEREF _Toc109900604 \h </w:instrText>
-        </w:r>
-        <w:r>
-          <w:rPr>
-            <w:noProof/>
-            <w:webHidden/>
-          </w:rPr>
-        </w:r>
-        <w:r>
-          <w:rPr>
-            <w:noProof/>
-            <w:webHidden/>
-          </w:rPr>
-          <w:fldChar w:fldCharType="separate"/>
-        </w:r>
-        <w:r>
-          <w:rPr>
-            <w:noProof/>
-            <w:webHidden/>
-          </w:rPr>
-          <w:t>29</w:t>
-        </w:r>
-        <w:r>
-          <w:rPr>
-            <w:noProof/>
-            <w:webHidden/>
-          </w:rPr>
-          <w:fldChar w:fldCharType="end"/>
-        </w:r>
-      </w:hyperlink>
-    </w:p>
-    <w:p>
-      <w:pPr>
-        <w:pStyle w:val="34"/>
-        <w:tabs>
-          <w:tab w:val="left" w:pos="1680"/>
-          <w:tab w:val="right" w:leader="dot" w:pos="9345"/>
-        </w:tabs>
-        <w:rPr>
-          <w:rFonts w:ascii="Calibri" w:eastAsia="Times New Roman" w:hAnsi="Calibri"/>
-          <w:b w:val="0"/>
-          <w:noProof/>
-          <w:sz w:val="22"/>
-          <w:lang w:eastAsia="ru-RU"/>
-        </w:rPr>
-      </w:pPr>
-      <w:hyperlink w:anchor="_Toc109900605" w:history="1">
-        <w:r>
-          <w:rPr>
-            <w:rStyle w:val="af9"/>
-            <w:noProof/>
-          </w:rPr>
-          <w:t>4.4.8</w:t>
-        </w:r>
-        <w:r>
-          <w:rPr>
-            <w:rFonts w:ascii="Calibri" w:eastAsia="Times New Roman" w:hAnsi="Calibri"/>
-            <w:b w:val="0"/>
-            <w:noProof/>
-            <w:sz w:val="22"/>
-            <w:lang w:eastAsia="ru-RU"/>
-          </w:rPr>
-          <w:tab/>
-        </w:r>
-        <w:r>
-          <w:rPr>
-            <w:rStyle w:val="af9"/>
-            <w:noProof/>
-          </w:rPr>
-          <w:t>Требования к методическому обеспечению системы</w:t>
-        </w:r>
-        <w:r>
-          <w:rPr>
-            <w:noProof/>
-            <w:webHidden/>
-          </w:rPr>
-          <w:tab/>
-        </w:r>
-        <w:r>
-          <w:rPr>
-            <w:noProof/>
-            <w:webHidden/>
-          </w:rPr>
-          <w:fldChar w:fldCharType="begin"/>
-        </w:r>
-        <w:r>
-          <w:rPr>
-            <w:noProof/>
-            <w:webHidden/>
-          </w:rPr>
-          <w:instrText xml:space="preserve"> PAGEREF _Toc109900605 \h </w:instrText>
-        </w:r>
-        <w:r>
-          <w:rPr>
-            <w:noProof/>
-            <w:webHidden/>
-          </w:rPr>
-        </w:r>
-        <w:r>
-          <w:rPr>
-            <w:noProof/>
-            <w:webHidden/>
-          </w:rPr>
-          <w:fldChar w:fldCharType="separate"/>
-        </w:r>
-        <w:r>
-          <w:rPr>
-            <w:noProof/>
-            <w:webHidden/>
-          </w:rPr>
-          <w:t>29</w:t>
-        </w:r>
-        <w:r>
-          <w:rPr>
-            <w:noProof/>
-            <w:webHidden/>
-          </w:rPr>
-          <w:fldChar w:fldCharType="end"/>
-        </w:r>
-      </w:hyperlink>
-    </w:p>
-    <w:p>
-      <w:pPr>
-        <w:pStyle w:val="12"/>
-        <w:rPr>
-          <w:rFonts w:ascii="Calibri" w:eastAsia="Times New Roman" w:hAnsi="Calibri"/>
-          <w:noProof/>
-          <w:sz w:val="22"/>
-          <w:lang w:eastAsia="ru-RU"/>
-        </w:rPr>
-      </w:pPr>
-      <w:hyperlink w:anchor="_Toc109900606" w:history="1">
-        <w:r>
-          <w:rPr>
-            <w:rStyle w:val="af9"/>
-            <w:noProof/>
-          </w:rPr>
-          <w:t>5</w:t>
-        </w:r>
-        <w:r>
-          <w:rPr>
-            <w:rFonts w:ascii="Calibri" w:eastAsia="Times New Roman" w:hAnsi="Calibri"/>
-            <w:noProof/>
-            <w:sz w:val="22"/>
-            <w:lang w:eastAsia="ru-RU"/>
-          </w:rPr>
-          <w:tab/>
-        </w:r>
-        <w:r>
-          <w:rPr>
-            <w:rStyle w:val="af9"/>
-            <w:noProof/>
-          </w:rPr>
-          <w:t>Требования составу и содержанию работ по созданию (развитию) системы</w:t>
-        </w:r>
-        <w:r>
-          <w:rPr>
-            <w:noProof/>
-            <w:webHidden/>
-          </w:rPr>
-          <w:tab/>
-        </w:r>
-        <w:r>
-          <w:rPr>
-            <w:noProof/>
-            <w:webHidden/>
-          </w:rPr>
-          <w:fldChar w:fldCharType="begin"/>
-        </w:r>
-        <w:r>
-          <w:rPr>
-            <w:noProof/>
-            <w:webHidden/>
-          </w:rPr>
-          <w:instrText xml:space="preserve"> PAGEREF _Toc109900606 \h </w:instrText>
-        </w:r>
-        <w:r>
-          <w:rPr>
-            <w:noProof/>
-            <w:webHidden/>
-          </w:rPr>
-        </w:r>
-        <w:r>
-          <w:rPr>
-            <w:noProof/>
-            <w:webHidden/>
-          </w:rPr>
-          <w:fldChar w:fldCharType="separate"/>
-        </w:r>
-        <w:r>
-          <w:rPr>
-            <w:noProof/>
-            <w:webHidden/>
-          </w:rPr>
-          <w:t>30</w:t>
-        </w:r>
-        <w:r>
-          <w:rPr>
-            <w:noProof/>
-            <w:webHidden/>
-          </w:rPr>
-          <w:fldChar w:fldCharType="end"/>
-        </w:r>
-      </w:hyperlink>
-    </w:p>
-    <w:p>
-      <w:pPr>
-        <w:pStyle w:val="12"/>
-        <w:rPr>
-          <w:rFonts w:ascii="Calibri" w:eastAsia="Times New Roman" w:hAnsi="Calibri"/>
-          <w:noProof/>
-          <w:sz w:val="22"/>
-          <w:lang w:eastAsia="ru-RU"/>
-        </w:rPr>
-      </w:pPr>
-      <w:hyperlink w:anchor="_Toc109900607" w:history="1">
-        <w:r>
-          <w:rPr>
-            <w:rStyle w:val="af9"/>
-            <w:noProof/>
-          </w:rPr>
-          <w:t>6</w:t>
-        </w:r>
-        <w:r>
-          <w:rPr>
-            <w:rFonts w:ascii="Calibri" w:eastAsia="Times New Roman" w:hAnsi="Calibri"/>
-            <w:noProof/>
-            <w:sz w:val="22"/>
-            <w:lang w:eastAsia="ru-RU"/>
-          </w:rPr>
-          <w:tab/>
-        </w:r>
-        <w:r>
-          <w:rPr>
-            <w:rStyle w:val="af9"/>
-            <w:noProof/>
-          </w:rPr>
-          <w:t>Порядок контроля и приемки системы</w:t>
-        </w:r>
-        <w:r>
-          <w:rPr>
-            <w:noProof/>
-            <w:webHidden/>
-          </w:rPr>
-          <w:tab/>
-        </w:r>
-        <w:r>
-          <w:rPr>
-            <w:noProof/>
-            <w:webHidden/>
-          </w:rPr>
-          <w:fldChar w:fldCharType="begin"/>
-        </w:r>
-        <w:r>
-          <w:rPr>
-            <w:noProof/>
-            <w:webHidden/>
-          </w:rPr>
-          <w:instrText xml:space="preserve"> PAGEREF _Toc109900607 \h </w:instrText>
-        </w:r>
-        <w:r>
-          <w:rPr>
-            <w:noProof/>
-            <w:webHidden/>
-          </w:rPr>
-        </w:r>
-        <w:r>
-          <w:rPr>
-            <w:noProof/>
-            <w:webHidden/>
-          </w:rPr>
-          <w:fldChar w:fldCharType="separate"/>
-        </w:r>
-        <w:r>
-          <w:rPr>
-            <w:noProof/>
-            <w:webHidden/>
-          </w:rPr>
-          <w:t>31</w:t>
-        </w:r>
-        <w:r>
-          <w:rPr>
-            <w:noProof/>
-            <w:webHidden/>
-          </w:rPr>
-          <w:fldChar w:fldCharType="end"/>
-        </w:r>
-      </w:hyperlink>
-    </w:p>
-    <w:p>
-      <w:pPr>
-        <w:pStyle w:val="12"/>
-        <w:rPr>
-          <w:rFonts w:ascii="Calibri" w:eastAsia="Times New Roman" w:hAnsi="Calibri"/>
-          <w:noProof/>
-          <w:sz w:val="22"/>
-          <w:lang w:eastAsia="ru-RU"/>
-        </w:rPr>
-      </w:pPr>
-      <w:hyperlink w:anchor="_Toc109900608" w:history="1">
-        <w:r>
-          <w:rPr>
-            <w:rStyle w:val="af9"/>
-            <w:noProof/>
-          </w:rPr>
-          <w:t>7</w:t>
-        </w:r>
-        <w:r>
-          <w:rPr>
-            <w:rFonts w:ascii="Calibri" w:eastAsia="Times New Roman" w:hAnsi="Calibri"/>
-            <w:noProof/>
-            <w:sz w:val="22"/>
-            <w:lang w:eastAsia="ru-RU"/>
-          </w:rPr>
-          <w:tab/>
-        </w:r>
-        <w:r>
-          <w:rPr>
-            <w:rStyle w:val="af9"/>
-            <w:noProof/>
-          </w:rPr>
-          <w:t>Требования к составу и содержанию работ по подготовке объекта автоматизации к вводу системы в действие</w:t>
-        </w:r>
-        <w:r>
-          <w:rPr>
-            <w:noProof/>
-            <w:webHidden/>
-          </w:rPr>
-          <w:tab/>
-        </w:r>
-        <w:r>
-          <w:rPr>
-            <w:noProof/>
-            <w:webHidden/>
-          </w:rPr>
-          <w:fldChar w:fldCharType="begin"/>
-        </w:r>
-        <w:r>
-          <w:rPr>
-            <w:noProof/>
-            <w:webHidden/>
-          </w:rPr>
-          <w:instrText xml:space="preserve"> PAGEREF _Toc109900608 \h </w:instrText>
-        </w:r>
-        <w:r>
-          <w:rPr>
-            <w:noProof/>
-            <w:webHidden/>
-          </w:rPr>
-        </w:r>
-        <w:r>
-          <w:rPr>
-            <w:noProof/>
-            <w:webHidden/>
-          </w:rPr>
-          <w:fldChar w:fldCharType="separate"/>
-        </w:r>
-        <w:r>
-          <w:rPr>
-            <w:noProof/>
-            <w:webHidden/>
-          </w:rPr>
-          <w:t>32</w:t>
-        </w:r>
-        <w:r>
-          <w:rPr>
-            <w:noProof/>
-            <w:webHidden/>
-          </w:rPr>
-          <w:fldChar w:fldCharType="end"/>
-        </w:r>
-      </w:hyperlink>
-    </w:p>
-    <w:p>
-      <w:pPr>
-        <w:pStyle w:val="12"/>
-        <w:rPr>
-          <w:rFonts w:ascii="Calibri" w:eastAsia="Times New Roman" w:hAnsi="Calibri"/>
-          <w:noProof/>
-          <w:sz w:val="22"/>
-          <w:lang w:eastAsia="ru-RU"/>
-        </w:rPr>
-      </w:pPr>
-      <w:hyperlink w:anchor="_Toc109900609" w:history="1">
-        <w:r>
-          <w:rPr>
-            <w:rStyle w:val="af9"/>
-            <w:noProof/>
-          </w:rPr>
-          <w:t>8</w:t>
-        </w:r>
-        <w:r>
-          <w:rPr>
-            <w:rFonts w:ascii="Calibri" w:eastAsia="Times New Roman" w:hAnsi="Calibri"/>
-            <w:noProof/>
-            <w:sz w:val="22"/>
-            <w:lang w:eastAsia="ru-RU"/>
-          </w:rPr>
-          <w:tab/>
-        </w:r>
-        <w:r>
-          <w:rPr>
-            <w:rStyle w:val="af9"/>
-            <w:noProof/>
-          </w:rPr>
-          <w:t>Требования к документированию</w:t>
-        </w:r>
-        <w:r>
-          <w:rPr>
-            <w:noProof/>
-            <w:webHidden/>
-          </w:rPr>
-          <w:tab/>
-        </w:r>
-        <w:r>
-          <w:rPr>
-            <w:noProof/>
-            <w:webHidden/>
-          </w:rPr>
-          <w:fldChar w:fldCharType="begin"/>
-        </w:r>
-        <w:r>
-          <w:rPr>
-            <w:noProof/>
-            <w:webHidden/>
-          </w:rPr>
-          <w:instrText xml:space="preserve"> PAGEREF _Toc109900609 \h </w:instrText>
-        </w:r>
-        <w:r>
-          <w:rPr>
-            <w:noProof/>
-            <w:webHidden/>
-          </w:rPr>
-        </w:r>
-        <w:r>
-          <w:rPr>
-            <w:noProof/>
-            <w:webHidden/>
-          </w:rPr>
-          <w:fldChar w:fldCharType="separate"/>
-        </w:r>
-        <w:r>
-          <w:rPr>
-            <w:noProof/>
-            <w:webHidden/>
-          </w:rPr>
-          <w:t>33</w:t>
-        </w:r>
-        <w:r>
-          <w:rPr>
-            <w:noProof/>
-            <w:webHidden/>
-          </w:rPr>
-          <w:fldChar w:fldCharType="end"/>
-        </w:r>
-      </w:hyperlink>
-    </w:p>
-    <w:p>
-      <w:pPr>
-        <w:pStyle w:val="12"/>
-        <w:rPr>
-          <w:rFonts w:ascii="Calibri" w:eastAsia="Times New Roman" w:hAnsi="Calibri"/>
-          <w:noProof/>
-          <w:sz w:val="22"/>
-          <w:lang w:eastAsia="ru-RU"/>
-        </w:rPr>
-      </w:pPr>
-      <w:hyperlink w:anchor="_Toc109900610" w:history="1">
-        <w:r>
-          <w:rPr>
-            <w:rStyle w:val="af9"/>
-            <w:noProof/>
-          </w:rPr>
-          <w:t>9</w:t>
-        </w:r>
-        <w:r>
-          <w:rPr>
-            <w:rFonts w:ascii="Calibri" w:eastAsia="Times New Roman" w:hAnsi="Calibri"/>
-            <w:noProof/>
-            <w:sz w:val="22"/>
-            <w:lang w:eastAsia="ru-RU"/>
-          </w:rPr>
-          <w:tab/>
-        </w:r>
-        <w:r>
-          <w:rPr>
-            <w:rStyle w:val="af9"/>
-            <w:noProof/>
-          </w:rPr>
-          <w:t>Источники разработки</w:t>
-        </w:r>
-        <w:r>
-          <w:rPr>
-            <w:noProof/>
-            <w:webHidden/>
-          </w:rPr>
-          <w:tab/>
-        </w:r>
-        <w:r>
-          <w:rPr>
-            <w:noProof/>
-            <w:webHidden/>
-          </w:rPr>
-          <w:fldChar w:fldCharType="begin"/>
-        </w:r>
-        <w:r>
-          <w:rPr>
-            <w:noProof/>
-            <w:webHidden/>
-          </w:rPr>
-          <w:instrText xml:space="preserve"> PAGEREF _Toc109900610 \h </w:instrText>
-        </w:r>
-        <w:r>
-          <w:rPr>
-            <w:noProof/>
-            <w:webHidden/>
-          </w:rPr>
-        </w:r>
-        <w:r>
-          <w:rPr>
-            <w:noProof/>
-            <w:webHidden/>
-          </w:rPr>
-          <w:fldChar w:fldCharType="separate"/>
-        </w:r>
-        <w:r>
-          <w:rPr>
-            <w:noProof/>
-            <w:webHidden/>
-          </w:rPr>
-          <w:t>34</w:t>
-        </w:r>
-        <w:r>
-          <w:rPr>
-            <w:noProof/>
-            <w:webHidden/>
-          </w:rPr>
-          <w:fldChar w:fldCharType="end"/>
-        </w:r>
-      </w:hyperlink>
-    </w:p>
-    <w:p>
-      <w:pPr>
-        <w:pStyle w:val="12"/>
-        <w:rPr>
-          <w:rFonts w:ascii="Calibri" w:eastAsia="Times New Roman" w:hAnsi="Calibri"/>
-          <w:noProof/>
-          <w:sz w:val="22"/>
-          <w:lang w:eastAsia="ru-RU"/>
-        </w:rPr>
-      </w:pPr>
-      <w:hyperlink w:anchor="_Toc109900611" w:history="1">
-        <w:r>
-          <w:rPr>
-            <w:rStyle w:val="af9"/>
-            <w:noProof/>
-          </w:rPr>
-          <w:t>Список использованных источников</w:t>
-        </w:r>
-        <w:r>
-          <w:rPr>
-            <w:noProof/>
-            <w:webHidden/>
-          </w:rPr>
-          <w:tab/>
-        </w:r>
-        <w:r>
-          <w:rPr>
-            <w:noProof/>
-            <w:webHidden/>
-          </w:rPr>
-          <w:fldChar w:fldCharType="begin"/>
-        </w:r>
-        <w:r>
-          <w:rPr>
-            <w:noProof/>
-            <w:webHidden/>
-          </w:rPr>
-          <w:instrText xml:space="preserve"> PAGEREF _Toc109900611 \h </w:instrText>
-        </w:r>
-        <w:r>
-          <w:rPr>
-            <w:noProof/>
-            <w:webHidden/>
-          </w:rPr>
-        </w:r>
-        <w:r>
-          <w:rPr>
-            <w:noProof/>
-            <w:webHidden/>
-          </w:rPr>
-          <w:fldChar w:fldCharType="separate"/>
-        </w:r>
-        <w:r>
-          <w:rPr>
-            <w:noProof/>
-            <w:webHidden/>
-          </w:rPr>
-          <w:t>35</w:t>
-        </w:r>
-        <w:r>
-          <w:rPr>
-            <w:noProof/>
-            <w:webHidden/>
-          </w:rPr>
-          <w:fldChar w:fldCharType="end"/>
-        </w:r>
-      </w:hyperlink>
-    </w:p>
-    <w:p>
-      <w:pPr>
-        <w:pStyle w:val="12"/>
-        <w:rPr>
-          <w:rFonts w:ascii="Calibri" w:eastAsia="Times New Roman" w:hAnsi="Calibri"/>
-          <w:noProof/>
-          <w:sz w:val="22"/>
-          <w:lang w:eastAsia="ru-RU"/>
-        </w:rPr>
-      </w:pPr>
-      <w:hyperlink w:anchor="_Toc109900612" w:history="1">
-        <w:r>
-          <w:rPr>
-            <w:rStyle w:val="af9"/>
-            <w:noProof/>
-          </w:rPr>
-          <w:t>Приложение 1.</w:t>
-        </w:r>
-        <w:r>
-          <w:rPr>
-            <w:noProof/>
-            <w:webHidden/>
-          </w:rPr>
-          <w:tab/>
-        </w:r>
-        <w:r>
-          <w:rPr>
-            <w:noProof/>
-            <w:webHidden/>
-          </w:rPr>
-          <w:fldChar w:fldCharType="begin"/>
-        </w:r>
-        <w:r>
-          <w:rPr>
-            <w:noProof/>
-            <w:webHidden/>
-          </w:rPr>
-          <w:instrText xml:space="preserve"> PAGEREF _Toc109900612 \h </w:instrText>
-        </w:r>
-        <w:r>
-          <w:rPr>
-            <w:noProof/>
-            <w:webHidden/>
-          </w:rPr>
-        </w:r>
-        <w:r>
-          <w:rPr>
-            <w:noProof/>
-            <w:webHidden/>
-          </w:rPr>
-          <w:fldChar w:fldCharType="separate"/>
-        </w:r>
-        <w:r>
-          <w:rPr>
-            <w:noProof/>
-            <w:webHidden/>
-          </w:rPr>
-          <w:t>36</w:t>
-        </w:r>
-        <w:r>
-          <w:rPr>
-            <w:noProof/>
-            <w:webHidden/>
-          </w:rPr>
-          <w:fldChar w:fldCharType="end"/>
-        </w:r>
-      </w:hyperlink>
-    </w:p>
-    <w:p>
-      <w:pPr>
-        <w:pStyle w:val="12"/>
-        <w:rPr>
-          <w:rFonts w:ascii="Calibri" w:eastAsia="Times New Roman" w:hAnsi="Calibri"/>
-          <w:noProof/>
-          <w:sz w:val="22"/>
-          <w:lang w:eastAsia="ru-RU"/>
-        </w:rPr>
-      </w:pPr>
-      <w:hyperlink w:anchor="_Toc109900613" w:history="1">
-        <w:r>
-          <w:rPr>
-            <w:rStyle w:val="af9"/>
-            <w:noProof/>
-          </w:rPr>
-          <w:t>Список изменений</w:t>
-        </w:r>
-        <w:r>
-          <w:rPr>
-            <w:noProof/>
-            <w:webHidden/>
-          </w:rPr>
-          <w:tab/>
-        </w:r>
-        <w:r>
-          <w:rPr>
-            <w:noProof/>
-            <w:webHidden/>
-          </w:rPr>
-          <w:fldChar w:fldCharType="begin"/>
-        </w:r>
-        <w:r>
-          <w:rPr>
-            <w:noProof/>
-            <w:webHidden/>
-          </w:rPr>
-          <w:instrText xml:space="preserve"> PAGEREF _Toc109900613 \h </w:instrText>
-        </w:r>
-        <w:r>
-          <w:rPr>
-            <w:noProof/>
-            <w:webHidden/>
-          </w:rPr>
-        </w:r>
-        <w:r>
-          <w:rPr>
-            <w:noProof/>
-            <w:webHidden/>
-          </w:rPr>
-          <w:fldChar w:fldCharType="separate"/>
-        </w:r>
-        <w:r>
-          <w:rPr>
-            <w:noProof/>
-            <w:webHidden/>
-          </w:rPr>
-          <w:t>37</w:t>
         </w:r>
         <w:r>
           <w:rPr>
@@ -6399,26 +6087,26 @@
       <w:pPr>
         <w:pStyle w:val="1"/>
       </w:pPr>
-      <w:bookmarkStart w:id="0" w:name="_Toc109900557"/>
+      <w:bookmarkStart w:id="1" w:name="_Toc243045296"/>
       <w:r>
         <w:lastRenderedPageBreak/>
         <w:t>Общие сведения</w:t>
       </w:r>
-      <w:bookmarkEnd w:id="0"/>
+      <w:bookmarkEnd w:id="1"/>
     </w:p>
     <w:p>
       <w:pPr>
         <w:pStyle w:val="2"/>
       </w:pPr>
-      <w:bookmarkStart w:id="1" w:name="_Toc117498006"/>
-      <w:bookmarkStart w:id="2" w:name="_Toc314835495"/>
-      <w:bookmarkStart w:id="3" w:name="_Toc109900558"/>
+      <w:bookmarkStart w:id="2" w:name="_Toc117498006"/>
+      <w:bookmarkStart w:id="3" w:name="_Toc314835495"/>
+      <w:bookmarkStart w:id="4" w:name="_Toc243045297"/>
       <w:r>
         <w:t>Полное наименование системы и ее условное обозначение</w:t>
       </w:r>
-      <w:bookmarkEnd w:id="1"/>
       <w:bookmarkEnd w:id="2"/>
       <w:bookmarkEnd w:id="3"/>
+      <w:bookmarkEnd w:id="4"/>
     </w:p>
     <w:p>
       <w:pPr>
@@ -6457,15 +6145,15 @@
       <w:pPr>
         <w:pStyle w:val="2"/>
       </w:pPr>
-      <w:bookmarkStart w:id="4" w:name="_Toc117498007"/>
-      <w:bookmarkStart w:id="5" w:name="_Toc314835496"/>
-      <w:bookmarkStart w:id="6" w:name="_Toc109900559"/>
+      <w:bookmarkStart w:id="5" w:name="_Toc117498007"/>
+      <w:bookmarkStart w:id="6" w:name="_Toc314835496"/>
+      <w:bookmarkStart w:id="7" w:name="_Toc243045298"/>
       <w:r>
         <w:t>Номер договора</w:t>
       </w:r>
-      <w:bookmarkEnd w:id="4"/>
       <w:bookmarkEnd w:id="5"/>
       <w:bookmarkEnd w:id="6"/>
+      <w:bookmarkEnd w:id="7"/>
     </w:p>
     <w:p>
       <w:pPr>
@@ -6479,9 +6167,9 @@
       <w:pPr>
         <w:pStyle w:val="2"/>
       </w:pPr>
-      <w:bookmarkStart w:id="7" w:name="_Toc117498008"/>
-      <w:bookmarkStart w:id="8" w:name="_Toc314835497"/>
-      <w:bookmarkStart w:id="9" w:name="_Toc109900560"/>
+      <w:bookmarkStart w:id="8" w:name="_Toc117498008"/>
+      <w:bookmarkStart w:id="9" w:name="_Toc314835497"/>
+      <w:bookmarkStart w:id="10" w:name="_Toc243045299"/>
       <w:r>
         <w:t>Наименования предприятий разра</w:t>
       </w:r>
@@ -6491,9 +6179,9 @@
       <w:r>
         <w:t>истемы</w:t>
       </w:r>
-      <w:bookmarkEnd w:id="7"/>
       <w:bookmarkEnd w:id="8"/>
       <w:bookmarkEnd w:id="9"/>
+      <w:bookmarkEnd w:id="10"/>
     </w:p>
     <w:p>
       <w:pPr>
@@ -6531,19 +6219,19 @@
       <w:pPr>
         <w:pStyle w:val="2"/>
       </w:pPr>
-      <w:bookmarkStart w:id="10" w:name="_Toc117498009"/>
-      <w:bookmarkStart w:id="11" w:name="_Toc314835498"/>
-      <w:bookmarkStart w:id="12" w:name="_Ref315690608"/>
-      <w:bookmarkStart w:id="13" w:name="_Ref315690612"/>
-      <w:bookmarkStart w:id="14" w:name="_Toc109900561"/>
+      <w:bookmarkStart w:id="11" w:name="_Toc117498009"/>
+      <w:bookmarkStart w:id="12" w:name="_Toc314835498"/>
+      <w:bookmarkStart w:id="13" w:name="_Ref315690608"/>
+      <w:bookmarkStart w:id="14" w:name="_Ref315690612"/>
+      <w:bookmarkStart w:id="15" w:name="_Toc243045300"/>
       <w:r>
         <w:t>Перечень документов, на основании которых создается система</w:t>
       </w:r>
-      <w:bookmarkEnd w:id="10"/>
       <w:bookmarkEnd w:id="11"/>
       <w:bookmarkEnd w:id="12"/>
       <w:bookmarkEnd w:id="13"/>
       <w:bookmarkEnd w:id="14"/>
+      <w:bookmarkEnd w:id="15"/>
     </w:p>
     <w:p>
       <w:pPr>
@@ -6559,10 +6247,10 @@
           <w:szCs w:val="22"/>
         </w:rPr>
       </w:pPr>
-      <w:bookmarkStart w:id="15" w:name="_Toc117498010"/>
-      <w:bookmarkStart w:id="16" w:name="_Toc314835499"/>
-      <w:bookmarkStart w:id="17" w:name="_Toc109900562"/>
+      <w:bookmarkStart w:id="16" w:name="_Toc117498010"/>
+      <w:bookmarkStart w:id="17" w:name="_Toc314835499"/>
       <w:bookmarkStart w:id="18" w:name="_Toc117498011"/>
+      <w:bookmarkStart w:id="19" w:name="_Toc243045301"/>
       <w:r>
         <w:rPr>
           <w:b w:val="0"/>
@@ -6570,7 +6258,17 @@
           <w:sz w:val="24"/>
           <w:szCs w:val="22"/>
         </w:rPr>
-        <w:t xml:space="preserve">ГОСТ 34.602-2020 </w:t>
+        <w:t>ГОСТ 34.602-2020</w:t>
+      </w:r>
+      <w:bookmarkEnd w:id="19"/>
+      <w:r>
+        <w:rPr>
+          <w:b w:val="0"/>
+          <w:bCs w:val="0"/>
+          <w:sz w:val="24"/>
+          <w:szCs w:val="22"/>
+        </w:rPr>
+        <w:t xml:space="preserve"> </w:t>
       </w:r>
     </w:p>
     <w:p>
@@ -6587,6 +6285,7 @@
           <w:szCs w:val="22"/>
         </w:rPr>
       </w:pPr>
+      <w:bookmarkStart w:id="20" w:name="_Toc243045302"/>
       <w:r>
         <w:rPr>
           <w:b w:val="0"/>
@@ -6596,6 +6295,7 @@
         </w:rPr>
         <w:t>«Техническое задание на создание автоматизированной системы».</w:t>
       </w:r>
+      <w:bookmarkEnd w:id="20"/>
     </w:p>
     <w:p>
       <w:pPr>
@@ -6611,6 +6311,7 @@
           <w:szCs w:val="22"/>
         </w:rPr>
       </w:pPr>
+      <w:bookmarkStart w:id="21" w:name="_Toc243045303"/>
       <w:r>
         <w:rPr>
           <w:b w:val="0"/>
@@ -6620,6 +6321,7 @@
         </w:rPr>
         <w:t>Устав проекта от 23.09.2026.</w:t>
       </w:r>
+      <w:bookmarkEnd w:id="21"/>
     </w:p>
     <w:p>
       <w:pPr>
@@ -6629,6 +6331,7 @@
           <w:numId w:val="16"/>
         </w:numPr>
       </w:pPr>
+      <w:bookmarkStart w:id="22" w:name="_Toc243045304"/>
       <w:r>
         <w:rPr>
           <w:b w:val="0"/>
@@ -6638,17 +6341,19 @@
         </w:rPr>
         <w:t>Диаграмма классов (UML) системы.</w:t>
       </w:r>
+      <w:bookmarkEnd w:id="22"/>
     </w:p>
     <w:p>
       <w:pPr>
         <w:pStyle w:val="2"/>
       </w:pPr>
+      <w:bookmarkStart w:id="23" w:name="_Toc243045305"/>
       <w:r>
         <w:t>Плановые сроки начала и окончания работы по созданию системы</w:t>
       </w:r>
-      <w:bookmarkEnd w:id="15"/>
       <w:bookmarkEnd w:id="16"/>
       <w:bookmarkEnd w:id="17"/>
+      <w:bookmarkEnd w:id="23"/>
     </w:p>
     <w:p>
       <w:pPr>
@@ -6682,13 +6387,13 @@
       <w:pPr>
         <w:pStyle w:val="2"/>
       </w:pPr>
-      <w:bookmarkStart w:id="19" w:name="_Toc314835500"/>
-      <w:bookmarkStart w:id="20" w:name="_Toc109900563"/>
+      <w:bookmarkStart w:id="24" w:name="_Toc314835500"/>
+      <w:bookmarkStart w:id="25" w:name="_Toc243045306"/>
       <w:r>
         <w:t>Сведения об источниках и порядке финансирования работы по созданию системы</w:t>
       </w:r>
-      <w:bookmarkEnd w:id="19"/>
-      <w:bookmarkEnd w:id="20"/>
+      <w:bookmarkEnd w:id="24"/>
+      <w:bookmarkEnd w:id="25"/>
     </w:p>
     <w:p>
       <w:pPr>
@@ -6708,8 +6413,8 @@
       <w:pPr>
         <w:pStyle w:val="2"/>
       </w:pPr>
-      <w:bookmarkStart w:id="21" w:name="_Toc314835501"/>
-      <w:bookmarkStart w:id="22" w:name="_Toc109900564"/>
+      <w:bookmarkStart w:id="26" w:name="_Toc314835501"/>
+      <w:bookmarkStart w:id="27" w:name="_Toc243045307"/>
       <w:r>
         <w:lastRenderedPageBreak/>
         <w:t>Порядок оформления и предъявления заказчику результатов работ по созданию системы</w:t>
@@ -6721,8 +6426,8 @@
       <w:r>
         <w:t>(ее частей), по изготовлению и наладке отдельных средств (технических, программных, информационных) и программно-технических (программно-методических) комплексов системы</w:t>
       </w:r>
-      <w:bookmarkEnd w:id="21"/>
-      <w:bookmarkEnd w:id="22"/>
+      <w:bookmarkEnd w:id="26"/>
+      <w:bookmarkEnd w:id="27"/>
     </w:p>
     <w:p>
       <w:pPr>
@@ -7016,29 +6721,29 @@
       <w:pPr>
         <w:pStyle w:val="1"/>
       </w:pPr>
-      <w:bookmarkStart w:id="23" w:name="_Toc109900565"/>
+      <w:bookmarkStart w:id="28" w:name="_Toc243045308"/>
       <w:r>
         <w:lastRenderedPageBreak/>
         <w:t>Назначение и цели создания системы</w:t>
       </w:r>
-      <w:bookmarkEnd w:id="23"/>
+      <w:bookmarkEnd w:id="28"/>
     </w:p>
     <w:p>
       <w:pPr>
         <w:pStyle w:val="2"/>
       </w:pPr>
-      <w:bookmarkStart w:id="24" w:name="_Toc117498013"/>
-      <w:bookmarkStart w:id="25" w:name="_Toc314835510"/>
-      <w:bookmarkStart w:id="26" w:name="_Toc109900566"/>
+      <w:bookmarkStart w:id="29" w:name="_Toc117498013"/>
+      <w:bookmarkStart w:id="30" w:name="_Toc314835510"/>
+      <w:bookmarkStart w:id="31" w:name="_Toc243045309"/>
       <w:r>
         <w:t>Назначение с</w:t>
       </w:r>
       <w:r>
         <w:t>истемы</w:t>
       </w:r>
-      <w:bookmarkEnd w:id="24"/>
-      <w:bookmarkEnd w:id="25"/>
-      <w:bookmarkEnd w:id="26"/>
+      <w:bookmarkEnd w:id="29"/>
+      <w:bookmarkEnd w:id="30"/>
+      <w:bookmarkEnd w:id="31"/>
     </w:p>
     <w:p>
       <w:pPr>
@@ -7052,18 +6757,18 @@
       <w:pPr>
         <w:pStyle w:val="2"/>
       </w:pPr>
-      <w:bookmarkStart w:id="27" w:name="_Toc117498014"/>
-      <w:bookmarkStart w:id="28" w:name="_Toc314835511"/>
-      <w:bookmarkStart w:id="29" w:name="_Toc109900567"/>
+      <w:bookmarkStart w:id="32" w:name="_Toc117498014"/>
+      <w:bookmarkStart w:id="33" w:name="_Toc314835511"/>
+      <w:bookmarkStart w:id="34" w:name="_Toc243045310"/>
       <w:r>
         <w:t>Цели создания с</w:t>
       </w:r>
       <w:r>
         <w:t>истемы</w:t>
       </w:r>
-      <w:bookmarkEnd w:id="27"/>
-      <w:bookmarkEnd w:id="28"/>
-      <w:bookmarkEnd w:id="29"/>
+      <w:bookmarkEnd w:id="32"/>
+      <w:bookmarkEnd w:id="33"/>
+      <w:bookmarkEnd w:id="34"/>
     </w:p>
     <w:p>
       <w:pPr>
@@ -7448,14 +7153,14 @@
       <w:pPr>
         <w:pStyle w:val="1"/>
       </w:pPr>
-      <w:bookmarkStart w:id="30" w:name="_Toc109900568"/>
-      <w:bookmarkStart w:id="31" w:name="_Toc109367715"/>
-      <w:bookmarkStart w:id="32" w:name="_Toc314835515"/>
+      <w:bookmarkStart w:id="35" w:name="_Toc109367715"/>
+      <w:bookmarkStart w:id="36" w:name="_Toc314835515"/>
+      <w:bookmarkStart w:id="37" w:name="_Toc243045311"/>
       <w:r>
         <w:lastRenderedPageBreak/>
         <w:t>Характеристика объектов автоматизации</w:t>
       </w:r>
-      <w:bookmarkEnd w:id="30"/>
+      <w:bookmarkEnd w:id="37"/>
     </w:p>
     <w:p>
       <w:pPr>
@@ -7509,7 +7214,7 @@
           <w:rStyle w:val="afff3"/>
         </w:rPr>
       </w:pPr>
-      <w:bookmarkStart w:id="33" w:name="_Toc314835516"/>
+      <w:bookmarkStart w:id="38" w:name="_Toc314835516"/>
       <w:r>
         <w:rPr>
           <w:rStyle w:val="afff3"/>
@@ -7521,12 +7226,12 @@
       <w:pPr>
         <w:pStyle w:val="2"/>
       </w:pPr>
-      <w:bookmarkStart w:id="34" w:name="_Toc109900569"/>
+      <w:bookmarkStart w:id="39" w:name="_Toc243045312"/>
       <w:r>
         <w:t>Краткие сведения об объекте автоматизации</w:t>
       </w:r>
-      <w:bookmarkEnd w:id="33"/>
-      <w:bookmarkEnd w:id="34"/>
+      <w:bookmarkEnd w:id="38"/>
+      <w:bookmarkEnd w:id="39"/>
     </w:p>
     <w:p>
       <w:pPr>
@@ -7575,7 +7280,7 @@
       <w:pPr>
         <w:pStyle w:val="afc"/>
       </w:pPr>
-      <w:bookmarkStart w:id="35" w:name="_Toc314835517"/>
+      <w:bookmarkStart w:id="40" w:name="_Toc314835517"/>
       <w:r>
         <w:t xml:space="preserve">Особенностями бизнес-процессов, производственных и хозяйственных задач </w:t>
       </w:r>
@@ -7600,7 +7305,7 @@
       <w:r>
         <w:t>:</w:t>
       </w:r>
-      <w:bookmarkEnd w:id="35"/>
+      <w:bookmarkEnd w:id="40"/>
     </w:p>
     <w:p>
       <w:pPr>
@@ -7735,16 +7440,16 @@
       <w:pPr>
         <w:pStyle w:val="2"/>
       </w:pPr>
-      <w:bookmarkStart w:id="36" w:name="_Toc117498017"/>
-      <w:bookmarkStart w:id="37" w:name="_Toc314835519"/>
-      <w:bookmarkStart w:id="38" w:name="_Toc109900570"/>
+      <w:bookmarkStart w:id="41" w:name="_Toc117498017"/>
+      <w:bookmarkStart w:id="42" w:name="_Toc314835519"/>
+      <w:bookmarkStart w:id="43" w:name="_Toc243045313"/>
       <w:r>
         <w:lastRenderedPageBreak/>
         <w:t>Сведения об условиях эксплуатации</w:t>
       </w:r>
-      <w:bookmarkEnd w:id="36"/>
-      <w:bookmarkEnd w:id="37"/>
-      <w:bookmarkEnd w:id="38"/>
+      <w:bookmarkEnd w:id="41"/>
+      <w:bookmarkEnd w:id="42"/>
+      <w:bookmarkEnd w:id="43"/>
     </w:p>
     <w:p>
       <w:pPr>
@@ -7760,7 +7465,6 @@
       <w:r>
         <w:t>%.</w:t>
       </w:r>
-      <w:bookmarkStart w:id="39" w:name="_Toc109900571"/>
       <w:r>
         <w:t>Требования</w:t>
       </w:r>
@@ -7768,37 +7472,36 @@
       <w:r>
         <w:t xml:space="preserve"> к системе</w:t>
       </w:r>
-      <w:bookmarkEnd w:id="39"/>
     </w:p>
     <w:p>
       <w:pPr>
         <w:pStyle w:val="1"/>
         <w:ind w:left="431" w:hanging="431"/>
       </w:pPr>
-      <w:bookmarkStart w:id="40" w:name="_Toc117498019"/>
-      <w:bookmarkStart w:id="41" w:name="_Toc314835521"/>
-      <w:bookmarkStart w:id="42" w:name="_Toc109900572"/>
+      <w:bookmarkStart w:id="44" w:name="_Toc117498019"/>
+      <w:bookmarkStart w:id="45" w:name="_Toc314835521"/>
+      <w:bookmarkStart w:id="46" w:name="_Toc243045314"/>
       <w:r>
         <w:lastRenderedPageBreak/>
         <w:t>Требования к системе в целом</w:t>
       </w:r>
-      <w:bookmarkEnd w:id="40"/>
-      <w:bookmarkEnd w:id="41"/>
-      <w:bookmarkEnd w:id="42"/>
-    </w:p>
-    <w:p>
-      <w:pPr>
-        <w:pStyle w:val="3"/>
-      </w:pPr>
-      <w:bookmarkStart w:id="43" w:name="_Toc117498020"/>
-      <w:bookmarkStart w:id="44" w:name="_Toc314835522"/>
-      <w:bookmarkStart w:id="45" w:name="_Toc109900573"/>
-      <w:r>
-        <w:t>Требования к структуре и функционированию системы</w:t>
-      </w:r>
-      <w:bookmarkEnd w:id="43"/>
       <w:bookmarkEnd w:id="44"/>
       <w:bookmarkEnd w:id="45"/>
+      <w:bookmarkEnd w:id="46"/>
+    </w:p>
+    <w:p>
+      <w:pPr>
+        <w:pStyle w:val="3"/>
+      </w:pPr>
+      <w:bookmarkStart w:id="47" w:name="_Toc117498020"/>
+      <w:bookmarkStart w:id="48" w:name="_Toc314835522"/>
+      <w:bookmarkStart w:id="49" w:name="_Toc243045315"/>
+      <w:r>
+        <w:t>Требования к структуре и функционированию системы</w:t>
+      </w:r>
+      <w:bookmarkEnd w:id="47"/>
+      <w:bookmarkEnd w:id="48"/>
+      <w:bookmarkEnd w:id="49"/>
       <w:r>
         <w:t xml:space="preserve"> </w:t>
       </w:r>
@@ -8133,7 +7836,7 @@
         <w:lastRenderedPageBreak/>
         <w:t xml:space="preserve">Таблица </w:t>
       </w:r>
-      <w:bookmarkStart w:id="46" w:name="Назначение_подсистем"/>
+      <w:bookmarkStart w:id="50" w:name="Назначение_подсистем"/>
       <w:r>
         <w:rPr>
           <w:i/>
@@ -8165,7 +7868,7 @@
         </w:rPr>
         <w:fldChar w:fldCharType="end"/>
       </w:r>
-      <w:bookmarkEnd w:id="46"/>
+      <w:bookmarkEnd w:id="50"/>
       <w:r>
         <w:rPr>
           <w:i/>
@@ -8642,11 +8345,11 @@
       <w:pPr>
         <w:pStyle w:val="3"/>
       </w:pPr>
-      <w:bookmarkStart w:id="47" w:name="_Toc109900574"/>
+      <w:bookmarkStart w:id="51" w:name="_Toc243045316"/>
       <w:r>
         <w:t>Требования к способам и средствам связи для информационного обмена между компонентами системы</w:t>
       </w:r>
-      <w:bookmarkEnd w:id="47"/>
+      <w:bookmarkEnd w:id="51"/>
     </w:p>
     <w:p>
       <w:pPr>
@@ -8660,13 +8363,13 @@
       <w:pPr>
         <w:pStyle w:val="3"/>
       </w:pPr>
-      <w:bookmarkStart w:id="48" w:name="_Toc117498022"/>
-      <w:bookmarkStart w:id="49" w:name="_Toc109900575"/>
+      <w:bookmarkStart w:id="52" w:name="_Toc117498022"/>
+      <w:bookmarkStart w:id="53" w:name="_Toc243045317"/>
       <w:r>
         <w:t>Требования к характеристикам взаимосвязей создаваемой системы со смежными системами</w:t>
       </w:r>
-      <w:bookmarkEnd w:id="48"/>
-      <w:bookmarkEnd w:id="49"/>
+      <w:bookmarkEnd w:id="52"/>
+      <w:bookmarkEnd w:id="53"/>
       <w:r>
         <w:t xml:space="preserve"> </w:t>
       </w:r>
@@ -8800,11 +8503,11 @@
       <w:pPr>
         <w:pStyle w:val="3"/>
       </w:pPr>
-      <w:bookmarkStart w:id="50" w:name="_Toc109900576"/>
+      <w:bookmarkStart w:id="54" w:name="_Toc243045318"/>
       <w:r>
         <w:t>Требования к режимам функционирования системы</w:t>
       </w:r>
-      <w:bookmarkEnd w:id="50"/>
+      <w:bookmarkEnd w:id="54"/>
     </w:p>
     <w:p>
       <w:pPr>
@@ -8818,11 +8521,11 @@
       <w:pPr>
         <w:pStyle w:val="3"/>
       </w:pPr>
-      <w:bookmarkStart w:id="51" w:name="_Toc109900578"/>
+      <w:bookmarkStart w:id="55" w:name="_Toc243045319"/>
       <w:r>
         <w:t>Перспективы развития. Модернизация Системы</w:t>
       </w:r>
-      <w:bookmarkEnd w:id="51"/>
+      <w:bookmarkEnd w:id="55"/>
     </w:p>
     <w:p>
       <w:pPr>
@@ -8876,19 +8579,19 @@
       <w:pPr>
         <w:pStyle w:val="2"/>
       </w:pPr>
-      <w:bookmarkStart w:id="52" w:name="_Toc109900579"/>
-      <w:bookmarkStart w:id="53" w:name="_Toc118461632"/>
-      <w:bookmarkStart w:id="54" w:name="_Toc314835523"/>
+      <w:bookmarkStart w:id="56" w:name="_Toc118461632"/>
+      <w:bookmarkStart w:id="57" w:name="_Toc314835523"/>
+      <w:bookmarkStart w:id="58" w:name="_Toc243045320"/>
       <w:r>
         <w:t>Общие технические требования к АС</w:t>
       </w:r>
-      <w:bookmarkEnd w:id="52"/>
+      <w:bookmarkEnd w:id="58"/>
     </w:p>
     <w:p>
       <w:pPr>
         <w:pStyle w:val="3"/>
       </w:pPr>
-      <w:bookmarkStart w:id="55" w:name="_Toc109900580"/>
+      <w:bookmarkStart w:id="59" w:name="_Toc243045321"/>
       <w:r>
         <w:t>Требования к численности и квалификации персонала системы и режиму</w:t>
       </w:r>
@@ -8898,9 +8601,9 @@
       <w:r>
         <w:t>его работы</w:t>
       </w:r>
-      <w:bookmarkEnd w:id="53"/>
-      <w:bookmarkEnd w:id="54"/>
-      <w:bookmarkEnd w:id="55"/>
+      <w:bookmarkEnd w:id="56"/>
+      <w:bookmarkEnd w:id="57"/>
+      <w:bookmarkEnd w:id="59"/>
     </w:p>
     <w:p>
       <w:pPr>
@@ -8969,7 +8672,7 @@
         </w:rPr>
         <w:t xml:space="preserve">Таблица </w:t>
       </w:r>
-      <w:bookmarkStart w:id="56" w:name="Подсистемы_и_персонал"/>
+      <w:bookmarkStart w:id="60" w:name="Подсистемы_и_персонал"/>
       <w:r>
         <w:rPr>
           <w:i/>
@@ -9001,7 +8704,7 @@
         </w:rPr>
         <w:fldChar w:fldCharType="end"/>
       </w:r>
-      <w:bookmarkEnd w:id="56"/>
+      <w:bookmarkEnd w:id="60"/>
       <w:r>
         <w:rPr>
           <w:i/>
@@ -9337,55 +9040,55 @@
       <w:pPr>
         <w:pStyle w:val="3"/>
       </w:pPr>
-      <w:bookmarkStart w:id="57" w:name="_Toc118461633"/>
-      <w:bookmarkStart w:id="58" w:name="_Toc314835524"/>
-      <w:bookmarkStart w:id="59" w:name="_Toc109900581"/>
+      <w:bookmarkStart w:id="61" w:name="_Toc118461633"/>
+      <w:bookmarkStart w:id="62" w:name="_Toc314835524"/>
+      <w:bookmarkStart w:id="63" w:name="_Toc243045322"/>
       <w:r>
         <w:t>Показатели назначения</w:t>
       </w:r>
-      <w:bookmarkEnd w:id="57"/>
-      <w:bookmarkEnd w:id="58"/>
-      <w:bookmarkEnd w:id="59"/>
-    </w:p>
-    <w:p>
-      <w:pPr>
-        <w:pStyle w:val="afc"/>
-      </w:pPr>
-      <w:r>
-        <w:t xml:space="preserve">Целевое назначение Системы </w:t>
-      </w:r>
-      <w:r>
-        <w:t>должно сохраняться на протяжение</w:t>
-      </w:r>
-      <w:r>
-        <w:t xml:space="preserve"> всего срока эксплуата</w:t>
-      </w:r>
-      <w:r>
-        <w:t>ции системы. Срок эксплуатации С</w:t>
-      </w:r>
-      <w:r>
-        <w:t>истемы определяется сроком устойчивой работы аппаратных средств вычислительных комплексов, своевременным проведением работ по замене (обновлении) аппаратных средств, по сопровождению программного обеспечения системы и его модернизации. При условии постоянного выполнения</w:t>
-      </w:r>
-      <w:r>
-        <w:t xml:space="preserve"> этих работ целевое назначение С</w:t>
-      </w:r>
-      <w:r>
-        <w:t>истемы должно сохраняться неограниченно долго.</w:t>
-      </w:r>
-    </w:p>
-    <w:p>
-      <w:pPr>
-        <w:pStyle w:val="3"/>
-      </w:pPr>
-      <w:bookmarkStart w:id="60" w:name="_Toc118461634"/>
-      <w:bookmarkStart w:id="61" w:name="_Toc314835525"/>
-      <w:bookmarkStart w:id="62" w:name="_Toc109900582"/>
-      <w:r>
-        <w:t>Требования к надежности</w:t>
-      </w:r>
-      <w:bookmarkEnd w:id="60"/>
       <w:bookmarkEnd w:id="61"/>
       <w:bookmarkEnd w:id="62"/>
+      <w:bookmarkEnd w:id="63"/>
+    </w:p>
+    <w:p>
+      <w:pPr>
+        <w:pStyle w:val="afc"/>
+      </w:pPr>
+      <w:r>
+        <w:t xml:space="preserve">Целевое назначение Системы </w:t>
+      </w:r>
+      <w:r>
+        <w:t>должно сохраняться на протяжение</w:t>
+      </w:r>
+      <w:r>
+        <w:t xml:space="preserve"> всего срока эксплуата</w:t>
+      </w:r>
+      <w:r>
+        <w:t>ции системы. Срок эксплуатации С</w:t>
+      </w:r>
+      <w:r>
+        <w:t>истемы определяется сроком устойчивой работы аппаратных средств вычислительных комплексов, своевременным проведением работ по замене (обновлении) аппаратных средств, по сопровождению программного обеспечения системы и его модернизации. При условии постоянного выполнения</w:t>
+      </w:r>
+      <w:r>
+        <w:t xml:space="preserve"> этих работ целевое назначение С</w:t>
+      </w:r>
+      <w:r>
+        <w:t>истемы должно сохраняться неограниченно долго.</w:t>
+      </w:r>
+    </w:p>
+    <w:p>
+      <w:pPr>
+        <w:pStyle w:val="3"/>
+      </w:pPr>
+      <w:bookmarkStart w:id="64" w:name="_Toc118461634"/>
+      <w:bookmarkStart w:id="65" w:name="_Toc314835525"/>
+      <w:bookmarkStart w:id="66" w:name="_Toc243045323"/>
+      <w:r>
+        <w:t>Требования к надежности</w:t>
+      </w:r>
+      <w:bookmarkEnd w:id="64"/>
+      <w:bookmarkEnd w:id="65"/>
+      <w:bookmarkEnd w:id="66"/>
     </w:p>
     <w:p>
       <w:pPr>
@@ -9440,51 +9143,51 @@
       <w:pPr>
         <w:pStyle w:val="3"/>
       </w:pPr>
-      <w:bookmarkStart w:id="63" w:name="_Toc118461635"/>
-      <w:bookmarkStart w:id="64" w:name="_Toc314835526"/>
-      <w:bookmarkStart w:id="65" w:name="_Toc109900583"/>
+      <w:bookmarkStart w:id="67" w:name="_Toc118461635"/>
+      <w:bookmarkStart w:id="68" w:name="_Toc314835526"/>
+      <w:bookmarkStart w:id="69" w:name="_Toc243045324"/>
       <w:r>
         <w:t>Требования безопасности</w:t>
       </w:r>
-      <w:bookmarkEnd w:id="63"/>
-      <w:bookmarkEnd w:id="64"/>
-      <w:bookmarkEnd w:id="65"/>
-    </w:p>
-    <w:p>
-      <w:pPr>
-        <w:pStyle w:val="afc"/>
-      </w:pPr>
-      <w:r>
-        <w:t>Защита технических средств Системы от воздействий электрического тока, электромагнитных полей, акустических шумов и т.п. должна осуществляться специальными службами в соответ</w:t>
-      </w:r>
-      <w:r>
-        <w:t>ствие</w:t>
-      </w:r>
-      <w:r>
-        <w:t xml:space="preserve"> с требованиями по эксплуатации, предъявляемыми к соответствующему оборудованию.</w:t>
-      </w:r>
-    </w:p>
-    <w:p>
-      <w:pPr>
-        <w:pStyle w:val="afc"/>
-      </w:pPr>
-      <w:r>
-        <w:t>Защита технических средств Системы от воздействий электрического тока, электромагнитных полей, акустических шумов и т.п. должна быть достаточной для эффективного выполнения техническими средствами системы своего назначения при функционировании.</w:t>
-      </w:r>
-    </w:p>
-    <w:p>
-      <w:pPr>
-        <w:pStyle w:val="3"/>
-      </w:pPr>
-      <w:bookmarkStart w:id="66" w:name="_Toc118461636"/>
-      <w:bookmarkStart w:id="67" w:name="_Toc314835527"/>
-      <w:bookmarkStart w:id="68" w:name="_Toc109900584"/>
-      <w:r>
-        <w:t>Требования к эргономике и технической эстетике</w:t>
-      </w:r>
-      <w:bookmarkEnd w:id="66"/>
       <w:bookmarkEnd w:id="67"/>
       <w:bookmarkEnd w:id="68"/>
+      <w:bookmarkEnd w:id="69"/>
+    </w:p>
+    <w:p>
+      <w:pPr>
+        <w:pStyle w:val="afc"/>
+      </w:pPr>
+      <w:r>
+        <w:t>Защита технических средств Системы от воздействий электрического тока, электромагнитных полей, акустических шумов и т.п. должна осуществляться специальными службами в соответ</w:t>
+      </w:r>
+      <w:r>
+        <w:t>ствие</w:t>
+      </w:r>
+      <w:r>
+        <w:t xml:space="preserve"> с требованиями по эксплуатации, предъявляемыми к соответствующему оборудованию.</w:t>
+      </w:r>
+    </w:p>
+    <w:p>
+      <w:pPr>
+        <w:pStyle w:val="afc"/>
+      </w:pPr>
+      <w:r>
+        <w:t>Защита технических средств Системы от воздействий электрического тока, электромагнитных полей, акустических шумов и т.п. должна быть достаточной для эффективного выполнения техническими средствами системы своего назначения при функционировании.</w:t>
+      </w:r>
+    </w:p>
+    <w:p>
+      <w:pPr>
+        <w:pStyle w:val="3"/>
+      </w:pPr>
+      <w:bookmarkStart w:id="70" w:name="_Toc118461636"/>
+      <w:bookmarkStart w:id="71" w:name="_Toc314835527"/>
+      <w:bookmarkStart w:id="72" w:name="_Toc243045325"/>
+      <w:r>
+        <w:t>Требования к эргономике и технической эстетике</w:t>
+      </w:r>
+      <w:bookmarkEnd w:id="70"/>
+      <w:bookmarkEnd w:id="71"/>
+      <w:bookmarkEnd w:id="72"/>
     </w:p>
     <w:p>
       <w:pPr>
@@ -9510,15 +9213,15 @@
       <w:pPr>
         <w:pStyle w:val="3"/>
       </w:pPr>
-      <w:bookmarkStart w:id="69" w:name="_Toc118461639"/>
-      <w:bookmarkStart w:id="70" w:name="_Toc314835530"/>
-      <w:bookmarkStart w:id="71" w:name="_Toc109900587"/>
+      <w:bookmarkStart w:id="73" w:name="_Toc118461639"/>
+      <w:bookmarkStart w:id="74" w:name="_Toc314835530"/>
+      <w:bookmarkStart w:id="75" w:name="_Toc243045326"/>
       <w:r>
         <w:t>Требования к защите информации от несанкционированного доступа</w:t>
       </w:r>
-      <w:bookmarkEnd w:id="69"/>
-      <w:bookmarkEnd w:id="70"/>
-      <w:bookmarkEnd w:id="71"/>
+      <w:bookmarkEnd w:id="73"/>
+      <w:bookmarkEnd w:id="74"/>
+      <w:bookmarkEnd w:id="75"/>
     </w:p>
     <w:p>
       <w:pPr>
@@ -9634,69 +9337,69 @@
       <w:pPr>
         <w:pStyle w:val="3"/>
       </w:pPr>
-      <w:bookmarkStart w:id="72" w:name="_Toc118461640"/>
-      <w:bookmarkStart w:id="73" w:name="_Toc314835531"/>
-      <w:bookmarkStart w:id="74" w:name="_Toc109900588"/>
+      <w:bookmarkStart w:id="76" w:name="_Toc118461640"/>
+      <w:bookmarkStart w:id="77" w:name="_Toc314835531"/>
+      <w:bookmarkStart w:id="78" w:name="_Toc243045327"/>
       <w:r>
         <w:t>Требования по сохранности информации</w:t>
       </w:r>
-      <w:bookmarkEnd w:id="72"/>
-      <w:bookmarkEnd w:id="73"/>
-      <w:bookmarkEnd w:id="74"/>
-    </w:p>
-    <w:p>
-      <w:pPr>
-        <w:pStyle w:val="afc"/>
-      </w:pPr>
-      <w:r>
-        <w:t>При сбоях и ошибках в Системе д</w:t>
-      </w:r>
-      <w:r>
-        <w:t>олжн</w:t>
-      </w:r>
-      <w:r>
-        <w:t>а</w:t>
-      </w:r>
-      <w:r>
-        <w:t xml:space="preserve"> быть обеспечена сохранность </w:t>
-      </w:r>
-      <w:r>
-        <w:t>информации</w:t>
-      </w:r>
-      <w:r>
-        <w:t>.</w:t>
-      </w:r>
-    </w:p>
-    <w:p>
-      <w:pPr>
-        <w:pStyle w:val="afc"/>
-      </w:pPr>
-      <w:r>
-        <w:t>В состав эксплуатационной документации должен входить регламент, определяющий процедуры резервного копирования, восстановления дан</w:t>
-      </w:r>
-      <w:r>
-        <w:t>ных и программного обеспечения.</w:t>
-      </w:r>
-    </w:p>
-    <w:p>
-      <w:pPr>
-        <w:pStyle w:val="2"/>
-      </w:pPr>
-      <w:bookmarkStart w:id="75" w:name="_Toc118461644"/>
-      <w:bookmarkStart w:id="76" w:name="_Toc314835536"/>
-      <w:bookmarkStart w:id="77" w:name="_Toc109900593"/>
-      <w:r>
-        <w:t>Треб</w:t>
-      </w:r>
-      <w:r>
-        <w:t>ования к функциям, выполняемым С</w:t>
-      </w:r>
-      <w:r>
-        <w:t>истемой</w:t>
-      </w:r>
-      <w:bookmarkEnd w:id="75"/>
       <w:bookmarkEnd w:id="76"/>
       <w:bookmarkEnd w:id="77"/>
+      <w:bookmarkEnd w:id="78"/>
+    </w:p>
+    <w:p>
+      <w:pPr>
+        <w:pStyle w:val="afc"/>
+      </w:pPr>
+      <w:r>
+        <w:t>При сбоях и ошибках в Системе д</w:t>
+      </w:r>
+      <w:r>
+        <w:t>олжн</w:t>
+      </w:r>
+      <w:r>
+        <w:t>а</w:t>
+      </w:r>
+      <w:r>
+        <w:t xml:space="preserve"> быть обеспечена сохранность </w:t>
+      </w:r>
+      <w:r>
+        <w:t>информации</w:t>
+      </w:r>
+      <w:r>
+        <w:t>.</w:t>
+      </w:r>
+    </w:p>
+    <w:p>
+      <w:pPr>
+        <w:pStyle w:val="afc"/>
+      </w:pPr>
+      <w:r>
+        <w:t>В состав эксплуатационной документации должен входить регламент, определяющий процедуры резервного копирования, восстановления дан</w:t>
+      </w:r>
+      <w:r>
+        <w:t>ных и программного обеспечения.</w:t>
+      </w:r>
+    </w:p>
+    <w:p>
+      <w:pPr>
+        <w:pStyle w:val="2"/>
+      </w:pPr>
+      <w:bookmarkStart w:id="79" w:name="_Toc118461644"/>
+      <w:bookmarkStart w:id="80" w:name="_Toc314835536"/>
+      <w:bookmarkStart w:id="81" w:name="_Toc243045328"/>
+      <w:r>
+        <w:t>Треб</w:t>
+      </w:r>
+      <w:r>
+        <w:t>ования к функциям, выполняемым С</w:t>
+      </w:r>
+      <w:r>
+        <w:t>истемой</w:t>
+      </w:r>
+      <w:bookmarkEnd w:id="79"/>
+      <w:bookmarkEnd w:id="80"/>
+      <w:bookmarkEnd w:id="81"/>
     </w:p>
     <w:p>
       <w:pPr>
@@ -10645,15 +10348,15 @@
       <w:pPr>
         <w:pStyle w:val="3"/>
       </w:pPr>
-      <w:bookmarkStart w:id="78" w:name="_Toc90979758"/>
-      <w:bookmarkStart w:id="79" w:name="_Toc234319217"/>
-      <w:bookmarkStart w:id="80" w:name="_Toc109900594"/>
+      <w:bookmarkStart w:id="82" w:name="_Toc90979758"/>
+      <w:bookmarkStart w:id="83" w:name="_Toc234319217"/>
+      <w:bookmarkStart w:id="84" w:name="_Toc243045329"/>
       <w:r>
         <w:t>Требования к составу и форме представления выходной информации</w:t>
       </w:r>
-      <w:bookmarkEnd w:id="78"/>
-      <w:bookmarkEnd w:id="79"/>
-      <w:bookmarkEnd w:id="80"/>
+      <w:bookmarkEnd w:id="82"/>
+      <w:bookmarkEnd w:id="83"/>
+      <w:bookmarkEnd w:id="84"/>
     </w:p>
     <w:p>
       <w:pPr>
@@ -10684,10 +10387,7 @@
         <w:pStyle w:val="afc"/>
       </w:pPr>
       <w:r>
-        <w:t>Отчёты по сделкам</w:t>
-      </w:r>
-      <w:r>
-        <w:t>;</w:t>
+        <w:t>Отчёты по сделкам;</w:t>
       </w:r>
     </w:p>
     <w:p>
@@ -10695,10 +10395,7 @@
         <w:pStyle w:val="afc"/>
       </w:pPr>
       <w:r>
-        <w:t>Отчёты по позициям</w:t>
-      </w:r>
-      <w:r>
-        <w:t>;</w:t>
+        <w:t>Отчёты по позициям;</w:t>
       </w:r>
     </w:p>
     <w:p>
@@ -10706,23 +10403,20 @@
         <w:pStyle w:val="afc"/>
       </w:pPr>
       <w:r>
-        <w:t xml:space="preserve">Отчёты по </w:t>
-      </w:r>
-      <w:r>
-        <w:t>остаткам.</w:t>
+        <w:t>Отчёты по остаткам.</w:t>
       </w:r>
     </w:p>
     <w:p>
       <w:pPr>
         <w:pStyle w:val="3"/>
       </w:pPr>
-      <w:bookmarkStart w:id="81" w:name="_Toc234319218"/>
-      <w:bookmarkStart w:id="82" w:name="_Toc109900595"/>
+      <w:bookmarkStart w:id="85" w:name="_Toc234319218"/>
+      <w:bookmarkStart w:id="86" w:name="_Toc243045330"/>
       <w:r>
         <w:t>Требования к составу входной информации</w:t>
       </w:r>
-      <w:bookmarkEnd w:id="81"/>
-      <w:bookmarkEnd w:id="82"/>
+      <w:bookmarkEnd w:id="85"/>
+      <w:bookmarkEnd w:id="86"/>
     </w:p>
     <w:p>
       <w:pPr>
@@ -10741,22 +10435,26 @@
         </w:numPr>
       </w:pPr>
       <w:r>
-        <w:t>Данные о сделках из FX Deals и MM Deals.</w:t>
-      </w:r>
-      <w:r>
-        <w:t xml:space="preserve"> </w:t>
-      </w:r>
-      <w:r>
-        <w:t>Данные должны передаваться автоматически посредств</w:t>
-      </w:r>
-      <w:r>
-        <w:t>о</w:t>
-      </w:r>
-      <w:r>
-        <w:t>м Системы</w:t>
-      </w:r>
-      <w:r>
-        <w:t>;</w:t>
+        <w:t xml:space="preserve">Данные о сделках из FX </w:t>
+      </w:r>
+      <w:proofErr w:type="spellStart"/>
+      <w:r>
+        <w:t>Deals</w:t>
+      </w:r>
+      <w:proofErr w:type="spellEnd"/>
+      <w:r>
+        <w:t xml:space="preserve"> и MM </w:t>
+      </w:r>
+      <w:proofErr w:type="spellStart"/>
+      <w:r>
+        <w:t>Deals</w:t>
+      </w:r>
+      <w:proofErr w:type="spellEnd"/>
+      <w:r>
+        <w:t>.</w:t>
+      </w:r>
+      <w:r>
+        <w:t xml:space="preserve"> Данные должны передаваться автоматически посредством Системы;</w:t>
       </w:r>
     </w:p>
     <w:p>
@@ -10774,26 +10472,20 @@
         <w:t xml:space="preserve"> </w:t>
       </w:r>
       <w:r>
-        <w:t>Данные должны передаваться автоматически посредств</w:t>
-      </w:r>
-      <w:r>
-        <w:t>о</w:t>
-      </w:r>
-      <w:r>
-        <w:t>м Системы.</w:t>
+        <w:t>Данные должны передаваться автоматически посредством Системы.</w:t>
       </w:r>
     </w:p>
     <w:p>
       <w:pPr>
         <w:pStyle w:val="3"/>
       </w:pPr>
-      <w:bookmarkStart w:id="83" w:name="_Toc234319219"/>
-      <w:bookmarkStart w:id="84" w:name="_Toc109900596"/>
+      <w:bookmarkStart w:id="87" w:name="_Toc234319219"/>
+      <w:bookmarkStart w:id="88" w:name="_Toc243045331"/>
       <w:r>
         <w:t>Требования к интерфейсу пользователя</w:t>
       </w:r>
-      <w:bookmarkEnd w:id="83"/>
-      <w:bookmarkEnd w:id="84"/>
+      <w:bookmarkEnd w:id="87"/>
+      <w:bookmarkEnd w:id="88"/>
     </w:p>
     <w:p>
       <w:pPr>
@@ -10876,31 +10568,12 @@
       <w:pPr>
         <w:pStyle w:val="2"/>
       </w:pPr>
-      <w:bookmarkStart w:id="85" w:name="_Toc118461645"/>
-      <w:bookmarkStart w:id="86" w:name="_Toc314835540"/>
-      <w:bookmarkStart w:id="87" w:name="_Toc109900597"/>
+      <w:bookmarkStart w:id="89" w:name="_Toc118461645"/>
+      <w:bookmarkStart w:id="90" w:name="_Toc314835540"/>
+      <w:bookmarkStart w:id="91" w:name="_Toc243045332"/>
       <w:r>
         <w:lastRenderedPageBreak/>
         <w:t>Требования к видам обеспечения</w:t>
-      </w:r>
-      <w:bookmarkEnd w:id="85"/>
-      <w:bookmarkEnd w:id="86"/>
-      <w:bookmarkEnd w:id="87"/>
-    </w:p>
-    <w:p>
-      <w:pPr>
-        <w:pStyle w:val="3"/>
-      </w:pPr>
-      <w:bookmarkStart w:id="88" w:name="_Toc117588664"/>
-      <w:bookmarkStart w:id="89" w:name="_Toc118461646"/>
-      <w:bookmarkStart w:id="90" w:name="_Toc314835541"/>
-      <w:bookmarkStart w:id="91" w:name="_Toc109900598"/>
-      <w:r>
-        <w:t xml:space="preserve">Требования к математическому обеспечению </w:t>
-      </w:r>
-      <w:bookmarkEnd w:id="88"/>
-      <w:r>
-        <w:t>системы</w:t>
       </w:r>
       <w:bookmarkEnd w:id="89"/>
       <w:bookmarkEnd w:id="90"/>
@@ -10908,6 +10581,25 @@
     </w:p>
     <w:p>
       <w:pPr>
+        <w:pStyle w:val="3"/>
+      </w:pPr>
+      <w:bookmarkStart w:id="92" w:name="_Toc117588664"/>
+      <w:bookmarkStart w:id="93" w:name="_Toc118461646"/>
+      <w:bookmarkStart w:id="94" w:name="_Toc314835541"/>
+      <w:bookmarkStart w:id="95" w:name="_Toc243045333"/>
+      <w:r>
+        <w:t xml:space="preserve">Требования к математическому обеспечению </w:t>
+      </w:r>
+      <w:bookmarkEnd w:id="92"/>
+      <w:r>
+        <w:t>системы</w:t>
+      </w:r>
+      <w:bookmarkEnd w:id="93"/>
+      <w:bookmarkEnd w:id="94"/>
+      <w:bookmarkEnd w:id="95"/>
+    </w:p>
+    <w:p>
+      <w:pPr>
         <w:pStyle w:val="afc"/>
       </w:pPr>
       <w:r>
@@ -10921,13 +10613,13 @@
       <w:pPr>
         <w:pStyle w:val="3"/>
       </w:pPr>
-      <w:bookmarkStart w:id="92" w:name="_Toc314835542"/>
-      <w:bookmarkStart w:id="93" w:name="_Toc109900599"/>
+      <w:bookmarkStart w:id="96" w:name="_Toc314835542"/>
+      <w:bookmarkStart w:id="97" w:name="_Toc243045334"/>
       <w:r>
         <w:t>Требования к информационному обеспечению системы</w:t>
       </w:r>
-      <w:bookmarkEnd w:id="92"/>
-      <w:bookmarkEnd w:id="93"/>
+      <w:bookmarkEnd w:id="96"/>
+      <w:bookmarkEnd w:id="97"/>
     </w:p>
     <w:p>
       <w:pPr>
@@ -10935,13 +10627,7 @@
         <w:ind w:firstLine="720"/>
       </w:pPr>
       <w:r>
-        <w:t xml:space="preserve">База данных должна </w:t>
-      </w:r>
-      <w:r>
-        <w:t xml:space="preserve">использовать </w:t>
-      </w:r>
-      <w:r>
-        <w:t xml:space="preserve">СУБД: </w:t>
+        <w:t xml:space="preserve">База данных должна использовать СУБД: </w:t>
       </w:r>
       <w:proofErr w:type="spellStart"/>
       <w:r>
@@ -10958,72 +10644,66 @@
         <w:ind w:firstLine="720"/>
       </w:pPr>
       <w:r>
-        <w:t xml:space="preserve">Структура данных: Сделки, Платежи, Позиции, Счета, </w:t>
-      </w:r>
-      <w:r>
-        <w:t>Справочники, Остатки</w:t>
-      </w:r>
-      <w:r>
-        <w:t>.</w:t>
+        <w:t>Структура данных: Сделки, Платежи, Позиции, Счета, Справочники, Остатки.</w:t>
       </w:r>
     </w:p>
     <w:p>
       <w:pPr>
         <w:pStyle w:val="3"/>
       </w:pPr>
-      <w:bookmarkStart w:id="94" w:name="_Toc117588668"/>
-      <w:bookmarkStart w:id="95" w:name="_Toc118461647"/>
-      <w:bookmarkStart w:id="96" w:name="_Toc314835543"/>
-      <w:bookmarkStart w:id="97" w:name="_Toc109900600"/>
+      <w:bookmarkStart w:id="98" w:name="_Toc117588668"/>
+      <w:bookmarkStart w:id="99" w:name="_Toc118461647"/>
+      <w:bookmarkStart w:id="100" w:name="_Toc314835543"/>
+      <w:bookmarkStart w:id="101" w:name="_Toc243045335"/>
       <w:r>
         <w:t>Требования к лингвистическому обеспечению</w:t>
       </w:r>
-      <w:bookmarkEnd w:id="94"/>
+      <w:bookmarkEnd w:id="98"/>
       <w:r>
         <w:t xml:space="preserve"> Системы</w:t>
-      </w:r>
-      <w:bookmarkEnd w:id="95"/>
-      <w:bookmarkEnd w:id="96"/>
-      <w:bookmarkEnd w:id="97"/>
-    </w:p>
-    <w:p>
-      <w:pPr>
-        <w:pStyle w:val="afc"/>
-      </w:pPr>
-      <w:r>
-        <w:t>Язык SQL для манипулирования данными. Языки программи</w:t>
-      </w:r>
-      <w:r>
-        <w:t>рования высокого уровня (Си</w:t>
-      </w:r>
-      <w:r>
-        <w:t>).</w:t>
-      </w:r>
-    </w:p>
-    <w:p>
-      <w:pPr>
-        <w:pStyle w:val="3"/>
-      </w:pPr>
-      <w:bookmarkStart w:id="98" w:name="_Toc117588665"/>
-      <w:bookmarkStart w:id="99" w:name="_Toc118461648"/>
-      <w:bookmarkStart w:id="100" w:name="_Toc314835544"/>
-      <w:bookmarkStart w:id="101" w:name="_Toc109900601"/>
-      <w:r>
-        <w:t>Требования к программному обеспечению</w:t>
-      </w:r>
-      <w:bookmarkEnd w:id="98"/>
-      <w:r>
-        <w:t xml:space="preserve"> </w:t>
-      </w:r>
-      <w:r>
-        <w:t>с</w:t>
-      </w:r>
-      <w:r>
-        <w:t>истемы</w:t>
       </w:r>
       <w:bookmarkEnd w:id="99"/>
       <w:bookmarkEnd w:id="100"/>
       <w:bookmarkEnd w:id="101"/>
+    </w:p>
+    <w:p>
+      <w:pPr>
+        <w:pStyle w:val="afc"/>
+      </w:pPr>
+      <w:r>
+        <w:t>Язык SQL для манипулирования данными. Языки программи</w:t>
+      </w:r>
+      <w:r>
+        <w:t>рования высокого уровня (Си</w:t>
+      </w:r>
+      <w:r>
+        <w:t>).</w:t>
+      </w:r>
+    </w:p>
+    <w:p>
+      <w:pPr>
+        <w:pStyle w:val="3"/>
+      </w:pPr>
+      <w:bookmarkStart w:id="102" w:name="_Toc117588665"/>
+      <w:bookmarkStart w:id="103" w:name="_Toc118461648"/>
+      <w:bookmarkStart w:id="104" w:name="_Toc314835544"/>
+      <w:bookmarkStart w:id="105" w:name="_Toc243045336"/>
+      <w:r>
+        <w:t>Требования к программному обеспечению</w:t>
+      </w:r>
+      <w:bookmarkEnd w:id="102"/>
+      <w:r>
+        <w:t xml:space="preserve"> </w:t>
+      </w:r>
+      <w:r>
+        <w:t>с</w:t>
+      </w:r>
+      <w:r>
+        <w:t>истемы</w:t>
+      </w:r>
+      <w:bookmarkEnd w:id="103"/>
+      <w:bookmarkEnd w:id="104"/>
+      <w:bookmarkEnd w:id="105"/>
     </w:p>
     <w:p>
       <w:pPr>
@@ -11085,14 +10765,14 @@
       <w:pPr>
         <w:pStyle w:val="3"/>
       </w:pPr>
-      <w:bookmarkStart w:id="102" w:name="_Toc117588666"/>
-      <w:bookmarkStart w:id="103" w:name="_Toc118461649"/>
-      <w:bookmarkStart w:id="104" w:name="_Toc314835545"/>
-      <w:bookmarkStart w:id="105" w:name="_Toc109900602"/>
+      <w:bookmarkStart w:id="106" w:name="_Toc117588666"/>
+      <w:bookmarkStart w:id="107" w:name="_Toc118461649"/>
+      <w:bookmarkStart w:id="108" w:name="_Toc314835545"/>
+      <w:bookmarkStart w:id="109" w:name="_Toc243045337"/>
       <w:r>
         <w:t>Требования к техническому обеспечению</w:t>
       </w:r>
-      <w:bookmarkEnd w:id="102"/>
+      <w:bookmarkEnd w:id="106"/>
       <w:r>
         <w:t xml:space="preserve"> </w:t>
       </w:r>
@@ -11102,9 +10782,9 @@
       <w:r>
         <w:t>истемы</w:t>
       </w:r>
-      <w:bookmarkEnd w:id="103"/>
-      <w:bookmarkEnd w:id="104"/>
-      <w:bookmarkEnd w:id="105"/>
+      <w:bookmarkEnd w:id="107"/>
+      <w:bookmarkEnd w:id="108"/>
+      <w:bookmarkEnd w:id="109"/>
     </w:p>
     <w:p>
       <w:pPr>
@@ -11127,10 +10807,7 @@
         </w:numPr>
       </w:pPr>
       <w:r>
-        <w:t>АРМ поль</w:t>
-      </w:r>
-      <w:r>
-        <w:t>зователей: ПК с доступом в сеть;</w:t>
+        <w:t>АРМ пользователей: ПК с доступом в сеть;</w:t>
       </w:r>
     </w:p>
     <w:p>
@@ -11149,15 +10826,15 @@
       <w:pPr>
         <w:pStyle w:val="3"/>
       </w:pPr>
-      <w:bookmarkStart w:id="106" w:name="_Toc314835546"/>
-      <w:bookmarkStart w:id="107" w:name="_Toc109900603"/>
-      <w:bookmarkStart w:id="108" w:name="_Toc117588667"/>
-      <w:bookmarkStart w:id="109" w:name="_Toc118461650"/>
+      <w:bookmarkStart w:id="110" w:name="_Toc314835546"/>
+      <w:bookmarkStart w:id="111" w:name="_Toc117588667"/>
+      <w:bookmarkStart w:id="112" w:name="_Toc118461650"/>
+      <w:bookmarkStart w:id="113" w:name="_Toc243045338"/>
       <w:r>
         <w:t>Требования к метрологическому обеспечению Системы</w:t>
       </w:r>
-      <w:bookmarkEnd w:id="106"/>
-      <w:bookmarkEnd w:id="107"/>
+      <w:bookmarkEnd w:id="110"/>
+      <w:bookmarkEnd w:id="113"/>
     </w:p>
     <w:p>
       <w:pPr>
@@ -11171,18 +10848,18 @@
       <w:pPr>
         <w:pStyle w:val="3"/>
       </w:pPr>
-      <w:bookmarkStart w:id="110" w:name="_Toc314835547"/>
-      <w:bookmarkStart w:id="111" w:name="_Toc109900604"/>
+      <w:bookmarkStart w:id="114" w:name="_Toc314835547"/>
+      <w:bookmarkStart w:id="115" w:name="_Toc243045339"/>
       <w:r>
         <w:t>Требования к организационному обеспечению</w:t>
       </w:r>
-      <w:bookmarkEnd w:id="108"/>
+      <w:bookmarkEnd w:id="111"/>
       <w:r>
         <w:t xml:space="preserve"> системы</w:t>
       </w:r>
-      <w:bookmarkEnd w:id="109"/>
-      <w:bookmarkEnd w:id="110"/>
-      <w:bookmarkEnd w:id="111"/>
+      <w:bookmarkEnd w:id="112"/>
+      <w:bookmarkEnd w:id="114"/>
+      <w:bookmarkEnd w:id="115"/>
     </w:p>
     <w:p>
       <w:pPr>
@@ -11201,13 +10878,13 @@
       <w:pPr>
         <w:pStyle w:val="3"/>
       </w:pPr>
-      <w:bookmarkStart w:id="112" w:name="_Toc314835548"/>
-      <w:bookmarkStart w:id="113" w:name="_Toc109900605"/>
+      <w:bookmarkStart w:id="116" w:name="_Toc314835548"/>
+      <w:bookmarkStart w:id="117" w:name="_Toc243045340"/>
       <w:r>
         <w:t>Требования к методическому обеспечению системы</w:t>
       </w:r>
-      <w:bookmarkEnd w:id="112"/>
-      <w:bookmarkEnd w:id="113"/>
+      <w:bookmarkEnd w:id="116"/>
+      <w:bookmarkEnd w:id="117"/>
     </w:p>
     <w:p>
       <w:pPr>
@@ -11236,9 +10913,9 @@
       <w:pPr>
         <w:pStyle w:val="1"/>
       </w:pPr>
-      <w:bookmarkStart w:id="114" w:name="_Toc118461651"/>
-      <w:bookmarkStart w:id="115" w:name="_Toc314835549"/>
-      <w:bookmarkStart w:id="116" w:name="_Toc109900606"/>
+      <w:bookmarkStart w:id="118" w:name="_Toc118461651"/>
+      <w:bookmarkStart w:id="119" w:name="_Toc314835549"/>
+      <w:bookmarkStart w:id="120" w:name="_Toc243045341"/>
       <w:r>
         <w:lastRenderedPageBreak/>
         <w:t xml:space="preserve">Требования составу и работ по созданию </w:t>
@@ -11249,12 +10926,12 @@
       <w:r>
         <w:t>истемы</w:t>
       </w:r>
-      <w:bookmarkEnd w:id="114"/>
-      <w:bookmarkEnd w:id="115"/>
-      <w:bookmarkEnd w:id="116"/>
+      <w:bookmarkEnd w:id="118"/>
+      <w:bookmarkEnd w:id="119"/>
       <w:r>
         <w:t xml:space="preserve"> (табл.5)</w:t>
       </w:r>
+      <w:bookmarkEnd w:id="120"/>
     </w:p>
     <w:p>
       <w:pPr>
@@ -12604,110 +12281,93 @@
       <w:pPr>
         <w:pStyle w:val="1"/>
       </w:pPr>
-      <w:bookmarkStart w:id="117" w:name="_Toc117588669"/>
-      <w:bookmarkStart w:id="118" w:name="_Toc118461652"/>
-      <w:bookmarkStart w:id="119" w:name="_Toc314835550"/>
-      <w:bookmarkStart w:id="120" w:name="_Toc109900607"/>
+      <w:bookmarkStart w:id="121" w:name="_Toc117588669"/>
+      <w:bookmarkStart w:id="122" w:name="_Toc118461652"/>
+      <w:bookmarkStart w:id="123" w:name="_Toc314835550"/>
+      <w:bookmarkStart w:id="124" w:name="_Toc243045342"/>
       <w:r>
         <w:lastRenderedPageBreak/>
         <w:t>Порядок контроля и приемки системы</w:t>
       </w:r>
-      <w:bookmarkEnd w:id="117"/>
-      <w:bookmarkEnd w:id="118"/>
-      <w:bookmarkEnd w:id="119"/>
-      <w:bookmarkEnd w:id="120"/>
-    </w:p>
-    <w:p>
-      <w:pPr>
-        <w:pStyle w:val="afc"/>
-      </w:pPr>
-      <w:r>
-        <w:t xml:space="preserve">В ходе работы над Системой проводятся предварительные и приёмочные </w:t>
-      </w:r>
-      <w:r>
-        <w:t>испытани</w:t>
-      </w:r>
-      <w:r>
-        <w:t>я.</w:t>
-      </w:r>
-    </w:p>
-    <w:p>
-      <w:pPr>
-        <w:pStyle w:val="afc"/>
-      </w:pPr>
-      <w:r>
-        <w:t xml:space="preserve">Приемочная комиссия: Представители Заказчика и </w:t>
-      </w:r>
-      <w:r>
-        <w:t>Разработчика</w:t>
-      </w:r>
-      <w:r>
-        <w:t>.</w:t>
-      </w:r>
-    </w:p>
-    <w:p>
-      <w:r>
-        <w:t>Документы: Протокол испытаний, Акт приемки.</w:t>
-      </w:r>
-    </w:p>
-    <w:p>
-      <w:pPr>
-        <w:pStyle w:val="afc"/>
-      </w:pPr>
-      <w:r>
-        <w:t>По результатам прием</w:t>
-      </w:r>
-      <w:bookmarkStart w:id="121" w:name="_GoBack"/>
       <w:bookmarkEnd w:id="121"/>
-      <w:r>
-        <w:t xml:space="preserve">ки подписывается акт приемочной комиссии. </w:t>
-      </w:r>
-    </w:p>
-    <w:p>
-      <w:pPr>
-        <w:pStyle w:val="afc"/>
-      </w:pPr>
-      <w:r>
-        <w:t>Статус приемочной комиссии определяется Заказчиком до проведения испытаний.</w:t>
-      </w:r>
-    </w:p>
-    <w:p>
-      <w:pPr>
-        <w:pStyle w:val="1"/>
-      </w:pPr>
-      <w:bookmarkStart w:id="122" w:name="_Toc118461653"/>
-      <w:bookmarkStart w:id="123" w:name="_Toc314835551"/>
-      <w:bookmarkStart w:id="124" w:name="_Toc109900608"/>
-      <w:r>
-        <w:lastRenderedPageBreak/>
-        <w:t>Требования к составу и содержанию работ по подготовке объекта автоматизации к вводу системы в действие</w:t>
-      </w:r>
       <w:bookmarkEnd w:id="122"/>
       <w:bookmarkEnd w:id="123"/>
       <w:bookmarkEnd w:id="124"/>
     </w:p>
     <w:p>
       <w:pPr>
-        <w:spacing w:after="0"/>
-      </w:pPr>
-      <w:r>
-        <w:t>Работа Системы подтверждается на стенде в ходе проведения приёмочных испытаний. Ввод Системы в действие не предусмотрен проектом.</w:t>
+        <w:pStyle w:val="afc"/>
+      </w:pPr>
+      <w:r>
+        <w:t>В ходе работы над Системой проводятся предварительные и приёмочные испытания.</w:t>
+      </w:r>
+    </w:p>
+    <w:p>
+      <w:pPr>
+        <w:pStyle w:val="afc"/>
+      </w:pPr>
+      <w:r>
+        <w:t>Приемочная комиссия: Представители Заказчика и Разработчика.</w:t>
+      </w:r>
+    </w:p>
+    <w:p>
+      <w:r>
+        <w:t>Документы: Протокол испытаний, Акт приемки.</w:t>
+      </w:r>
+    </w:p>
+    <w:p>
+      <w:pPr>
+        <w:pStyle w:val="afc"/>
+      </w:pPr>
+      <w:r>
+        <w:t xml:space="preserve">По результатам приемки подписывается акт приемочной комиссии. </w:t>
+      </w:r>
+    </w:p>
+    <w:p>
+      <w:pPr>
+        <w:pStyle w:val="afc"/>
+      </w:pPr>
+      <w:r>
+        <w:t>Статус приемочной комиссии определяется Заказчиком до проведения испытаний.</w:t>
       </w:r>
     </w:p>
     <w:p>
       <w:pPr>
         <w:pStyle w:val="1"/>
       </w:pPr>
-      <w:bookmarkStart w:id="125" w:name="_Toc118461654"/>
-      <w:bookmarkStart w:id="126" w:name="_Toc314835552"/>
-      <w:bookmarkStart w:id="127" w:name="_Toc109900609"/>
+      <w:bookmarkStart w:id="125" w:name="_Toc118461653"/>
+      <w:bookmarkStart w:id="126" w:name="_Toc314835551"/>
+      <w:bookmarkStart w:id="127" w:name="_Toc243045343"/>
       <w:r>
         <w:lastRenderedPageBreak/>
-        <w:t>Требования к документированию</w:t>
+        <w:t>Требования к составу и содержанию работ по подготовке объекта автоматизации к вводу системы в действие</w:t>
       </w:r>
       <w:bookmarkEnd w:id="125"/>
       <w:bookmarkEnd w:id="126"/>
       <w:bookmarkEnd w:id="127"/>
+    </w:p>
+    <w:p>
+      <w:pPr>
+        <w:spacing w:after="0"/>
+      </w:pPr>
+      <w:r>
+        <w:t>Работа Системы подтверждается на стенде в ходе проведения приёмочных испытаний. Ввод Системы в действие не предусмотрен проектом.</w:t>
+      </w:r>
+    </w:p>
+    <w:p>
+      <w:pPr>
+        <w:pStyle w:val="1"/>
+      </w:pPr>
+      <w:bookmarkStart w:id="128" w:name="_Toc118461654"/>
+      <w:bookmarkStart w:id="129" w:name="_Toc314835552"/>
+      <w:bookmarkStart w:id="130" w:name="_Toc243045344"/>
+      <w:r>
+        <w:lastRenderedPageBreak/>
+        <w:t>Требования к документированию</w:t>
+      </w:r>
+      <w:bookmarkEnd w:id="128"/>
+      <w:bookmarkEnd w:id="129"/>
+      <w:bookmarkEnd w:id="130"/>
     </w:p>
     <w:p>
       <w:pPr>
@@ -12766,18 +12426,18 @@
       <w:pPr>
         <w:pStyle w:val="1"/>
       </w:pPr>
-      <w:bookmarkStart w:id="128" w:name="_Toc118461655"/>
-      <w:bookmarkStart w:id="129" w:name="_Toc314835553"/>
-      <w:bookmarkStart w:id="130" w:name="_Toc109900610"/>
-      <w:bookmarkEnd w:id="31"/>
-      <w:bookmarkEnd w:id="32"/>
+      <w:bookmarkStart w:id="131" w:name="_Toc118461655"/>
+      <w:bookmarkStart w:id="132" w:name="_Toc314835553"/>
+      <w:bookmarkStart w:id="133" w:name="_Toc243045345"/>
+      <w:bookmarkEnd w:id="35"/>
+      <w:bookmarkEnd w:id="36"/>
       <w:r>
         <w:lastRenderedPageBreak/>
         <w:t>Источники разработки</w:t>
       </w:r>
-      <w:bookmarkEnd w:id="128"/>
-      <w:bookmarkEnd w:id="129"/>
-      <w:bookmarkEnd w:id="130"/>
+      <w:bookmarkEnd w:id="131"/>
+      <w:bookmarkEnd w:id="132"/>
+      <w:bookmarkEnd w:id="133"/>
     </w:p>
     <w:p>
       <w:pPr>
@@ -12816,12 +12476,12 @@
           <w:numId w:val="0"/>
         </w:numPr>
       </w:pPr>
-      <w:bookmarkStart w:id="131" w:name="_Toc109900611"/>
+      <w:bookmarkStart w:id="134" w:name="_Toc243045346"/>
       <w:r>
         <w:lastRenderedPageBreak/>
         <w:t>Список использованных источников</w:t>
       </w:r>
-      <w:bookmarkEnd w:id="131"/>
+      <w:bookmarkEnd w:id="134"/>
     </w:p>
     <w:p>
       <w:pPr>
@@ -12859,8 +12519,8 @@
       <w:pPr>
         <w:pStyle w:val="a1"/>
       </w:pPr>
-      <w:bookmarkStart w:id="132" w:name="_Toc109900612"/>
-      <w:bookmarkEnd w:id="132"/>
+      <w:bookmarkStart w:id="135" w:name="_Toc243045347"/>
+      <w:bookmarkEnd w:id="135"/>
     </w:p>
     <w:p>
       <w:pPr>
@@ -12870,12 +12530,12 @@
           <w:numId w:val="0"/>
         </w:numPr>
       </w:pPr>
-      <w:bookmarkStart w:id="133" w:name="_Toc109900613"/>
+      <w:bookmarkStart w:id="136" w:name="_Toc243045348"/>
       <w:r>
         <w:lastRenderedPageBreak/>
         <w:t>Список изменений</w:t>
       </w:r>
-      <w:bookmarkEnd w:id="133"/>
+      <w:bookmarkEnd w:id="136"/>
     </w:p>
     <w:tbl>
       <w:tblPr>
@@ -13227,7 +12887,7 @@
       <w:rPr>
         <w:noProof/>
       </w:rPr>
-      <w:t>19</w:t>
+      <w:t>5</w:t>
     </w:r>
     <w:r>
       <w:fldChar w:fldCharType="end"/>
@@ -13235,7 +12895,7 @@
     <w:r>
       <w:t xml:space="preserve"> из </w:t>
     </w:r>
-    <w:bookmarkStart w:id="134" w:name="общее_количество_страниц"/>
+    <w:bookmarkStart w:id="137" w:name="общее_количество_страниц"/>
     <w:r>
       <w:fldChar w:fldCharType="begin"/>
     </w:r>
@@ -13254,7 +12914,7 @@
     <w:r>
       <w:fldChar w:fldCharType="end"/>
     </w:r>
-    <w:bookmarkEnd w:id="134"/>
+    <w:bookmarkEnd w:id="137"/>
     <w:r>
       <w:t xml:space="preserve"> </w:t>
     </w:r>
